--- a/User Guide/Tabsan-EduSphere-User-Manual.docx
+++ b/User Guide/Tabsan-EduSphere-User-Manual.docx
@@ -2,57 +2,104 @@
 <file path=word/document.xml><?xml version="1.0" encoding="utf-8"?>
 <w:document xmlns:wpc="http://schemas.microsoft.com/office/word/2010/wordprocessingCanvas" xmlns:cx="http://schemas.microsoft.com/office/drawing/2014/chartex" xmlns:cx1="http://schemas.microsoft.com/office/drawing/2015/9/8/chartex" xmlns:cx2="http://schemas.microsoft.com/office/drawing/2015/10/21/chartex" xmlns:cx3="http://schemas.microsoft.com/office/drawing/2016/5/9/chartex" xmlns:cx4="http://schemas.microsoft.com/office/drawing/2016/5/10/chartex" xmlns:cx5="http://schemas.microsoft.com/office/drawing/2016/5/11/chartex" xmlns:cx6="http://schemas.microsoft.com/office/drawing/2016/5/12/chartex" xmlns:cx7="http://schemas.microsoft.com/office/drawing/2016/5/13/chartex" xmlns:cx8="http://schemas.microsoft.com/office/drawing/2016/5/14/chartex" xmlns:mc="http://schemas.openxmlformats.org/markup-compatibility/2006" xmlns:aink="http://schemas.microsoft.com/office/drawing/2016/ink" xmlns:am3d="http://schemas.microsoft.com/office/drawing/2017/model3d" xmlns:o="urn:schemas-microsoft-com:office:office" xmlns:oel="http://schemas.microsoft.com/office/2019/extlst" xmlns:r="http://schemas.openxmlformats.org/officeDocument/2006/relationships" xmlns:m="http://schemas.openxmlformats.org/officeDocument/2006/math" xmlns:v="urn:schemas-microsoft-com:vml" xmlns:wp14="http://schemas.microsoft.com/office/word/2010/wordprocessingDrawing" xmlns:wp="http://schemas.openxmlformats.org/drawingml/2006/wordprocessingDrawing" xmlns:w10="urn:schemas-microsoft-com:office:word" xmlns:w="http://schemas.openxmlformats.org/wordprocessingml/2006/main" xmlns:w14="http://schemas.microsoft.com/office/word/2010/wordml" xmlns:w15="http://schemas.microsoft.com/office/word/2012/wordml" xmlns:w16cex="http://schemas.microsoft.com/office/word/2018/wordml/cex" xmlns:w16cid="http://schemas.microsoft.com/office/word/2016/wordml/cid" xmlns:w16="http://schemas.microsoft.com/office/word/2018/wordml" xmlns:w16du="http://schemas.microsoft.com/office/word/2023/wordml/word16du" xmlns:w16sdtdh="http://schemas.microsoft.com/office/word/2020/wordml/sdtdatahash" xmlns:w16sdtfl="http://schemas.microsoft.com/office/word/2024/wordml/sdtformatlock" xmlns:w16se="http://schemas.microsoft.com/office/word/2015/wordml/symex" xmlns:wpg="http://schemas.microsoft.com/office/word/2010/wordprocessingGroup" xmlns:wpi="http://schemas.microsoft.com/office/word/2010/wordprocessingInk" xmlns:wne="http://schemas.microsoft.com/office/word/2006/wordml" xmlns:wps="http://schemas.microsoft.com/office/word/2010/wordprocessingShape" mc:Ignorable="w14 w15 w16se w16cid w16 w16cex w16sdtdh w16sdtfl w16du wp14">
   <w:body>
-    <w:p>
-      <w:pPr>
-        <w:spacing w:before="600" w:after="300"/>
-      </w:pPr>
-      <w:r>
-        <w:rPr>
-          <w:noProof/>
-        </w:rPr>
-        <w:drawing>
-          <wp:inline distT="0" distB="0" distL="0" distR="0" wp14:anchorId="416B3179" wp14:editId="4855B457">
-            <wp:extent cx="1428750" cy="1047750"/>
-            <wp:effectExtent l="0" t="0" r="0" b="0"/>
-            <wp:docPr id="1" name="logo" descr="Tabsan logo" title="Tabsan logo"/>
-            <wp:cNvGraphicFramePr>
-              <a:graphicFrameLocks xmlns:a="http://schemas.openxmlformats.org/drawingml/2006/main" noChangeAspect="1"/>
-            </wp:cNvGraphicFramePr>
-            <a:graphic xmlns:a="http://schemas.openxmlformats.org/drawingml/2006/main">
-              <a:graphicData uri="http://schemas.openxmlformats.org/drawingml/2006/picture">
-                <pic:pic xmlns:pic="http://schemas.openxmlformats.org/drawingml/2006/picture">
-                  <pic:nvPicPr>
-                    <pic:cNvPr id="1001" name=""/>
-                    <pic:cNvPicPr>
-                      <a:picLocks noChangeAspect="1" noChangeArrowheads="1"/>
-                    </pic:cNvPicPr>
-                  </pic:nvPicPr>
-                  <pic:blipFill>
-                    <a:blip r:embed="rId7"/>
-                    <a:srcRect/>
-                    <a:stretch>
-                      <a:fillRect/>
-                    </a:stretch>
-                  </pic:blipFill>
-                  <pic:spPr bwMode="auto">
-                    <a:xfrm>
-                      <a:off x="0" y="0"/>
-                      <a:ext cx="1428750" cy="1047750"/>
-                    </a:xfrm>
-                    <a:prstGeom prst="rect">
-                      <a:avLst/>
-                    </a:prstGeom>
-                  </pic:spPr>
-                </pic:pic>
-              </a:graphicData>
-            </a:graphic>
-          </wp:inline>
-        </w:drawing>
-      </w:r>
-    </w:p>
-    <w:p>
-      <w:pPr>
-        <w:spacing w:after="60"/>
+    <w:tbl>
+      <w:tblPr>
+        <w:tblW w:w="9412" w:type="dxa"/>
+        <w:tblBorders>
+          <w:top w:val="single" w:sz="4" w:space="0" w:color="auto"/>
+          <w:left w:val="single" w:sz="4" w:space="0" w:color="auto"/>
+          <w:bottom w:val="single" w:sz="4" w:space="0" w:color="auto"/>
+          <w:right w:val="single" w:sz="4" w:space="0" w:color="auto"/>
+          <w:insideH w:val="single" w:sz="4" w:space="0" w:color="auto"/>
+          <w:insideV w:val="single" w:sz="4" w:space="0" w:color="auto"/>
+        </w:tblBorders>
+        <w:tblCellMar>
+          <w:left w:w="10" w:type="dxa"/>
+          <w:right w:w="10" w:type="dxa"/>
+        </w:tblCellMar>
+        <w:tblLook w:val="04A0" w:firstRow="1" w:lastRow="0" w:firstColumn="1" w:lastColumn="0" w:noHBand="0" w:noVBand="1"/>
+      </w:tblPr>
+      <w:tblGrid>
+        <w:gridCol w:w="9412"/>
+      </w:tblGrid>
+      <w:tr>
+        <w:tblPrEx>
+          <w:tblCellMar>
+            <w:top w:w="0" w:type="dxa"/>
+            <w:bottom w:w="0" w:type="dxa"/>
+          </w:tblCellMar>
+        </w:tblPrEx>
+        <w:tc>
+          <w:tcPr>
+            <w:tcW w:w="9412" w:type="dxa"/>
+            <w:tcBorders>
+              <w:top w:val="none" w:sz="0" w:space="0" w:color="FFFFFF"/>
+              <w:left w:val="none" w:sz="0" w:space="0" w:color="FFFFFF"/>
+              <w:bottom w:val="single" w:sz="24" w:space="0" w:color="1590A8"/>
+              <w:right w:val="none" w:sz="0" w:space="0" w:color="FFFFFF"/>
+            </w:tcBorders>
+            <w:shd w:val="clear" w:color="auto" w:fill="0F2A4A"/>
+            <w:tcMar>
+              <w:top w:w="520" w:type="dxa"/>
+              <w:left w:w="400" w:type="dxa"/>
+              <w:bottom w:w="520" w:type="dxa"/>
+              <w:right w:w="400" w:type="dxa"/>
+            </w:tcMar>
+          </w:tcPr>
+          <w:p>
+            <w:pPr>
+              <w:jc w:val="center"/>
+            </w:pPr>
+            <w:r>
+              <w:rPr>
+                <w:noProof/>
+              </w:rPr>
+              <w:drawing>
+                <wp:inline distT="0" distB="0" distL="0" distR="0" wp14:anchorId="2074671B" wp14:editId="2CA443E9">
+                  <wp:extent cx="4095750" cy="1057275"/>
+                  <wp:effectExtent l="0" t="0" r="0" b="0"/>
+                  <wp:docPr id="1" name="logo" descr="Tabsan — Building Next Era of Software" title="Tabsan logo"/>
+                  <wp:cNvGraphicFramePr>
+                    <a:graphicFrameLocks xmlns:a="http://schemas.openxmlformats.org/drawingml/2006/main" noChangeAspect="1"/>
+                  </wp:cNvGraphicFramePr>
+                  <a:graphic xmlns:a="http://schemas.openxmlformats.org/drawingml/2006/main">
+                    <a:graphicData uri="http://schemas.openxmlformats.org/drawingml/2006/picture">
+                      <pic:pic xmlns:pic="http://schemas.openxmlformats.org/drawingml/2006/picture">
+                        <pic:nvPicPr>
+                          <pic:cNvPr id="1001" name=""/>
+                          <pic:cNvPicPr>
+                            <a:picLocks noChangeAspect="1" noChangeArrowheads="1"/>
+                          </pic:cNvPicPr>
+                        </pic:nvPicPr>
+                        <pic:blipFill>
+                          <a:blip r:embed="rId7"/>
+                          <a:srcRect/>
+                          <a:stretch>
+                            <a:fillRect/>
+                          </a:stretch>
+                        </pic:blipFill>
+                        <pic:spPr bwMode="auto">
+                          <a:xfrm>
+                            <a:off x="0" y="0"/>
+                            <a:ext cx="4095750" cy="1057275"/>
+                          </a:xfrm>
+                          <a:prstGeom prst="rect">
+                            <a:avLst/>
+                          </a:prstGeom>
+                        </pic:spPr>
+                      </pic:pic>
+                    </a:graphicData>
+                  </a:graphic>
+                </wp:inline>
+              </w:drawing>
+            </w:r>
+          </w:p>
+        </w:tc>
+      </w:tr>
+    </w:tbl>
+    <w:p>
+      <w:pPr>
+        <w:spacing w:before="560" w:after="60"/>
       </w:pPr>
       <w:r>
         <w:rPr>
@@ -84,7 +131,7 @@
         <w:pBdr>
           <w:bottom w:val="single" w:sz="18" w:space="12" w:color="1590A8"/>
         </w:pBdr>
-        <w:spacing w:after="480"/>
+        <w:spacing w:after="400"/>
       </w:pPr>
       <w:r>
         <w:rPr>
@@ -97,7 +144,7 @@
     </w:p>
     <w:p>
       <w:pPr>
-        <w:spacing w:after="480"/>
+        <w:spacing w:after="400"/>
         <w:jc w:val="center"/>
       </w:pPr>
       <w:r>
@@ -105,8 +152,8 @@
           <w:noProof/>
         </w:rPr>
         <w:drawing>
-          <wp:inline distT="0" distB="0" distL="0" distR="0" wp14:anchorId="1AF44F17" wp14:editId="298AE4E5">
-            <wp:extent cx="5334000" cy="3781425"/>
+          <wp:inline distT="0" distB="0" distL="0" distR="0" wp14:anchorId="34CE17F7" wp14:editId="617A1BCC">
+            <wp:extent cx="4953000" cy="3486150"/>
             <wp:effectExtent l="0" t="0" r="0" b="0"/>
             <wp:docPr id="2" name="hero" descr="The Departments page of the portal" title="Portal screenshot"/>
             <wp:cNvGraphicFramePr>
@@ -131,7 +178,7 @@
                   <pic:spPr bwMode="auto">
                     <a:xfrm>
                       <a:off x="0" y="0"/>
-                      <a:ext cx="5334000" cy="3781425"/>
+                      <a:ext cx="4953000" cy="3486150"/>
                     </a:xfrm>
                     <a:prstGeom prst="rect">
                       <a:avLst/>
@@ -156,7 +203,7 @@
           <w:sz w:val="22"/>
           <w:szCs w:val="22"/>
         </w:rPr>
-        <w:t>Version 1.0</w:t>
+        <w:t>Version 1.1</w:t>
       </w:r>
       <w:r>
         <w:rPr>
@@ -164,7 +211,7 @@
           <w:sz w:val="22"/>
           <w:szCs w:val="22"/>
         </w:rPr>
-        <w:t xml:space="preserve">   ·   9 October 2026</w:t>
+        <w:t xml:space="preserve">   ·   10 October 2026</w:t>
       </w:r>
     </w:p>
     <w:p>
@@ -190,7 +237,7 @@
         <w:pStyle w:val="Heading1"/>
         <w:pageBreakBefore/>
       </w:pPr>
-      <w:bookmarkStart w:id="0" w:name="_Toc242497274"/>
+      <w:bookmarkStart w:id="0" w:name="_Toc242500427"/>
       <w:r>
         <w:t>About This Manual</w:t>
       </w:r>
@@ -201,7 +248,7 @@
         <w:spacing w:after="120" w:line="300" w:lineRule="auto"/>
       </w:pPr>
       <w:r>
-        <w:t>This manual describes Tabsan EduSphere as installed from the main branch on 9 October 2026. Screenshots were captured from the live application using the demonstration data set.</w:t>
+        <w:t>This manual describes Tabsan EduSphere as installed from the main branch on 10 October 2026. Screenshots were captured from the live application using the demonstration data set.</w:t>
       </w:r>
     </w:p>
     <w:tbl>
@@ -514,7 +561,7 @@
                 <w:sz w:val="18"/>
                 <w:szCs w:val="18"/>
               </w:rPr>
-              <w:t>1.0</w:t>
+              <w:t>1.1</w:t>
             </w:r>
           </w:p>
         </w:tc>
@@ -587,7 +634,7 @@
                 <w:sz w:val="18"/>
                 <w:szCs w:val="18"/>
               </w:rPr>
-              <w:t>9 October 2026</w:t>
+              <w:t>10 October 2026</w:t>
             </w:r>
           </w:p>
         </w:tc>
@@ -816,7 +863,7 @@
         <w:pStyle w:val="Heading1"/>
         <w:pageBreakBefore/>
       </w:pPr>
-      <w:bookmarkStart w:id="1" w:name="_Toc242497275"/>
+      <w:bookmarkStart w:id="1" w:name="_Toc242500428"/>
       <w:r>
         <w:t>Contents</w:t>
       </w:r>
@@ -825,7 +872,7 @@
     <w:sdt>
       <w:sdtPr>
         <w:alias w:val="Contents"/>
-        <w:id w:val="-1881237140"/>
+        <w:id w:val="-1074353850"/>
       </w:sdtPr>
       <w:sdtEndPr>
         <w:rPr>
@@ -861,7 +908,7 @@
           <w:r>
             <w:fldChar w:fldCharType="separate"/>
           </w:r>
-          <w:hyperlink w:anchor="_Toc242497274" w:history="1">
+          <w:hyperlink w:anchor="_Toc242500427" w:history="1">
             <w:r>
               <w:rPr>
                 <w:rStyle w:val="Hyperlink"/>
@@ -885,7 +932,7 @@
               <w:rPr>
                 <w:noProof/>
               </w:rPr>
-              <w:instrText xml:space="preserve"> PAGEREF _Toc242497274 \h </w:instrText>
+              <w:instrText xml:space="preserve"> PAGEREF _Toc242500427 \h </w:instrText>
             </w:r>
             <w:r>
               <w:rPr>
@@ -928,7 +975,7 @@
               <w14:ligatures w14:val="standardContextual"/>
             </w:rPr>
           </w:pPr>
-          <w:hyperlink w:anchor="_Toc242497275" w:history="1">
+          <w:hyperlink w:anchor="_Toc242500428" w:history="1">
             <w:r>
               <w:rPr>
                 <w:rStyle w:val="Hyperlink"/>
@@ -952,7 +999,7 @@
               <w:rPr>
                 <w:noProof/>
               </w:rPr>
-              <w:instrText xml:space="preserve"> PAGEREF _Toc242497275 \h </w:instrText>
+              <w:instrText xml:space="preserve"> PAGEREF _Toc242500428 \h </w:instrText>
             </w:r>
             <w:r>
               <w:rPr>
@@ -995,7 +1042,7 @@
               <w14:ligatures w14:val="standardContextual"/>
             </w:rPr>
           </w:pPr>
-          <w:hyperlink w:anchor="_Toc242497276" w:history="1">
+          <w:hyperlink w:anchor="_Toc242500429" w:history="1">
             <w:r>
               <w:rPr>
                 <w:rStyle w:val="Hyperlink"/>
@@ -1019,7 +1066,7 @@
               <w:rPr>
                 <w:noProof/>
               </w:rPr>
-              <w:instrText xml:space="preserve"> PAGEREF _Toc242497276 \h </w:instrText>
+              <w:instrText xml:space="preserve"> PAGEREF _Toc242500429 \h </w:instrText>
             </w:r>
             <w:r>
               <w:rPr>
@@ -1062,7 +1109,7 @@
               <w14:ligatures w14:val="standardContextual"/>
             </w:rPr>
           </w:pPr>
-          <w:hyperlink w:anchor="_Toc242497277" w:history="1">
+          <w:hyperlink w:anchor="_Toc242500430" w:history="1">
             <w:r>
               <w:rPr>
                 <w:rStyle w:val="Hyperlink"/>
@@ -1086,7 +1133,7 @@
               <w:rPr>
                 <w:noProof/>
               </w:rPr>
-              <w:instrText xml:space="preserve"> PAGEREF _Toc242497277 \h </w:instrText>
+              <w:instrText xml:space="preserve"> PAGEREF _Toc242500430 \h </w:instrText>
             </w:r>
             <w:r>
               <w:rPr>
@@ -1129,7 +1176,7 @@
               <w14:ligatures w14:val="standardContextual"/>
             </w:rPr>
           </w:pPr>
-          <w:hyperlink w:anchor="_Toc242497278" w:history="1">
+          <w:hyperlink w:anchor="_Toc242500431" w:history="1">
             <w:r>
               <w:rPr>
                 <w:rStyle w:val="Hyperlink"/>
@@ -1153,7 +1200,7 @@
               <w:rPr>
                 <w:noProof/>
               </w:rPr>
-              <w:instrText xml:space="preserve"> PAGEREF _Toc242497278 \h </w:instrText>
+              <w:instrText xml:space="preserve"> PAGEREF _Toc242500431 \h </w:instrText>
             </w:r>
             <w:r>
               <w:rPr>
@@ -1196,7 +1243,7 @@
               <w14:ligatures w14:val="standardContextual"/>
             </w:rPr>
           </w:pPr>
-          <w:hyperlink w:anchor="_Toc242497279" w:history="1">
+          <w:hyperlink w:anchor="_Toc242500432" w:history="1">
             <w:r>
               <w:rPr>
                 <w:rStyle w:val="Hyperlink"/>
@@ -1220,7 +1267,7 @@
               <w:rPr>
                 <w:noProof/>
               </w:rPr>
-              <w:instrText xml:space="preserve"> PAGEREF _Toc242497279 \h </w:instrText>
+              <w:instrText xml:space="preserve"> PAGEREF _Toc242500432 \h </w:instrText>
             </w:r>
             <w:r>
               <w:rPr>
@@ -1263,7 +1310,7 @@
               <w14:ligatures w14:val="standardContextual"/>
             </w:rPr>
           </w:pPr>
-          <w:hyperlink w:anchor="_Toc242497280" w:history="1">
+          <w:hyperlink w:anchor="_Toc242500433" w:history="1">
             <w:r>
               <w:rPr>
                 <w:rStyle w:val="Hyperlink"/>
@@ -1287,7 +1334,7 @@
               <w:rPr>
                 <w:noProof/>
               </w:rPr>
-              <w:instrText xml:space="preserve"> PAGEREF _Toc242497280 \h </w:instrText>
+              <w:instrText xml:space="preserve"> PAGEREF _Toc242500433 \h </w:instrText>
             </w:r>
             <w:r>
               <w:rPr>
@@ -1330,7 +1377,7 @@
               <w14:ligatures w14:val="standardContextual"/>
             </w:rPr>
           </w:pPr>
-          <w:hyperlink w:anchor="_Toc242497281" w:history="1">
+          <w:hyperlink w:anchor="_Toc242500434" w:history="1">
             <w:r>
               <w:rPr>
                 <w:rStyle w:val="Hyperlink"/>
@@ -1354,7 +1401,7 @@
               <w:rPr>
                 <w:noProof/>
               </w:rPr>
-              <w:instrText xml:space="preserve"> PAGEREF _Toc242497281 \h </w:instrText>
+              <w:instrText xml:space="preserve"> PAGEREF _Toc242500434 \h </w:instrText>
             </w:r>
             <w:r>
               <w:rPr>
@@ -1397,7 +1444,7 @@
               <w14:ligatures w14:val="standardContextual"/>
             </w:rPr>
           </w:pPr>
-          <w:hyperlink w:anchor="_Toc242497282" w:history="1">
+          <w:hyperlink w:anchor="_Toc242500435" w:history="1">
             <w:r>
               <w:rPr>
                 <w:rStyle w:val="Hyperlink"/>
@@ -1421,7 +1468,7 @@
               <w:rPr>
                 <w:noProof/>
               </w:rPr>
-              <w:instrText xml:space="preserve"> PAGEREF _Toc242497282 \h </w:instrText>
+              <w:instrText xml:space="preserve"> PAGEREF _Toc242500435 \h </w:instrText>
             </w:r>
             <w:r>
               <w:rPr>
@@ -1464,7 +1511,7 @@
               <w14:ligatures w14:val="standardContextual"/>
             </w:rPr>
           </w:pPr>
-          <w:hyperlink w:anchor="_Toc242497283" w:history="1">
+          <w:hyperlink w:anchor="_Toc242500436" w:history="1">
             <w:r>
               <w:rPr>
                 <w:rStyle w:val="Hyperlink"/>
@@ -1488,7 +1535,7 @@
               <w:rPr>
                 <w:noProof/>
               </w:rPr>
-              <w:instrText xml:space="preserve"> PAGEREF _Toc242497283 \h </w:instrText>
+              <w:instrText xml:space="preserve"> PAGEREF _Toc242500436 \h </w:instrText>
             </w:r>
             <w:r>
               <w:rPr>
@@ -1531,7 +1578,7 @@
               <w14:ligatures w14:val="standardContextual"/>
             </w:rPr>
           </w:pPr>
-          <w:hyperlink w:anchor="_Toc242497284" w:history="1">
+          <w:hyperlink w:anchor="_Toc242500437" w:history="1">
             <w:r>
               <w:rPr>
                 <w:rStyle w:val="Hyperlink"/>
@@ -1555,7 +1602,7 @@
               <w:rPr>
                 <w:noProof/>
               </w:rPr>
-              <w:instrText xml:space="preserve"> PAGEREF _Toc242497284 \h </w:instrText>
+              <w:instrText xml:space="preserve"> PAGEREF _Toc242500437 \h </w:instrText>
             </w:r>
             <w:r>
               <w:rPr>
@@ -1598,7 +1645,7 @@
               <w14:ligatures w14:val="standardContextual"/>
             </w:rPr>
           </w:pPr>
-          <w:hyperlink w:anchor="_Toc242497285" w:history="1">
+          <w:hyperlink w:anchor="_Toc242500438" w:history="1">
             <w:r>
               <w:rPr>
                 <w:rStyle w:val="Hyperlink"/>
@@ -1622,7 +1669,7 @@
               <w:rPr>
                 <w:noProof/>
               </w:rPr>
-              <w:instrText xml:space="preserve"> PAGEREF _Toc242497285 \h </w:instrText>
+              <w:instrText xml:space="preserve"> PAGEREF _Toc242500438 \h </w:instrText>
             </w:r>
             <w:r>
               <w:rPr>
@@ -1665,7 +1712,7 @@
               <w14:ligatures w14:val="standardContextual"/>
             </w:rPr>
           </w:pPr>
-          <w:hyperlink w:anchor="_Toc242497286" w:history="1">
+          <w:hyperlink w:anchor="_Toc242500439" w:history="1">
             <w:r>
               <w:rPr>
                 <w:rStyle w:val="Hyperlink"/>
@@ -1689,7 +1736,7 @@
               <w:rPr>
                 <w:noProof/>
               </w:rPr>
-              <w:instrText xml:space="preserve"> PAGEREF _Toc242497286 \h </w:instrText>
+              <w:instrText xml:space="preserve"> PAGEREF _Toc242500439 \h </w:instrText>
             </w:r>
             <w:r>
               <w:rPr>
@@ -1732,7 +1779,7 @@
               <w14:ligatures w14:val="standardContextual"/>
             </w:rPr>
           </w:pPr>
-          <w:hyperlink w:anchor="_Toc242497287" w:history="1">
+          <w:hyperlink w:anchor="_Toc242500440" w:history="1">
             <w:r>
               <w:rPr>
                 <w:rStyle w:val="Hyperlink"/>
@@ -1756,7 +1803,7 @@
               <w:rPr>
                 <w:noProof/>
               </w:rPr>
-              <w:instrText xml:space="preserve"> PAGEREF _Toc242497287 \h </w:instrText>
+              <w:instrText xml:space="preserve"> PAGEREF _Toc242500440 \h </w:instrText>
             </w:r>
             <w:r>
               <w:rPr>
@@ -1799,7 +1846,7 @@
               <w14:ligatures w14:val="standardContextual"/>
             </w:rPr>
           </w:pPr>
-          <w:hyperlink w:anchor="_Toc242497288" w:history="1">
+          <w:hyperlink w:anchor="_Toc242500441" w:history="1">
             <w:r>
               <w:rPr>
                 <w:rStyle w:val="Hyperlink"/>
@@ -1823,7 +1870,7 @@
               <w:rPr>
                 <w:noProof/>
               </w:rPr>
-              <w:instrText xml:space="preserve"> PAGEREF _Toc242497288 \h </w:instrText>
+              <w:instrText xml:space="preserve"> PAGEREF _Toc242500441 \h </w:instrText>
             </w:r>
             <w:r>
               <w:rPr>
@@ -1866,7 +1913,7 @@
               <w14:ligatures w14:val="standardContextual"/>
             </w:rPr>
           </w:pPr>
-          <w:hyperlink w:anchor="_Toc242497289" w:history="1">
+          <w:hyperlink w:anchor="_Toc242500442" w:history="1">
             <w:r>
               <w:rPr>
                 <w:rStyle w:val="Hyperlink"/>
@@ -1890,7 +1937,7 @@
               <w:rPr>
                 <w:noProof/>
               </w:rPr>
-              <w:instrText xml:space="preserve"> PAGEREF _Toc242497289 \h </w:instrText>
+              <w:instrText xml:space="preserve"> PAGEREF _Toc242500442 \h </w:instrText>
             </w:r>
             <w:r>
               <w:rPr>
@@ -1933,7 +1980,7 @@
               <w14:ligatures w14:val="standardContextual"/>
             </w:rPr>
           </w:pPr>
-          <w:hyperlink w:anchor="_Toc242497290" w:history="1">
+          <w:hyperlink w:anchor="_Toc242500443" w:history="1">
             <w:r>
               <w:rPr>
                 <w:rStyle w:val="Hyperlink"/>
@@ -1957,7 +2004,7 @@
               <w:rPr>
                 <w:noProof/>
               </w:rPr>
-              <w:instrText xml:space="preserve"> PAGEREF _Toc242497290 \h </w:instrText>
+              <w:instrText xml:space="preserve"> PAGEREF _Toc242500443 \h </w:instrText>
             </w:r>
             <w:r>
               <w:rPr>
@@ -2000,7 +2047,7 @@
               <w14:ligatures w14:val="standardContextual"/>
             </w:rPr>
           </w:pPr>
-          <w:hyperlink w:anchor="_Toc242497291" w:history="1">
+          <w:hyperlink w:anchor="_Toc242500444" w:history="1">
             <w:r>
               <w:rPr>
                 <w:rStyle w:val="Hyperlink"/>
@@ -2024,7 +2071,7 @@
               <w:rPr>
                 <w:noProof/>
               </w:rPr>
-              <w:instrText xml:space="preserve"> PAGEREF _Toc242497291 \h </w:instrText>
+              <w:instrText xml:space="preserve"> PAGEREF _Toc242500444 \h </w:instrText>
             </w:r>
             <w:r>
               <w:rPr>
@@ -2067,7 +2114,7 @@
               <w14:ligatures w14:val="standardContextual"/>
             </w:rPr>
           </w:pPr>
-          <w:hyperlink w:anchor="_Toc242497292" w:history="1">
+          <w:hyperlink w:anchor="_Toc242500445" w:history="1">
             <w:r>
               <w:rPr>
                 <w:rStyle w:val="Hyperlink"/>
@@ -2091,7 +2138,7 @@
               <w:rPr>
                 <w:noProof/>
               </w:rPr>
-              <w:instrText xml:space="preserve"> PAGEREF _Toc242497292 \h </w:instrText>
+              <w:instrText xml:space="preserve"> PAGEREF _Toc242500445 \h </w:instrText>
             </w:r>
             <w:r>
               <w:rPr>
@@ -2134,7 +2181,7 @@
               <w14:ligatures w14:val="standardContextual"/>
             </w:rPr>
           </w:pPr>
-          <w:hyperlink w:anchor="_Toc242497293" w:history="1">
+          <w:hyperlink w:anchor="_Toc242500446" w:history="1">
             <w:r>
               <w:rPr>
                 <w:rStyle w:val="Hyperlink"/>
@@ -2158,7 +2205,7 @@
               <w:rPr>
                 <w:noProof/>
               </w:rPr>
-              <w:instrText xml:space="preserve"> PAGEREF _Toc242497293 \h </w:instrText>
+              <w:instrText xml:space="preserve"> PAGEREF _Toc242500446 \h </w:instrText>
             </w:r>
             <w:r>
               <w:rPr>
@@ -2201,7 +2248,7 @@
               <w14:ligatures w14:val="standardContextual"/>
             </w:rPr>
           </w:pPr>
-          <w:hyperlink w:anchor="_Toc242497294" w:history="1">
+          <w:hyperlink w:anchor="_Toc242500447" w:history="1">
             <w:r>
               <w:rPr>
                 <w:rStyle w:val="Hyperlink"/>
@@ -2225,7 +2272,7 @@
               <w:rPr>
                 <w:noProof/>
               </w:rPr>
-              <w:instrText xml:space="preserve"> PAGEREF _Toc242497294 \h </w:instrText>
+              <w:instrText xml:space="preserve"> PAGEREF _Toc242500447 \h </w:instrText>
             </w:r>
             <w:r>
               <w:rPr>
@@ -2268,7 +2315,7 @@
               <w14:ligatures w14:val="standardContextual"/>
             </w:rPr>
           </w:pPr>
-          <w:hyperlink w:anchor="_Toc242497295" w:history="1">
+          <w:hyperlink w:anchor="_Toc242500448" w:history="1">
             <w:r>
               <w:rPr>
                 <w:rStyle w:val="Hyperlink"/>
@@ -2292,7 +2339,7 @@
               <w:rPr>
                 <w:noProof/>
               </w:rPr>
-              <w:instrText xml:space="preserve"> PAGEREF _Toc242497295 \h </w:instrText>
+              <w:instrText xml:space="preserve"> PAGEREF _Toc242500448 \h </w:instrText>
             </w:r>
             <w:r>
               <w:rPr>
@@ -2335,7 +2382,7 @@
               <w14:ligatures w14:val="standardContextual"/>
             </w:rPr>
           </w:pPr>
-          <w:hyperlink w:anchor="_Toc242497296" w:history="1">
+          <w:hyperlink w:anchor="_Toc242500449" w:history="1">
             <w:r>
               <w:rPr>
                 <w:rStyle w:val="Hyperlink"/>
@@ -2359,7 +2406,7 @@
               <w:rPr>
                 <w:noProof/>
               </w:rPr>
-              <w:instrText xml:space="preserve"> PAGEREF _Toc242497296 \h </w:instrText>
+              <w:instrText xml:space="preserve"> PAGEREF _Toc242500449 \h </w:instrText>
             </w:r>
             <w:r>
               <w:rPr>
@@ -2402,7 +2449,7 @@
               <w14:ligatures w14:val="standardContextual"/>
             </w:rPr>
           </w:pPr>
-          <w:hyperlink w:anchor="_Toc242497297" w:history="1">
+          <w:hyperlink w:anchor="_Toc242500450" w:history="1">
             <w:r>
               <w:rPr>
                 <w:rStyle w:val="Hyperlink"/>
@@ -2426,7 +2473,7 @@
               <w:rPr>
                 <w:noProof/>
               </w:rPr>
-              <w:instrText xml:space="preserve"> PAGEREF _Toc242497297 \h </w:instrText>
+              <w:instrText xml:space="preserve"> PAGEREF _Toc242500450 \h </w:instrText>
             </w:r>
             <w:r>
               <w:rPr>
@@ -2469,7 +2516,7 @@
               <w14:ligatures w14:val="standardContextual"/>
             </w:rPr>
           </w:pPr>
-          <w:hyperlink w:anchor="_Toc242497298" w:history="1">
+          <w:hyperlink w:anchor="_Toc242500451" w:history="1">
             <w:r>
               <w:rPr>
                 <w:rStyle w:val="Hyperlink"/>
@@ -2493,7 +2540,7 @@
               <w:rPr>
                 <w:noProof/>
               </w:rPr>
-              <w:instrText xml:space="preserve"> PAGEREF _Toc242497298 \h </w:instrText>
+              <w:instrText xml:space="preserve"> PAGEREF _Toc242500451 \h </w:instrText>
             </w:r>
             <w:r>
               <w:rPr>
@@ -2536,7 +2583,7 @@
               <w14:ligatures w14:val="standardContextual"/>
             </w:rPr>
           </w:pPr>
-          <w:hyperlink w:anchor="_Toc242497299" w:history="1">
+          <w:hyperlink w:anchor="_Toc242500452" w:history="1">
             <w:r>
               <w:rPr>
                 <w:rStyle w:val="Hyperlink"/>
@@ -2560,7 +2607,7 @@
               <w:rPr>
                 <w:noProof/>
               </w:rPr>
-              <w:instrText xml:space="preserve"> PAGEREF _Toc242497299 \h </w:instrText>
+              <w:instrText xml:space="preserve"> PAGEREF _Toc242500452 \h </w:instrText>
             </w:r>
             <w:r>
               <w:rPr>
@@ -2603,7 +2650,7 @@
               <w14:ligatures w14:val="standardContextual"/>
             </w:rPr>
           </w:pPr>
-          <w:hyperlink w:anchor="_Toc242497300" w:history="1">
+          <w:hyperlink w:anchor="_Toc242500453" w:history="1">
             <w:r>
               <w:rPr>
                 <w:rStyle w:val="Hyperlink"/>
@@ -2627,7 +2674,7 @@
               <w:rPr>
                 <w:noProof/>
               </w:rPr>
-              <w:instrText xml:space="preserve"> PAGEREF _Toc242497300 \h </w:instrText>
+              <w:instrText xml:space="preserve"> PAGEREF _Toc242500453 \h </w:instrText>
             </w:r>
             <w:r>
               <w:rPr>
@@ -2670,7 +2717,7 @@
               <w14:ligatures w14:val="standardContextual"/>
             </w:rPr>
           </w:pPr>
-          <w:hyperlink w:anchor="_Toc242497301" w:history="1">
+          <w:hyperlink w:anchor="_Toc242500454" w:history="1">
             <w:r>
               <w:rPr>
                 <w:rStyle w:val="Hyperlink"/>
@@ -2694,7 +2741,7 @@
               <w:rPr>
                 <w:noProof/>
               </w:rPr>
-              <w:instrText xml:space="preserve"> PAGEREF _Toc242497301 \h </w:instrText>
+              <w:instrText xml:space="preserve"> PAGEREF _Toc242500454 \h </w:instrText>
             </w:r>
             <w:r>
               <w:rPr>
@@ -2737,7 +2784,7 @@
               <w14:ligatures w14:val="standardContextual"/>
             </w:rPr>
           </w:pPr>
-          <w:hyperlink w:anchor="_Toc242497302" w:history="1">
+          <w:hyperlink w:anchor="_Toc242500455" w:history="1">
             <w:r>
               <w:rPr>
                 <w:rStyle w:val="Hyperlink"/>
@@ -2761,7 +2808,7 @@
               <w:rPr>
                 <w:noProof/>
               </w:rPr>
-              <w:instrText xml:space="preserve"> PAGEREF _Toc242497302 \h </w:instrText>
+              <w:instrText xml:space="preserve"> PAGEREF _Toc242500455 \h </w:instrText>
             </w:r>
             <w:r>
               <w:rPr>
@@ -2804,7 +2851,7 @@
               <w14:ligatures w14:val="standardContextual"/>
             </w:rPr>
           </w:pPr>
-          <w:hyperlink w:anchor="_Toc242497303" w:history="1">
+          <w:hyperlink w:anchor="_Toc242500456" w:history="1">
             <w:r>
               <w:rPr>
                 <w:rStyle w:val="Hyperlink"/>
@@ -2828,7 +2875,7 @@
               <w:rPr>
                 <w:noProof/>
               </w:rPr>
-              <w:instrText xml:space="preserve"> PAGEREF _Toc242497303 \h </w:instrText>
+              <w:instrText xml:space="preserve"> PAGEREF _Toc242500456 \h </w:instrText>
             </w:r>
             <w:r>
               <w:rPr>
@@ -2871,7 +2918,7 @@
               <w14:ligatures w14:val="standardContextual"/>
             </w:rPr>
           </w:pPr>
-          <w:hyperlink w:anchor="_Toc242497304" w:history="1">
+          <w:hyperlink w:anchor="_Toc242500457" w:history="1">
             <w:r>
               <w:rPr>
                 <w:rStyle w:val="Hyperlink"/>
@@ -2895,7 +2942,7 @@
               <w:rPr>
                 <w:noProof/>
               </w:rPr>
-              <w:instrText xml:space="preserve"> PAGEREF _Toc242497304 \h </w:instrText>
+              <w:instrText xml:space="preserve"> PAGEREF _Toc242500457 \h </w:instrText>
             </w:r>
             <w:r>
               <w:rPr>
@@ -2938,7 +2985,7 @@
               <w14:ligatures w14:val="standardContextual"/>
             </w:rPr>
           </w:pPr>
-          <w:hyperlink w:anchor="_Toc242497305" w:history="1">
+          <w:hyperlink w:anchor="_Toc242500458" w:history="1">
             <w:r>
               <w:rPr>
                 <w:rStyle w:val="Hyperlink"/>
@@ -2962,7 +3009,7 @@
               <w:rPr>
                 <w:noProof/>
               </w:rPr>
-              <w:instrText xml:space="preserve"> PAGEREF _Toc242497305 \h </w:instrText>
+              <w:instrText xml:space="preserve"> PAGEREF _Toc242500458 \h </w:instrText>
             </w:r>
             <w:r>
               <w:rPr>
@@ -3005,7 +3052,7 @@
               <w14:ligatures w14:val="standardContextual"/>
             </w:rPr>
           </w:pPr>
-          <w:hyperlink w:anchor="_Toc242497306" w:history="1">
+          <w:hyperlink w:anchor="_Toc242500459" w:history="1">
             <w:r>
               <w:rPr>
                 <w:rStyle w:val="Hyperlink"/>
@@ -3029,7 +3076,7 @@
               <w:rPr>
                 <w:noProof/>
               </w:rPr>
-              <w:instrText xml:space="preserve"> PAGEREF _Toc242497306 \h </w:instrText>
+              <w:instrText xml:space="preserve"> PAGEREF _Toc242500459 \h </w:instrText>
             </w:r>
             <w:r>
               <w:rPr>
@@ -3072,7 +3119,7 @@
               <w14:ligatures w14:val="standardContextual"/>
             </w:rPr>
           </w:pPr>
-          <w:hyperlink w:anchor="_Toc242497307" w:history="1">
+          <w:hyperlink w:anchor="_Toc242500460" w:history="1">
             <w:r>
               <w:rPr>
                 <w:rStyle w:val="Hyperlink"/>
@@ -3096,7 +3143,7 @@
               <w:rPr>
                 <w:noProof/>
               </w:rPr>
-              <w:instrText xml:space="preserve"> PAGEREF _Toc242497307 \h </w:instrText>
+              <w:instrText xml:space="preserve"> PAGEREF _Toc242500460 \h </w:instrText>
             </w:r>
             <w:r>
               <w:rPr>
@@ -3139,7 +3186,7 @@
               <w14:ligatures w14:val="standardContextual"/>
             </w:rPr>
           </w:pPr>
-          <w:hyperlink w:anchor="_Toc242497308" w:history="1">
+          <w:hyperlink w:anchor="_Toc242500461" w:history="1">
             <w:r>
               <w:rPr>
                 <w:rStyle w:val="Hyperlink"/>
@@ -3163,7 +3210,7 @@
               <w:rPr>
                 <w:noProof/>
               </w:rPr>
-              <w:instrText xml:space="preserve"> PAGEREF _Toc242497308 \h </w:instrText>
+              <w:instrText xml:space="preserve"> PAGEREF _Toc242500461 \h </w:instrText>
             </w:r>
             <w:r>
               <w:rPr>
@@ -3206,7 +3253,7 @@
               <w14:ligatures w14:val="standardContextual"/>
             </w:rPr>
           </w:pPr>
-          <w:hyperlink w:anchor="_Toc242497309" w:history="1">
+          <w:hyperlink w:anchor="_Toc242500462" w:history="1">
             <w:r>
               <w:rPr>
                 <w:rStyle w:val="Hyperlink"/>
@@ -3230,7 +3277,7 @@
               <w:rPr>
                 <w:noProof/>
               </w:rPr>
-              <w:instrText xml:space="preserve"> PAGEREF _Toc242497309 \h </w:instrText>
+              <w:instrText xml:space="preserve"> PAGEREF _Toc242500462 \h </w:instrText>
             </w:r>
             <w:r>
               <w:rPr>
@@ -3273,7 +3320,7 @@
               <w14:ligatures w14:val="standardContextual"/>
             </w:rPr>
           </w:pPr>
-          <w:hyperlink w:anchor="_Toc242497310" w:history="1">
+          <w:hyperlink w:anchor="_Toc242500463" w:history="1">
             <w:r>
               <w:rPr>
                 <w:rStyle w:val="Hyperlink"/>
@@ -3297,7 +3344,7 @@
               <w:rPr>
                 <w:noProof/>
               </w:rPr>
-              <w:instrText xml:space="preserve"> PAGEREF _Toc242497310 \h </w:instrText>
+              <w:instrText xml:space="preserve"> PAGEREF _Toc242500463 \h </w:instrText>
             </w:r>
             <w:r>
               <w:rPr>
@@ -3340,7 +3387,7 @@
               <w14:ligatures w14:val="standardContextual"/>
             </w:rPr>
           </w:pPr>
-          <w:hyperlink w:anchor="_Toc242497311" w:history="1">
+          <w:hyperlink w:anchor="_Toc242500464" w:history="1">
             <w:r>
               <w:rPr>
                 <w:rStyle w:val="Hyperlink"/>
@@ -3364,7 +3411,7 @@
               <w:rPr>
                 <w:noProof/>
               </w:rPr>
-              <w:instrText xml:space="preserve"> PAGEREF _Toc242497311 \h </w:instrText>
+              <w:instrText xml:space="preserve"> PAGEREF _Toc242500464 \h </w:instrText>
             </w:r>
             <w:r>
               <w:rPr>
@@ -3407,7 +3454,7 @@
               <w14:ligatures w14:val="standardContextual"/>
             </w:rPr>
           </w:pPr>
-          <w:hyperlink w:anchor="_Toc242497312" w:history="1">
+          <w:hyperlink w:anchor="_Toc242500465" w:history="1">
             <w:r>
               <w:rPr>
                 <w:rStyle w:val="Hyperlink"/>
@@ -3431,7 +3478,7 @@
               <w:rPr>
                 <w:noProof/>
               </w:rPr>
-              <w:instrText xml:space="preserve"> PAGEREF _Toc242497312 \h </w:instrText>
+              <w:instrText xml:space="preserve"> PAGEREF _Toc242500465 \h </w:instrText>
             </w:r>
             <w:r>
               <w:rPr>
@@ -3474,7 +3521,7 @@
               <w14:ligatures w14:val="standardContextual"/>
             </w:rPr>
           </w:pPr>
-          <w:hyperlink w:anchor="_Toc242497313" w:history="1">
+          <w:hyperlink w:anchor="_Toc242500466" w:history="1">
             <w:r>
               <w:rPr>
                 <w:rStyle w:val="Hyperlink"/>
@@ -3498,7 +3545,7 @@
               <w:rPr>
                 <w:noProof/>
               </w:rPr>
-              <w:instrText xml:space="preserve"> PAGEREF _Toc242497313 \h </w:instrText>
+              <w:instrText xml:space="preserve"> PAGEREF _Toc242500466 \h </w:instrText>
             </w:r>
             <w:r>
               <w:rPr>
@@ -3541,7 +3588,7 @@
               <w14:ligatures w14:val="standardContextual"/>
             </w:rPr>
           </w:pPr>
-          <w:hyperlink w:anchor="_Toc242497314" w:history="1">
+          <w:hyperlink w:anchor="_Toc242500467" w:history="1">
             <w:r>
               <w:rPr>
                 <w:rStyle w:val="Hyperlink"/>
@@ -3565,7 +3612,7 @@
               <w:rPr>
                 <w:noProof/>
               </w:rPr>
-              <w:instrText xml:space="preserve"> PAGEREF _Toc242497314 \h </w:instrText>
+              <w:instrText xml:space="preserve"> PAGEREF _Toc242500467 \h </w:instrText>
             </w:r>
             <w:r>
               <w:rPr>
@@ -3608,7 +3655,7 @@
               <w14:ligatures w14:val="standardContextual"/>
             </w:rPr>
           </w:pPr>
-          <w:hyperlink w:anchor="_Toc242497315" w:history="1">
+          <w:hyperlink w:anchor="_Toc242500468" w:history="1">
             <w:r>
               <w:rPr>
                 <w:rStyle w:val="Hyperlink"/>
@@ -3632,7 +3679,7 @@
               <w:rPr>
                 <w:noProof/>
               </w:rPr>
-              <w:instrText xml:space="preserve"> PAGEREF _Toc242497315 \h </w:instrText>
+              <w:instrText xml:space="preserve"> PAGEREF _Toc242500468 \h </w:instrText>
             </w:r>
             <w:r>
               <w:rPr>
@@ -3675,7 +3722,7 @@
               <w14:ligatures w14:val="standardContextual"/>
             </w:rPr>
           </w:pPr>
-          <w:hyperlink w:anchor="_Toc242497316" w:history="1">
+          <w:hyperlink w:anchor="_Toc242500469" w:history="1">
             <w:r>
               <w:rPr>
                 <w:rStyle w:val="Hyperlink"/>
@@ -3699,7 +3746,7 @@
               <w:rPr>
                 <w:noProof/>
               </w:rPr>
-              <w:instrText xml:space="preserve"> PAGEREF _Toc242497316 \h </w:instrText>
+              <w:instrText xml:space="preserve"> PAGEREF _Toc242500469 \h </w:instrText>
             </w:r>
             <w:r>
               <w:rPr>
@@ -3742,7 +3789,7 @@
               <w14:ligatures w14:val="standardContextual"/>
             </w:rPr>
           </w:pPr>
-          <w:hyperlink w:anchor="_Toc242497317" w:history="1">
+          <w:hyperlink w:anchor="_Toc242500470" w:history="1">
             <w:r>
               <w:rPr>
                 <w:rStyle w:val="Hyperlink"/>
@@ -3766,7 +3813,7 @@
               <w:rPr>
                 <w:noProof/>
               </w:rPr>
-              <w:instrText xml:space="preserve"> PAGEREF _Toc242497317 \h </w:instrText>
+              <w:instrText xml:space="preserve"> PAGEREF _Toc242500470 \h </w:instrText>
             </w:r>
             <w:r>
               <w:rPr>
@@ -3809,7 +3856,7 @@
               <w14:ligatures w14:val="standardContextual"/>
             </w:rPr>
           </w:pPr>
-          <w:hyperlink w:anchor="_Toc242497318" w:history="1">
+          <w:hyperlink w:anchor="_Toc242500471" w:history="1">
             <w:r>
               <w:rPr>
                 <w:rStyle w:val="Hyperlink"/>
@@ -3833,7 +3880,7 @@
               <w:rPr>
                 <w:noProof/>
               </w:rPr>
-              <w:instrText xml:space="preserve"> PAGEREF _Toc242497318 \h </w:instrText>
+              <w:instrText xml:space="preserve"> PAGEREF _Toc242500471 \h </w:instrText>
             </w:r>
             <w:r>
               <w:rPr>
@@ -3876,7 +3923,7 @@
               <w14:ligatures w14:val="standardContextual"/>
             </w:rPr>
           </w:pPr>
-          <w:hyperlink w:anchor="_Toc242497319" w:history="1">
+          <w:hyperlink w:anchor="_Toc242500472" w:history="1">
             <w:r>
               <w:rPr>
                 <w:rStyle w:val="Hyperlink"/>
@@ -3900,7 +3947,7 @@
               <w:rPr>
                 <w:noProof/>
               </w:rPr>
-              <w:instrText xml:space="preserve"> PAGEREF _Toc242497319 \h </w:instrText>
+              <w:instrText xml:space="preserve"> PAGEREF _Toc242500472 \h </w:instrText>
             </w:r>
             <w:r>
               <w:rPr>
@@ -3943,7 +3990,7 @@
               <w14:ligatures w14:val="standardContextual"/>
             </w:rPr>
           </w:pPr>
-          <w:hyperlink w:anchor="_Toc242497320" w:history="1">
+          <w:hyperlink w:anchor="_Toc242500473" w:history="1">
             <w:r>
               <w:rPr>
                 <w:rStyle w:val="Hyperlink"/>
@@ -3967,7 +4014,7 @@
               <w:rPr>
                 <w:noProof/>
               </w:rPr>
-              <w:instrText xml:space="preserve"> PAGEREF _Toc242497320 \h </w:instrText>
+              <w:instrText xml:space="preserve"> PAGEREF _Toc242500473 \h </w:instrText>
             </w:r>
             <w:r>
               <w:rPr>
@@ -4010,7 +4057,7 @@
               <w14:ligatures w14:val="standardContextual"/>
             </w:rPr>
           </w:pPr>
-          <w:hyperlink w:anchor="_Toc242497321" w:history="1">
+          <w:hyperlink w:anchor="_Toc242500474" w:history="1">
             <w:r>
               <w:rPr>
                 <w:rStyle w:val="Hyperlink"/>
@@ -4034,7 +4081,7 @@
               <w:rPr>
                 <w:noProof/>
               </w:rPr>
-              <w:instrText xml:space="preserve"> PAGEREF _Toc242497321 \h </w:instrText>
+              <w:instrText xml:space="preserve"> PAGEREF _Toc242500474 \h </w:instrText>
             </w:r>
             <w:r>
               <w:rPr>
@@ -4077,7 +4124,7 @@
               <w14:ligatures w14:val="standardContextual"/>
             </w:rPr>
           </w:pPr>
-          <w:hyperlink w:anchor="_Toc242497322" w:history="1">
+          <w:hyperlink w:anchor="_Toc242500475" w:history="1">
             <w:r>
               <w:rPr>
                 <w:rStyle w:val="Hyperlink"/>
@@ -4101,7 +4148,7 @@
               <w:rPr>
                 <w:noProof/>
               </w:rPr>
-              <w:instrText xml:space="preserve"> PAGEREF _Toc242497322 \h </w:instrText>
+              <w:instrText xml:space="preserve"> PAGEREF _Toc242500475 \h </w:instrText>
             </w:r>
             <w:r>
               <w:rPr>
@@ -4144,7 +4191,7 @@
               <w14:ligatures w14:val="standardContextual"/>
             </w:rPr>
           </w:pPr>
-          <w:hyperlink w:anchor="_Toc242497323" w:history="1">
+          <w:hyperlink w:anchor="_Toc242500476" w:history="1">
             <w:r>
               <w:rPr>
                 <w:rStyle w:val="Hyperlink"/>
@@ -4168,7 +4215,7 @@
               <w:rPr>
                 <w:noProof/>
               </w:rPr>
-              <w:instrText xml:space="preserve"> PAGEREF _Toc242497323 \h </w:instrText>
+              <w:instrText xml:space="preserve"> PAGEREF _Toc242500476 \h </w:instrText>
             </w:r>
             <w:r>
               <w:rPr>
@@ -4211,7 +4258,7 @@
               <w14:ligatures w14:val="standardContextual"/>
             </w:rPr>
           </w:pPr>
-          <w:hyperlink w:anchor="_Toc242497324" w:history="1">
+          <w:hyperlink w:anchor="_Toc242500477" w:history="1">
             <w:r>
               <w:rPr>
                 <w:rStyle w:val="Hyperlink"/>
@@ -4235,7 +4282,7 @@
               <w:rPr>
                 <w:noProof/>
               </w:rPr>
-              <w:instrText xml:space="preserve"> PAGEREF _Toc242497324 \h </w:instrText>
+              <w:instrText xml:space="preserve"> PAGEREF _Toc242500477 \h </w:instrText>
             </w:r>
             <w:r>
               <w:rPr>
@@ -4278,7 +4325,7 @@
               <w14:ligatures w14:val="standardContextual"/>
             </w:rPr>
           </w:pPr>
-          <w:hyperlink w:anchor="_Toc242497325" w:history="1">
+          <w:hyperlink w:anchor="_Toc242500478" w:history="1">
             <w:r>
               <w:rPr>
                 <w:rStyle w:val="Hyperlink"/>
@@ -4302,7 +4349,7 @@
               <w:rPr>
                 <w:noProof/>
               </w:rPr>
-              <w:instrText xml:space="preserve"> PAGEREF _Toc242497325 \h </w:instrText>
+              <w:instrText xml:space="preserve"> PAGEREF _Toc242500478 \h </w:instrText>
             </w:r>
             <w:r>
               <w:rPr>
@@ -4345,7 +4392,7 @@
               <w14:ligatures w14:val="standardContextual"/>
             </w:rPr>
           </w:pPr>
-          <w:hyperlink w:anchor="_Toc242497326" w:history="1">
+          <w:hyperlink w:anchor="_Toc242500479" w:history="1">
             <w:r>
               <w:rPr>
                 <w:rStyle w:val="Hyperlink"/>
@@ -4369,7 +4416,7 @@
               <w:rPr>
                 <w:noProof/>
               </w:rPr>
-              <w:instrText xml:space="preserve"> PAGEREF _Toc242497326 \h </w:instrText>
+              <w:instrText xml:space="preserve"> PAGEREF _Toc242500479 \h </w:instrText>
             </w:r>
             <w:r>
               <w:rPr>
@@ -4412,7 +4459,7 @@
               <w14:ligatures w14:val="standardContextual"/>
             </w:rPr>
           </w:pPr>
-          <w:hyperlink w:anchor="_Toc242497327" w:history="1">
+          <w:hyperlink w:anchor="_Toc242500480" w:history="1">
             <w:r>
               <w:rPr>
                 <w:rStyle w:val="Hyperlink"/>
@@ -4436,7 +4483,7 @@
               <w:rPr>
                 <w:noProof/>
               </w:rPr>
-              <w:instrText xml:space="preserve"> PAGEREF _Toc242497327 \h </w:instrText>
+              <w:instrText xml:space="preserve"> PAGEREF _Toc242500480 \h </w:instrText>
             </w:r>
             <w:r>
               <w:rPr>
@@ -4479,7 +4526,7 @@
               <w14:ligatures w14:val="standardContextual"/>
             </w:rPr>
           </w:pPr>
-          <w:hyperlink w:anchor="_Toc242497328" w:history="1">
+          <w:hyperlink w:anchor="_Toc242500481" w:history="1">
             <w:r>
               <w:rPr>
                 <w:rStyle w:val="Hyperlink"/>
@@ -4503,7 +4550,7 @@
               <w:rPr>
                 <w:noProof/>
               </w:rPr>
-              <w:instrText xml:space="preserve"> PAGEREF _Toc242497328 \h </w:instrText>
+              <w:instrText xml:space="preserve"> PAGEREF _Toc242500481 \h </w:instrText>
             </w:r>
             <w:r>
               <w:rPr>
@@ -4546,7 +4593,7 @@
               <w14:ligatures w14:val="standardContextual"/>
             </w:rPr>
           </w:pPr>
-          <w:hyperlink w:anchor="_Toc242497329" w:history="1">
+          <w:hyperlink w:anchor="_Toc242500482" w:history="1">
             <w:r>
               <w:rPr>
                 <w:rStyle w:val="Hyperlink"/>
@@ -4570,7 +4617,7 @@
               <w:rPr>
                 <w:noProof/>
               </w:rPr>
-              <w:instrText xml:space="preserve"> PAGEREF _Toc242497329 \h </w:instrText>
+              <w:instrText xml:space="preserve"> PAGEREF _Toc242500482 \h </w:instrText>
             </w:r>
             <w:r>
               <w:rPr>
@@ -4613,7 +4660,7 @@
               <w14:ligatures w14:val="standardContextual"/>
             </w:rPr>
           </w:pPr>
-          <w:hyperlink w:anchor="_Toc242497330" w:history="1">
+          <w:hyperlink w:anchor="_Toc242500483" w:history="1">
             <w:r>
               <w:rPr>
                 <w:rStyle w:val="Hyperlink"/>
@@ -4637,7 +4684,7 @@
               <w:rPr>
                 <w:noProof/>
               </w:rPr>
-              <w:instrText xml:space="preserve"> PAGEREF _Toc242497330 \h </w:instrText>
+              <w:instrText xml:space="preserve"> PAGEREF _Toc242500483 \h </w:instrText>
             </w:r>
             <w:r>
               <w:rPr>
@@ -4680,7 +4727,7 @@
               <w14:ligatures w14:val="standardContextual"/>
             </w:rPr>
           </w:pPr>
-          <w:hyperlink w:anchor="_Toc242497331" w:history="1">
+          <w:hyperlink w:anchor="_Toc242500484" w:history="1">
             <w:r>
               <w:rPr>
                 <w:rStyle w:val="Hyperlink"/>
@@ -4704,7 +4751,7 @@
               <w:rPr>
                 <w:noProof/>
               </w:rPr>
-              <w:instrText xml:space="preserve"> PAGEREF _Toc242497331 \h </w:instrText>
+              <w:instrText xml:space="preserve"> PAGEREF _Toc242500484 \h </w:instrText>
             </w:r>
             <w:r>
               <w:rPr>
@@ -4747,7 +4794,7 @@
               <w14:ligatures w14:val="standardContextual"/>
             </w:rPr>
           </w:pPr>
-          <w:hyperlink w:anchor="_Toc242497332" w:history="1">
+          <w:hyperlink w:anchor="_Toc242500485" w:history="1">
             <w:r>
               <w:rPr>
                 <w:rStyle w:val="Hyperlink"/>
@@ -4771,7 +4818,7 @@
               <w:rPr>
                 <w:noProof/>
               </w:rPr>
-              <w:instrText xml:space="preserve"> PAGEREF _Toc242497332 \h </w:instrText>
+              <w:instrText xml:space="preserve"> PAGEREF _Toc242500485 \h </w:instrText>
             </w:r>
             <w:r>
               <w:rPr>
@@ -4814,7 +4861,7 @@
               <w14:ligatures w14:val="standardContextual"/>
             </w:rPr>
           </w:pPr>
-          <w:hyperlink w:anchor="_Toc242497333" w:history="1">
+          <w:hyperlink w:anchor="_Toc242500486" w:history="1">
             <w:r>
               <w:rPr>
                 <w:rStyle w:val="Hyperlink"/>
@@ -4838,7 +4885,7 @@
               <w:rPr>
                 <w:noProof/>
               </w:rPr>
-              <w:instrText xml:space="preserve"> PAGEREF _Toc242497333 \h </w:instrText>
+              <w:instrText xml:space="preserve"> PAGEREF _Toc242500486 \h </w:instrText>
             </w:r>
             <w:r>
               <w:rPr>
@@ -4881,7 +4928,7 @@
               <w14:ligatures w14:val="standardContextual"/>
             </w:rPr>
           </w:pPr>
-          <w:hyperlink w:anchor="_Toc242497334" w:history="1">
+          <w:hyperlink w:anchor="_Toc242500487" w:history="1">
             <w:r>
               <w:rPr>
                 <w:rStyle w:val="Hyperlink"/>
@@ -4905,7 +4952,7 @@
               <w:rPr>
                 <w:noProof/>
               </w:rPr>
-              <w:instrText xml:space="preserve"> PAGEREF _Toc242497334 \h </w:instrText>
+              <w:instrText xml:space="preserve"> PAGEREF _Toc242500487 \h </w:instrText>
             </w:r>
             <w:r>
               <w:rPr>
@@ -4948,7 +4995,7 @@
               <w14:ligatures w14:val="standardContextual"/>
             </w:rPr>
           </w:pPr>
-          <w:hyperlink w:anchor="_Toc242497335" w:history="1">
+          <w:hyperlink w:anchor="_Toc242500488" w:history="1">
             <w:r>
               <w:rPr>
                 <w:rStyle w:val="Hyperlink"/>
@@ -4972,7 +5019,7 @@
               <w:rPr>
                 <w:noProof/>
               </w:rPr>
-              <w:instrText xml:space="preserve"> PAGEREF _Toc242497335 \h </w:instrText>
+              <w:instrText xml:space="preserve"> PAGEREF _Toc242500488 \h </w:instrText>
             </w:r>
             <w:r>
               <w:rPr>
@@ -5015,7 +5062,7 @@
               <w14:ligatures w14:val="standardContextual"/>
             </w:rPr>
           </w:pPr>
-          <w:hyperlink w:anchor="_Toc242497336" w:history="1">
+          <w:hyperlink w:anchor="_Toc242500489" w:history="1">
             <w:r>
               <w:rPr>
                 <w:rStyle w:val="Hyperlink"/>
@@ -5039,7 +5086,7 @@
               <w:rPr>
                 <w:noProof/>
               </w:rPr>
-              <w:instrText xml:space="preserve"> PAGEREF _Toc242497336 \h </w:instrText>
+              <w:instrText xml:space="preserve"> PAGEREF _Toc242500489 \h </w:instrText>
             </w:r>
             <w:r>
               <w:rPr>
@@ -5082,7 +5129,7 @@
               <w14:ligatures w14:val="standardContextual"/>
             </w:rPr>
           </w:pPr>
-          <w:hyperlink w:anchor="_Toc242497337" w:history="1">
+          <w:hyperlink w:anchor="_Toc242500490" w:history="1">
             <w:r>
               <w:rPr>
                 <w:rStyle w:val="Hyperlink"/>
@@ -5106,7 +5153,7 @@
               <w:rPr>
                 <w:noProof/>
               </w:rPr>
-              <w:instrText xml:space="preserve"> PAGEREF _Toc242497337 \h </w:instrText>
+              <w:instrText xml:space="preserve"> PAGEREF _Toc242500490 \h </w:instrText>
             </w:r>
             <w:r>
               <w:rPr>
@@ -5149,7 +5196,7 @@
               <w14:ligatures w14:val="standardContextual"/>
             </w:rPr>
           </w:pPr>
-          <w:hyperlink w:anchor="_Toc242497338" w:history="1">
+          <w:hyperlink w:anchor="_Toc242500491" w:history="1">
             <w:r>
               <w:rPr>
                 <w:rStyle w:val="Hyperlink"/>
@@ -5173,7 +5220,7 @@
               <w:rPr>
                 <w:noProof/>
               </w:rPr>
-              <w:instrText xml:space="preserve"> PAGEREF _Toc242497338 \h </w:instrText>
+              <w:instrText xml:space="preserve"> PAGEREF _Toc242500491 \h </w:instrText>
             </w:r>
             <w:r>
               <w:rPr>
@@ -5216,7 +5263,7 @@
               <w14:ligatures w14:val="standardContextual"/>
             </w:rPr>
           </w:pPr>
-          <w:hyperlink w:anchor="_Toc242497339" w:history="1">
+          <w:hyperlink w:anchor="_Toc242500492" w:history="1">
             <w:r>
               <w:rPr>
                 <w:rStyle w:val="Hyperlink"/>
@@ -5240,7 +5287,7 @@
               <w:rPr>
                 <w:noProof/>
               </w:rPr>
-              <w:instrText xml:space="preserve"> PAGEREF _Toc242497339 \h </w:instrText>
+              <w:instrText xml:space="preserve"> PAGEREF _Toc242500492 \h </w:instrText>
             </w:r>
             <w:r>
               <w:rPr>
@@ -5283,7 +5330,7 @@
               <w14:ligatures w14:val="standardContextual"/>
             </w:rPr>
           </w:pPr>
-          <w:hyperlink w:anchor="_Toc242497340" w:history="1">
+          <w:hyperlink w:anchor="_Toc242500493" w:history="1">
             <w:r>
               <w:rPr>
                 <w:rStyle w:val="Hyperlink"/>
@@ -5307,7 +5354,7 @@
               <w:rPr>
                 <w:noProof/>
               </w:rPr>
-              <w:instrText xml:space="preserve"> PAGEREF _Toc242497340 \h </w:instrText>
+              <w:instrText xml:space="preserve"> PAGEREF _Toc242500493 \h </w:instrText>
             </w:r>
             <w:r>
               <w:rPr>
@@ -5350,7 +5397,7 @@
               <w14:ligatures w14:val="standardContextual"/>
             </w:rPr>
           </w:pPr>
-          <w:hyperlink w:anchor="_Toc242497341" w:history="1">
+          <w:hyperlink w:anchor="_Toc242500494" w:history="1">
             <w:r>
               <w:rPr>
                 <w:rStyle w:val="Hyperlink"/>
@@ -5374,7 +5421,7 @@
               <w:rPr>
                 <w:noProof/>
               </w:rPr>
-              <w:instrText xml:space="preserve"> PAGEREF _Toc242497341 \h </w:instrText>
+              <w:instrText xml:space="preserve"> PAGEREF _Toc242500494 \h </w:instrText>
             </w:r>
             <w:r>
               <w:rPr>
@@ -5417,7 +5464,7 @@
               <w14:ligatures w14:val="standardContextual"/>
             </w:rPr>
           </w:pPr>
-          <w:hyperlink w:anchor="_Toc242497342" w:history="1">
+          <w:hyperlink w:anchor="_Toc242500495" w:history="1">
             <w:r>
               <w:rPr>
                 <w:rStyle w:val="Hyperlink"/>
@@ -5441,7 +5488,7 @@
               <w:rPr>
                 <w:noProof/>
               </w:rPr>
-              <w:instrText xml:space="preserve"> PAGEREF _Toc242497342 \h </w:instrText>
+              <w:instrText xml:space="preserve"> PAGEREF _Toc242500495 \h </w:instrText>
             </w:r>
             <w:r>
               <w:rPr>
@@ -5484,7 +5531,7 @@
               <w14:ligatures w14:val="standardContextual"/>
             </w:rPr>
           </w:pPr>
-          <w:hyperlink w:anchor="_Toc242497343" w:history="1">
+          <w:hyperlink w:anchor="_Toc242500496" w:history="1">
             <w:r>
               <w:rPr>
                 <w:rStyle w:val="Hyperlink"/>
@@ -5508,7 +5555,7 @@
               <w:rPr>
                 <w:noProof/>
               </w:rPr>
-              <w:instrText xml:space="preserve"> PAGEREF _Toc242497343 \h </w:instrText>
+              <w:instrText xml:space="preserve"> PAGEREF _Toc242500496 \h </w:instrText>
             </w:r>
             <w:r>
               <w:rPr>
@@ -5551,7 +5598,7 @@
               <w14:ligatures w14:val="standardContextual"/>
             </w:rPr>
           </w:pPr>
-          <w:hyperlink w:anchor="_Toc242497344" w:history="1">
+          <w:hyperlink w:anchor="_Toc242500497" w:history="1">
             <w:r>
               <w:rPr>
                 <w:rStyle w:val="Hyperlink"/>
@@ -5575,7 +5622,7 @@
               <w:rPr>
                 <w:noProof/>
               </w:rPr>
-              <w:instrText xml:space="preserve"> PAGEREF _Toc242497344 \h </w:instrText>
+              <w:instrText xml:space="preserve"> PAGEREF _Toc242500497 \h </w:instrText>
             </w:r>
             <w:r>
               <w:rPr>
@@ -5618,7 +5665,7 @@
               <w14:ligatures w14:val="standardContextual"/>
             </w:rPr>
           </w:pPr>
-          <w:hyperlink w:anchor="_Toc242497345" w:history="1">
+          <w:hyperlink w:anchor="_Toc242500498" w:history="1">
             <w:r>
               <w:rPr>
                 <w:rStyle w:val="Hyperlink"/>
@@ -5642,7 +5689,7 @@
               <w:rPr>
                 <w:noProof/>
               </w:rPr>
-              <w:instrText xml:space="preserve"> PAGEREF _Toc242497345 \h </w:instrText>
+              <w:instrText xml:space="preserve"> PAGEREF _Toc242500498 \h </w:instrText>
             </w:r>
             <w:r>
               <w:rPr>
@@ -5685,7 +5732,7 @@
               <w14:ligatures w14:val="standardContextual"/>
             </w:rPr>
           </w:pPr>
-          <w:hyperlink w:anchor="_Toc242497346" w:history="1">
+          <w:hyperlink w:anchor="_Toc242500499" w:history="1">
             <w:r>
               <w:rPr>
                 <w:rStyle w:val="Hyperlink"/>
@@ -5709,7 +5756,7 @@
               <w:rPr>
                 <w:noProof/>
               </w:rPr>
-              <w:instrText xml:space="preserve"> PAGEREF _Toc242497346 \h </w:instrText>
+              <w:instrText xml:space="preserve"> PAGEREF _Toc242500499 \h </w:instrText>
             </w:r>
             <w:r>
               <w:rPr>
@@ -5752,7 +5799,7 @@
               <w14:ligatures w14:val="standardContextual"/>
             </w:rPr>
           </w:pPr>
-          <w:hyperlink w:anchor="_Toc242497347" w:history="1">
+          <w:hyperlink w:anchor="_Toc242500500" w:history="1">
             <w:r>
               <w:rPr>
                 <w:rStyle w:val="Hyperlink"/>
@@ -5776,7 +5823,7 @@
               <w:rPr>
                 <w:noProof/>
               </w:rPr>
-              <w:instrText xml:space="preserve"> PAGEREF _Toc242497347 \h </w:instrText>
+              <w:instrText xml:space="preserve"> PAGEREF _Toc242500500 \h </w:instrText>
             </w:r>
             <w:r>
               <w:rPr>
@@ -5819,7 +5866,7 @@
               <w14:ligatures w14:val="standardContextual"/>
             </w:rPr>
           </w:pPr>
-          <w:hyperlink w:anchor="_Toc242497348" w:history="1">
+          <w:hyperlink w:anchor="_Toc242500501" w:history="1">
             <w:r>
               <w:rPr>
                 <w:rStyle w:val="Hyperlink"/>
@@ -5843,7 +5890,7 @@
               <w:rPr>
                 <w:noProof/>
               </w:rPr>
-              <w:instrText xml:space="preserve"> PAGEREF _Toc242497348 \h </w:instrText>
+              <w:instrText xml:space="preserve"> PAGEREF _Toc242500501 \h </w:instrText>
             </w:r>
             <w:r>
               <w:rPr>
@@ -5886,7 +5933,7 @@
               <w14:ligatures w14:val="standardContextual"/>
             </w:rPr>
           </w:pPr>
-          <w:hyperlink w:anchor="_Toc242497349" w:history="1">
+          <w:hyperlink w:anchor="_Toc242500502" w:history="1">
             <w:r>
               <w:rPr>
                 <w:rStyle w:val="Hyperlink"/>
@@ -5910,7 +5957,7 @@
               <w:rPr>
                 <w:noProof/>
               </w:rPr>
-              <w:instrText xml:space="preserve"> PAGEREF _Toc242497349 \h </w:instrText>
+              <w:instrText xml:space="preserve"> PAGEREF _Toc242500502 \h </w:instrText>
             </w:r>
             <w:r>
               <w:rPr>
@@ -5953,7 +6000,7 @@
               <w14:ligatures w14:val="standardContextual"/>
             </w:rPr>
           </w:pPr>
-          <w:hyperlink w:anchor="_Toc242497350" w:history="1">
+          <w:hyperlink w:anchor="_Toc242500503" w:history="1">
             <w:r>
               <w:rPr>
                 <w:rStyle w:val="Hyperlink"/>
@@ -5977,7 +6024,7 @@
               <w:rPr>
                 <w:noProof/>
               </w:rPr>
-              <w:instrText xml:space="preserve"> PAGEREF _Toc242497350 \h </w:instrText>
+              <w:instrText xml:space="preserve"> PAGEREF _Toc242500503 \h </w:instrText>
             </w:r>
             <w:r>
               <w:rPr>
@@ -6020,7 +6067,7 @@
               <w14:ligatures w14:val="standardContextual"/>
             </w:rPr>
           </w:pPr>
-          <w:hyperlink w:anchor="_Toc242497351" w:history="1">
+          <w:hyperlink w:anchor="_Toc242500504" w:history="1">
             <w:r>
               <w:rPr>
                 <w:rStyle w:val="Hyperlink"/>
@@ -6044,7 +6091,7 @@
               <w:rPr>
                 <w:noProof/>
               </w:rPr>
-              <w:instrText xml:space="preserve"> PAGEREF _Toc242497351 \h </w:instrText>
+              <w:instrText xml:space="preserve"> PAGEREF _Toc242500504 \h </w:instrText>
             </w:r>
             <w:r>
               <w:rPr>
@@ -6087,7 +6134,7 @@
               <w14:ligatures w14:val="standardContextual"/>
             </w:rPr>
           </w:pPr>
-          <w:hyperlink w:anchor="_Toc242497352" w:history="1">
+          <w:hyperlink w:anchor="_Toc242500505" w:history="1">
             <w:r>
               <w:rPr>
                 <w:rStyle w:val="Hyperlink"/>
@@ -6111,7 +6158,7 @@
               <w:rPr>
                 <w:noProof/>
               </w:rPr>
-              <w:instrText xml:space="preserve"> PAGEREF _Toc242497352 \h </w:instrText>
+              <w:instrText xml:space="preserve"> PAGEREF _Toc242500505 \h </w:instrText>
             </w:r>
             <w:r>
               <w:rPr>
@@ -6154,7 +6201,7 @@
               <w14:ligatures w14:val="standardContextual"/>
             </w:rPr>
           </w:pPr>
-          <w:hyperlink w:anchor="_Toc242497353" w:history="1">
+          <w:hyperlink w:anchor="_Toc242500506" w:history="1">
             <w:r>
               <w:rPr>
                 <w:rStyle w:val="Hyperlink"/>
@@ -6178,7 +6225,7 @@
               <w:rPr>
                 <w:noProof/>
               </w:rPr>
-              <w:instrText xml:space="preserve"> PAGEREF _Toc242497353 \h </w:instrText>
+              <w:instrText xml:space="preserve"> PAGEREF _Toc242500506 \h </w:instrText>
             </w:r>
             <w:r>
               <w:rPr>
@@ -6217,7 +6264,7 @@
         <w:pStyle w:val="Heading1"/>
         <w:pageBreakBefore/>
       </w:pPr>
-      <w:bookmarkStart w:id="2" w:name="_Toc242497276"/>
+      <w:bookmarkStart w:id="2" w:name="_Toc242500429"/>
       <w:r>
         <w:t>1   Introduction</w:t>
       </w:r>
@@ -6244,7 +6291,7 @@
         <w:pStyle w:val="Heading2"/>
         <w:keepNext/>
       </w:pPr>
-      <w:bookmarkStart w:id="3" w:name="_Toc242497277"/>
+      <w:bookmarkStart w:id="3" w:name="_Toc242500430"/>
       <w:r>
         <w:t>1.1   Who should read this manual</w:t>
       </w:r>
@@ -6328,7 +6375,7 @@
         <w:pStyle w:val="Heading2"/>
         <w:keepNext/>
       </w:pPr>
-      <w:bookmarkStart w:id="4" w:name="_Toc242497278"/>
+      <w:bookmarkStart w:id="4" w:name="_Toc242500431"/>
       <w:r>
         <w:t>1.2   User roles at a glance</w:t>
       </w:r>
@@ -7008,7 +7055,7 @@
         <w:pStyle w:val="Heading2"/>
         <w:keepNext/>
       </w:pPr>
-      <w:bookmarkStart w:id="5" w:name="_Toc242497279"/>
+      <w:bookmarkStart w:id="5" w:name="_Toc242500432"/>
       <w:r>
         <w:t>1.3   Accounts used in this manual</w:t>
       </w:r>
@@ -7771,7 +7818,7 @@
         <w:pStyle w:val="Heading2"/>
         <w:keepNext/>
       </w:pPr>
-      <w:bookmarkStart w:id="6" w:name="_Toc242497280"/>
+      <w:bookmarkStart w:id="6" w:name="_Toc242500433"/>
       <w:r>
         <w:t>1.4   Conventions used in this manual</w:t>
       </w:r>
@@ -7834,7 +7881,7 @@
         <w:pStyle w:val="Heading1"/>
         <w:pageBreakBefore/>
       </w:pPr>
-      <w:bookmarkStart w:id="7" w:name="_Toc242497281"/>
+      <w:bookmarkStart w:id="7" w:name="_Toc242500434"/>
       <w:r>
         <w:t>2   Getting Started</w:t>
       </w:r>
@@ -7853,7 +7900,7 @@
         <w:pStyle w:val="Heading2"/>
         <w:keepNext/>
       </w:pPr>
-      <w:bookmarkStart w:id="8" w:name="_Toc242497282"/>
+      <w:bookmarkStart w:id="8" w:name="_Toc242500435"/>
       <w:r>
         <w:t>2.1   Opening the portal and signing in</w:t>
       </w:r>
@@ -8014,7 +8061,7 @@
           <w:noProof/>
         </w:rPr>
         <w:drawing>
-          <wp:inline distT="0" distB="0" distL="0" distR="0" wp14:anchorId="507C003B" wp14:editId="4021A582">
+          <wp:inline distT="0" distB="0" distL="0" distR="0" wp14:anchorId="24893C60" wp14:editId="3FDDEB7E">
             <wp:extent cx="5810250" cy="3629025"/>
             <wp:effectExtent l="0" t="0" r="0" b="0"/>
             <wp:docPr id="3" name="Figure 2.1" descr="The sign-in page" title="The sign-in page"/>
@@ -8096,7 +8143,7 @@
           <w:noProof/>
         </w:rPr>
         <w:drawing>
-          <wp:inline distT="0" distB="0" distL="0" distR="0" wp14:anchorId="65D75067" wp14:editId="10347A01">
+          <wp:inline distT="0" distB="0" distL="0" distR="0" wp14:anchorId="3FA01897" wp14:editId="7BDC2E32">
             <wp:extent cx="5810250" cy="3629025"/>
             <wp:effectExtent l="0" t="0" r="0" b="0"/>
             <wp:docPr id="4" name="Figure 2.2" descr="Sign-in page with credentials entered" title="Sign-in page with credentials entered"/>
@@ -8178,7 +8225,7 @@
           <w:noProof/>
         </w:rPr>
         <w:drawing>
-          <wp:inline distT="0" distB="0" distL="0" distR="0" wp14:anchorId="48393222" wp14:editId="55451DEA">
+          <wp:inline distT="0" distB="0" distL="0" distR="0" wp14:anchorId="48E53018" wp14:editId="1B72F358">
             <wp:extent cx="5810250" cy="3629025"/>
             <wp:effectExtent l="0" t="0" r="0" b="0"/>
             <wp:docPr id="5" name="Figure 2.3" descr="Landing page after signing in (Admin)" title="Landing page after signing in (Admin)"/>
@@ -8322,7 +8369,7 @@
         <w:pStyle w:val="Heading2"/>
         <w:keepNext/>
       </w:pPr>
-      <w:bookmarkStart w:id="9" w:name="_Toc242497283"/>
+      <w:bookmarkStart w:id="9" w:name="_Toc242500436"/>
       <w:r>
         <w:t>2.2   The portal layout</w:t>
       </w:r>
@@ -8526,8 +8573,8 @@
           <w:noProof/>
         </w:rPr>
         <w:drawing>
-          <wp:inline distT="0" distB="0" distL="0" distR="0" wp14:anchorId="5799727F" wp14:editId="34CA5FD5">
-            <wp:extent cx="5810250" cy="4114800"/>
+          <wp:inline distT="0" distB="0" distL="0" distR="0" wp14:anchorId="23EE3CA7" wp14:editId="0599A9AA">
+            <wp:extent cx="5810250" cy="4086225"/>
             <wp:effectExtent l="0" t="0" r="0" b="0"/>
             <wp:docPr id="6" name="Figure 2.4" descr="Portal layout: sidebar, header, search, notifications and profile" title="Portal layout: sidebar, header, search, notifications and profile"/>
             <wp:cNvGraphicFramePr>
@@ -8552,7 +8599,7 @@
                   <pic:spPr bwMode="auto">
                     <a:xfrm>
                       <a:off x="0" y="0"/>
-                      <a:ext cx="5810250" cy="4114800"/>
+                      <a:ext cx="5810250" cy="4086225"/>
                     </a:xfrm>
                     <a:prstGeom prst="rect">
                       <a:avLst/>
@@ -8596,7 +8643,7 @@
         <w:pStyle w:val="Heading2"/>
         <w:keepNext/>
       </w:pPr>
-      <w:bookmarkStart w:id="10" w:name="_Toc242497284"/>
+      <w:bookmarkStart w:id="10" w:name="_Toc242500437"/>
       <w:r>
         <w:t>2.3   Profile menu and signing out</w:t>
       </w:r>
@@ -8734,7 +8781,7 @@
           <w:noProof/>
         </w:rPr>
         <w:drawing>
-          <wp:inline distT="0" distB="0" distL="0" distR="0" wp14:anchorId="52CB4538" wp14:editId="5B2B6330">
+          <wp:inline distT="0" distB="0" distL="0" distR="0" wp14:anchorId="730E8DCF" wp14:editId="1063411A">
             <wp:extent cx="5810250" cy="3629025"/>
             <wp:effectExtent l="0" t="0" r="0" b="0"/>
             <wp:docPr id="7" name="Figure 2.5" descr="The profile menu" title="The profile menu"/>
@@ -8804,7 +8851,7 @@
         <w:pStyle w:val="Heading2"/>
         <w:keepNext/>
       </w:pPr>
-      <w:bookmarkStart w:id="11" w:name="_Toc242497285"/>
+      <w:bookmarkStart w:id="11" w:name="_Toc242500438"/>
       <w:r>
         <w:t>2.4   Access messages and read-only mode</w:t>
       </w:r>
@@ -8915,7 +8962,7 @@
         <w:pStyle w:val="Heading1"/>
         <w:pageBreakBefore/>
       </w:pPr>
-      <w:bookmarkStart w:id="12" w:name="_Toc242497286"/>
+      <w:bookmarkStart w:id="12" w:name="_Toc242500439"/>
       <w:r>
         <w:t>3   Academic Setup</w:t>
       </w:r>
@@ -8934,7 +8981,7 @@
         <w:pStyle w:val="Heading2"/>
         <w:keepNext/>
       </w:pPr>
-      <w:bookmarkStart w:id="13" w:name="_Toc242497287"/>
+      <w:bookmarkStart w:id="13" w:name="_Toc242500440"/>
       <w:r>
         <w:t>3.1   Departments</w:t>
       </w:r>
@@ -9167,7 +9214,7 @@
           <w:noProof/>
         </w:rPr>
         <w:drawing>
-          <wp:inline distT="0" distB="0" distL="0" distR="0" wp14:anchorId="2A890D38" wp14:editId="66CCDC95">
+          <wp:inline distT="0" distB="0" distL="0" distR="0" wp14:anchorId="4AC54282" wp14:editId="0C955AAF">
             <wp:extent cx="5810250" cy="3629025"/>
             <wp:effectExtent l="0" t="0" r="0" b="0"/>
             <wp:docPr id="8" name="Figure 3.1" descr="Departments list" title="Departments list"/>
@@ -9249,7 +9296,7 @@
           <w:noProof/>
         </w:rPr>
         <w:drawing>
-          <wp:inline distT="0" distB="0" distL="0" distR="0" wp14:anchorId="5C3725A8" wp14:editId="4AAC7C97">
+          <wp:inline distT="0" distB="0" distL="0" distR="0" wp14:anchorId="58C49CCD" wp14:editId="09C04B47">
             <wp:extent cx="5810250" cy="3629025"/>
             <wp:effectExtent l="0" t="0" r="0" b="0"/>
             <wp:docPr id="9" name="Figure 3.2" descr="Add Department form completed" title="Add Department form completed"/>
@@ -9377,7 +9424,7 @@
                 <w:sz w:val="19"/>
                 <w:szCs w:val="19"/>
               </w:rPr>
-              <w:t>SuperAdmin also sees tenant and campus filters and the Admin Department Assignments panel, which controls which Admin users manage each department.</w:t>
+              <w:t>A department created by an Admin is assigned to that Admin automatically. SuperAdmin also sees tenant and campus filters and the Admin Department Assignments panel, which controls which Admin users manage each department.</w:t>
             </w:r>
           </w:p>
         </w:tc>
@@ -9393,7 +9440,7 @@
         <w:pStyle w:val="Heading2"/>
         <w:keepNext/>
       </w:pPr>
-      <w:bookmarkStart w:id="14" w:name="_Toc242497288"/>
+      <w:bookmarkStart w:id="14" w:name="_Toc242500441"/>
       <w:r>
         <w:t>3.2   Programs</w:t>
       </w:r>
@@ -9635,8 +9682,8 @@
           <w:noProof/>
         </w:rPr>
         <w:drawing>
-          <wp:inline distT="0" distB="0" distL="0" distR="0" wp14:anchorId="56348F89" wp14:editId="39735D14">
-            <wp:extent cx="5810250" cy="5219700"/>
+          <wp:inline distT="0" distB="0" distL="0" distR="0" wp14:anchorId="31149E5D" wp14:editId="7F0C18C4">
+            <wp:extent cx="5810250" cy="5200650"/>
             <wp:effectExtent l="0" t="0" r="0" b="0"/>
             <wp:docPr id="10" name="Figure 3.3" descr="Programs page" title="Programs page"/>
             <wp:cNvGraphicFramePr>
@@ -9661,7 +9708,7 @@
                   <pic:spPr bwMode="auto">
                     <a:xfrm>
                       <a:off x="0" y="0"/>
-                      <a:ext cx="5810250" cy="5219700"/>
+                      <a:ext cx="5810250" cy="5200650"/>
                     </a:xfrm>
                     <a:prstGeom prst="rect">
                       <a:avLst/>
@@ -9705,7 +9752,7 @@
         <w:pStyle w:val="Heading2"/>
         <w:keepNext/>
       </w:pPr>
-      <w:bookmarkStart w:id="15" w:name="_Toc242497289"/>
+      <w:bookmarkStart w:id="15" w:name="_Toc242500442"/>
       <w:r>
         <w:t>3.3   Courses and offerings</w:t>
       </w:r>
@@ -9912,7 +9959,7 @@
           <w:noProof/>
         </w:rPr>
         <w:drawing>
-          <wp:inline distT="0" distB="0" distL="0" distR="0" wp14:anchorId="19C687BC" wp14:editId="7051E500">
+          <wp:inline distT="0" distB="0" distL="0" distR="0" wp14:anchorId="0E1F263F" wp14:editId="5C0AE8EC">
             <wp:extent cx="5810250" cy="5524500"/>
             <wp:effectExtent l="0" t="0" r="0" b="0"/>
             <wp:docPr id="11" name="Figure 3.4" descr="Courses and active offerings" title="Courses and active offerings"/>
@@ -9982,7 +10029,7 @@
         <w:pStyle w:val="Heading2"/>
         <w:keepNext/>
       </w:pPr>
-      <w:bookmarkStart w:id="16" w:name="_Toc242497290"/>
+      <w:bookmarkStart w:id="16" w:name="_Toc242500443"/>
       <w:r>
         <w:t>3.4   Enrollments</w:t>
       </w:r>
@@ -10180,8 +10227,8 @@
           <w:noProof/>
         </w:rPr>
         <w:drawing>
-          <wp:inline distT="0" distB="0" distL="0" distR="0" wp14:anchorId="10CB2990" wp14:editId="5D0636D4">
-            <wp:extent cx="5810250" cy="4114800"/>
+          <wp:inline distT="0" distB="0" distL="0" distR="0" wp14:anchorId="29967BC1" wp14:editId="0D1662AC">
+            <wp:extent cx="5810250" cy="4086225"/>
             <wp:effectExtent l="0" t="0" r="0" b="0"/>
             <wp:docPr id="12" name="Figure 3.5" descr="Enrollments page" title="Enrollments page"/>
             <wp:cNvGraphicFramePr>
@@ -10206,7 +10253,7 @@
                   <pic:spPr bwMode="auto">
                     <a:xfrm>
                       <a:off x="0" y="0"/>
-                      <a:ext cx="5810250" cy="4114800"/>
+                      <a:ext cx="5810250" cy="4086225"/>
                     </a:xfrm>
                     <a:prstGeom prst="rect">
                       <a:avLst/>
@@ -10324,7 +10371,7 @@
         <w:pStyle w:val="Heading2"/>
         <w:keepNext/>
       </w:pPr>
-      <w:bookmarkStart w:id="17" w:name="_Toc242497291"/>
+      <w:bookmarkStart w:id="17" w:name="_Toc242500444"/>
       <w:r>
         <w:t>3.5   Students</w:t>
       </w:r>
@@ -10465,7 +10512,7 @@
           <w:noProof/>
         </w:rPr>
         <w:drawing>
-          <wp:inline distT="0" distB="0" distL="0" distR="0" wp14:anchorId="527241B9" wp14:editId="045046D4">
+          <wp:inline distT="0" distB="0" distL="0" distR="0" wp14:anchorId="2ED425DF" wp14:editId="1BBD9722">
             <wp:extent cx="5810250" cy="3629025"/>
             <wp:effectExtent l="0" t="0" r="0" b="0"/>
             <wp:docPr id="13" name="Figure 3.6" descr="Student list filtered by department" title="Student list filtered by department"/>
@@ -10609,7 +10656,7 @@
         <w:pStyle w:val="Heading1"/>
         <w:pageBreakBefore/>
       </w:pPr>
-      <w:bookmarkStart w:id="18" w:name="_Toc242497292"/>
+      <w:bookmarkStart w:id="18" w:name="_Toc242500445"/>
       <w:r>
         <w:t>4   Timetables and Facilities</w:t>
       </w:r>
@@ -10620,7 +10667,7 @@
         <w:pStyle w:val="Heading2"/>
         <w:keepNext/>
       </w:pPr>
-      <w:bookmarkStart w:id="19" w:name="_Toc242497293"/>
+      <w:bookmarkStart w:id="19" w:name="_Toc242500446"/>
       <w:r>
         <w:t>4.1   Buildings and rooms</w:t>
       </w:r>
@@ -10834,8 +10881,8 @@
           <w:noProof/>
         </w:rPr>
         <w:drawing>
-          <wp:inline distT="0" distB="0" distL="0" distR="0" wp14:anchorId="16B9E6B8" wp14:editId="74D4E10E">
-            <wp:extent cx="5810250" cy="4114800"/>
+          <wp:inline distT="0" distB="0" distL="0" distR="0" wp14:anchorId="535BB2E4" wp14:editId="7FEAAFDD">
+            <wp:extent cx="5810250" cy="4086225"/>
             <wp:effectExtent l="0" t="0" r="0" b="0"/>
             <wp:docPr id="14" name="Figure 4.1" descr="Buildings" title="Buildings"/>
             <wp:cNvGraphicFramePr>
@@ -10860,7 +10907,7 @@
                   <pic:spPr bwMode="auto">
                     <a:xfrm>
                       <a:off x="0" y="0"/>
-                      <a:ext cx="5810250" cy="4114800"/>
+                      <a:ext cx="5810250" cy="4086225"/>
                     </a:xfrm>
                     <a:prstGeom prst="rect">
                       <a:avLst/>
@@ -10916,8 +10963,8 @@
           <w:noProof/>
         </w:rPr>
         <w:drawing>
-          <wp:inline distT="0" distB="0" distL="0" distR="0" wp14:anchorId="25CAC97A" wp14:editId="6FA01CAB">
-            <wp:extent cx="5810250" cy="4114800"/>
+          <wp:inline distT="0" distB="0" distL="0" distR="0" wp14:anchorId="6969A5B9" wp14:editId="15078E8A">
+            <wp:extent cx="5810250" cy="4086225"/>
             <wp:effectExtent l="0" t="0" r="0" b="0"/>
             <wp:docPr id="15" name="Figure 4.2" descr="Rooms" title="Rooms"/>
             <wp:cNvGraphicFramePr>
@@ -10942,7 +10989,7 @@
                   <pic:spPr bwMode="auto">
                     <a:xfrm>
                       <a:off x="0" y="0"/>
-                      <a:ext cx="5810250" cy="4114800"/>
+                      <a:ext cx="5810250" cy="4086225"/>
                     </a:xfrm>
                     <a:prstGeom prst="rect">
                       <a:avLst/>
@@ -10986,7 +11033,7 @@
         <w:pStyle w:val="Heading2"/>
         <w:keepNext/>
       </w:pPr>
-      <w:bookmarkStart w:id="20" w:name="_Toc242497294"/>
+      <w:bookmarkStart w:id="20" w:name="_Toc242500447"/>
       <w:r>
         <w:t>4.2   Timetable Admin</w:t>
       </w:r>
@@ -11351,7 +11398,7 @@
           <w:noProof/>
         </w:rPr>
         <w:drawing>
-          <wp:inline distT="0" distB="0" distL="0" distR="0" wp14:anchorId="6C78B3AB" wp14:editId="6D91A885">
+          <wp:inline distT="0" distB="0" distL="0" distR="0" wp14:anchorId="5DF3FFED" wp14:editId="74ADFEFC">
             <wp:extent cx="5810250" cy="5524500"/>
             <wp:effectExtent l="0" t="0" r="0" b="0"/>
             <wp:docPr id="16" name="Figure 4.3" descr="Timetable Admin" title="Timetable Admin"/>
@@ -11495,7 +11542,7 @@
         <w:pStyle w:val="Heading2"/>
         <w:keepNext/>
       </w:pPr>
-      <w:bookmarkStart w:id="21" w:name="_Toc242497295"/>
+      <w:bookmarkStart w:id="21" w:name="_Toc242500448"/>
       <w:r>
         <w:t>4.3   Teacher Timetable</w:t>
       </w:r>
@@ -11594,8 +11641,8 @@
           <w:noProof/>
         </w:rPr>
         <w:drawing>
-          <wp:inline distT="0" distB="0" distL="0" distR="0" wp14:anchorId="07FAEAD5" wp14:editId="400FB23D">
-            <wp:extent cx="5810250" cy="4114800"/>
+          <wp:inline distT="0" distB="0" distL="0" distR="0" wp14:anchorId="521C0C39" wp14:editId="190DB828">
+            <wp:extent cx="5810250" cy="4086225"/>
             <wp:effectExtent l="0" t="0" r="0" b="0"/>
             <wp:docPr id="17" name="Figure 4.4" descr="Teacher Timetable (Faculty view)" title="Teacher Timetable (Faculty view)"/>
             <wp:cNvGraphicFramePr>
@@ -11620,7 +11667,7 @@
                   <pic:spPr bwMode="auto">
                     <a:xfrm>
                       <a:off x="0" y="0"/>
-                      <a:ext cx="5810250" cy="4114800"/>
+                      <a:ext cx="5810250" cy="4086225"/>
                     </a:xfrm>
                     <a:prstGeom prst="rect">
                       <a:avLst/>
@@ -11664,7 +11711,7 @@
         <w:pStyle w:val="Heading2"/>
         <w:keepNext/>
       </w:pPr>
-      <w:bookmarkStart w:id="22" w:name="_Toc242497296"/>
+      <w:bookmarkStart w:id="22" w:name="_Toc242500449"/>
       <w:r>
         <w:t>4.4   Student Timetable</w:t>
       </w:r>
@@ -11763,8 +11810,8 @@
           <w:noProof/>
         </w:rPr>
         <w:drawing>
-          <wp:inline distT="0" distB="0" distL="0" distR="0" wp14:anchorId="3535A53A" wp14:editId="66107E74">
-            <wp:extent cx="5810250" cy="5210175"/>
+          <wp:inline distT="0" distB="0" distL="0" distR="0" wp14:anchorId="3E5E9B04" wp14:editId="4E6DC30A">
+            <wp:extent cx="5810250" cy="5191125"/>
             <wp:effectExtent l="0" t="0" r="0" b="0"/>
             <wp:docPr id="18" name="Figure 4.5" descr="Student Timetable" title="Student Timetable"/>
             <wp:cNvGraphicFramePr>
@@ -11789,7 +11836,7 @@
                   <pic:spPr bwMode="auto">
                     <a:xfrm>
                       <a:off x="0" y="0"/>
-                      <a:ext cx="5810250" cy="5210175"/>
+                      <a:ext cx="5810250" cy="5191125"/>
                     </a:xfrm>
                     <a:prstGeom prst="rect">
                       <a:avLst/>
@@ -11833,7 +11880,7 @@
         <w:pStyle w:val="Heading1"/>
         <w:pageBreakBefore/>
       </w:pPr>
-      <w:bookmarkStart w:id="23" w:name="_Toc242497297"/>
+      <w:bookmarkStart w:id="23" w:name="_Toc242500450"/>
       <w:r>
         <w:t>5   Teaching and Learning</w:t>
       </w:r>
@@ -11844,7 +11891,7 @@
         <w:pStyle w:val="Heading2"/>
         <w:keepNext/>
       </w:pPr>
-      <w:bookmarkStart w:id="24" w:name="_Toc242497298"/>
+      <w:bookmarkStart w:id="24" w:name="_Toc242500451"/>
       <w:r>
         <w:t>5.1   Assignments</w:t>
       </w:r>
@@ -11998,7 +12045,7 @@
           <w:noProof/>
         </w:rPr>
         <w:drawing>
-          <wp:inline distT="0" distB="0" distL="0" distR="0" wp14:anchorId="21D026EC" wp14:editId="4971EC19">
+          <wp:inline distT="0" distB="0" distL="0" distR="0" wp14:anchorId="63E0479F" wp14:editId="2E289BAB">
             <wp:extent cx="5810250" cy="3629025"/>
             <wp:effectExtent l="0" t="0" r="0" b="0"/>
             <wp:docPr id="19" name="Figure 5.1" descr="Assignments (Faculty)" title="Assignments (Faculty)"/>
@@ -12080,7 +12127,7 @@
           <w:noProof/>
         </w:rPr>
         <w:drawing>
-          <wp:inline distT="0" distB="0" distL="0" distR="0" wp14:anchorId="327B560C" wp14:editId="40A0D177">
+          <wp:inline distT="0" distB="0" distL="0" distR="0" wp14:anchorId="66E8C117" wp14:editId="0A44849F">
             <wp:extent cx="5810250" cy="5524500"/>
             <wp:effectExtent l="0" t="0" r="0" b="0"/>
             <wp:docPr id="20" name="Figure 5.2" descr="Assignments (Student view)" title="Assignments (Student view)"/>
@@ -12150,7 +12197,7 @@
         <w:pStyle w:val="Heading2"/>
         <w:keepNext/>
       </w:pPr>
-      <w:bookmarkStart w:id="25" w:name="_Toc242497299"/>
+      <w:bookmarkStart w:id="25" w:name="_Toc242500452"/>
       <w:r>
         <w:t>5.2   Entering attendance</w:t>
       </w:r>
@@ -12416,7 +12463,7 @@
           <w:noProof/>
         </w:rPr>
         <w:drawing>
-          <wp:inline distT="0" distB="0" distL="0" distR="0" wp14:anchorId="7490AA87" wp14:editId="6CEAF740">
+          <wp:inline distT="0" distB="0" distL="0" distR="0" wp14:anchorId="01A08582" wp14:editId="062E731E">
             <wp:extent cx="5810250" cy="3629025"/>
             <wp:effectExtent l="0" t="0" r="0" b="0"/>
             <wp:docPr id="21" name="Figure 5.3" descr="Enter Attendance – scope filters" title="Enter Attendance – scope filters"/>
@@ -12498,7 +12545,7 @@
           <w:noProof/>
         </w:rPr>
         <w:drawing>
-          <wp:inline distT="0" distB="0" distL="0" distR="0" wp14:anchorId="0D1C35FC" wp14:editId="0E4FAF09">
+          <wp:inline distT="0" distB="0" distL="0" distR="0" wp14:anchorId="3F0303CA" wp14:editId="71B54311">
             <wp:extent cx="5810250" cy="3629025"/>
             <wp:effectExtent l="0" t="0" r="0" b="0"/>
             <wp:docPr id="22" name="Figure 5.4" descr="Step 1: department selected" title="Step 1: department selected"/>
@@ -12580,7 +12627,7 @@
           <w:noProof/>
         </w:rPr>
         <w:drawing>
-          <wp:inline distT="0" distB="0" distL="0" distR="0" wp14:anchorId="21FA9F5F" wp14:editId="26C0D4B5">
+          <wp:inline distT="0" distB="0" distL="0" distR="0" wp14:anchorId="51DAC63B" wp14:editId="50F3A45E">
             <wp:extent cx="5810250" cy="3629025"/>
             <wp:effectExtent l="0" t="0" r="0" b="0"/>
             <wp:docPr id="23" name="Figure 5.5" descr="Step 2: course selected" title="Step 2: course selected"/>
@@ -12662,7 +12709,7 @@
           <w:noProof/>
         </w:rPr>
         <w:drawing>
-          <wp:inline distT="0" distB="0" distL="0" distR="0" wp14:anchorId="4EACEB63" wp14:editId="5ACF0151">
+          <wp:inline distT="0" distB="0" distL="0" distR="0" wp14:anchorId="2DF5894F" wp14:editId="3FA16966">
             <wp:extent cx="5810250" cy="3629025"/>
             <wp:effectExtent l="0" t="0" r="0" b="0"/>
             <wp:docPr id="24" name="Figure 5.6" descr="Step 3: offering selected – attendance summary per student" title="Step 3: offering selected – attendance summary per student"/>
@@ -12806,7 +12853,7 @@
         <w:pStyle w:val="Heading2"/>
         <w:keepNext/>
       </w:pPr>
-      <w:bookmarkStart w:id="26" w:name="_Toc242497300"/>
+      <w:bookmarkStart w:id="26" w:name="_Toc242500453"/>
       <w:r>
         <w:t>5.3   Viewing attendance</w:t>
       </w:r>
@@ -12872,7 +12919,7 @@
           <w:noProof/>
         </w:rPr>
         <w:drawing>
-          <wp:inline distT="0" distB="0" distL="0" distR="0" wp14:anchorId="52725DC9" wp14:editId="0884CE4D">
+          <wp:inline distT="0" distB="0" distL="0" distR="0" wp14:anchorId="2E5555C2" wp14:editId="1AC7B5F1">
             <wp:extent cx="5810250" cy="5524500"/>
             <wp:effectExtent l="0" t="0" r="0" b="0"/>
             <wp:docPr id="25" name="Figure 5.7" descr="Attendance (Student view)" title="Attendance (Student view)"/>
@@ -12942,7 +12989,7 @@
         <w:pStyle w:val="Heading2"/>
         <w:keepNext/>
       </w:pPr>
-      <w:bookmarkStart w:id="27" w:name="_Toc242497301"/>
+      <w:bookmarkStart w:id="27" w:name="_Toc242500454"/>
       <w:r>
         <w:t>5.4   Entering results</w:t>
       </w:r>
@@ -13241,7 +13288,7 @@
           <w:noProof/>
         </w:rPr>
         <w:drawing>
-          <wp:inline distT="0" distB="0" distL="0" distR="0" wp14:anchorId="69EB1120" wp14:editId="79FCD874">
+          <wp:inline distT="0" distB="0" distL="0" distR="0" wp14:anchorId="7A9B9672" wp14:editId="3DE78096">
             <wp:extent cx="5810250" cy="3629025"/>
             <wp:effectExtent l="0" t="0" r="0" b="0"/>
             <wp:docPr id="26" name="Figure 5.8" descr="Step 1: department" title="Step 1: department"/>
@@ -13323,7 +13370,7 @@
           <w:noProof/>
         </w:rPr>
         <w:drawing>
-          <wp:inline distT="0" distB="0" distL="0" distR="0" wp14:anchorId="7408E68E" wp14:editId="1481BEB7">
+          <wp:inline distT="0" distB="0" distL="0" distR="0" wp14:anchorId="753CC6FE" wp14:editId="37AAE992">
             <wp:extent cx="5810250" cy="3629025"/>
             <wp:effectExtent l="0" t="0" r="0" b="0"/>
             <wp:docPr id="27" name="Figure 5.9" descr="Steps 2–4: program, subject and exam type applied; the Result Entry Grid" title="Steps 2–4: program, subject and exam type applied; the Result Entry Grid"/>
@@ -13467,7 +13514,7 @@
         <w:pStyle w:val="Heading2"/>
         <w:keepNext/>
       </w:pPr>
-      <w:bookmarkStart w:id="28" w:name="_Toc242497302"/>
+      <w:bookmarkStart w:id="28" w:name="_Toc242500455"/>
       <w:r>
         <w:t>5.5   Gradebook</w:t>
       </w:r>
@@ -13544,7 +13591,7 @@
           <w:noProof/>
         </w:rPr>
         <w:drawing>
-          <wp:inline distT="0" distB="0" distL="0" distR="0" wp14:anchorId="507E1FF6" wp14:editId="119D0406">
+          <wp:inline distT="0" distB="0" distL="0" distR="0" wp14:anchorId="32CF6413" wp14:editId="593F052B">
             <wp:extent cx="5810250" cy="3629025"/>
             <wp:effectExtent l="0" t="0" r="0" b="0"/>
             <wp:docPr id="28" name="Figure 5.10" descr="Gradebook for a course offering" title="Gradebook for a course offering"/>
@@ -13614,7 +13661,7 @@
         <w:pStyle w:val="Heading2"/>
         <w:keepNext/>
       </w:pPr>
-      <w:bookmarkStart w:id="29" w:name="_Toc242497303"/>
+      <w:bookmarkStart w:id="29" w:name="_Toc242500456"/>
       <w:r>
         <w:t>5.6   Rubric Management</w:t>
       </w:r>
@@ -13691,8 +13738,8 @@
           <w:noProof/>
         </w:rPr>
         <w:drawing>
-          <wp:inline distT="0" distB="0" distL="0" distR="0" wp14:anchorId="4FB023FC" wp14:editId="3361512A">
-            <wp:extent cx="5810250" cy="4114800"/>
+          <wp:inline distT="0" distB="0" distL="0" distR="0" wp14:anchorId="61B61B69" wp14:editId="22466E5A">
+            <wp:extent cx="5810250" cy="4086225"/>
             <wp:effectExtent l="0" t="0" r="0" b="0"/>
             <wp:docPr id="29" name="Figure 5.11" descr="Rubric Management" title="Rubric Management"/>
             <wp:cNvGraphicFramePr>
@@ -13717,7 +13764,7 @@
                   <pic:spPr bwMode="auto">
                     <a:xfrm>
                       <a:off x="0" y="0"/>
-                      <a:ext cx="5810250" cy="4114800"/>
+                      <a:ext cx="5810250" cy="4086225"/>
                     </a:xfrm>
                     <a:prstGeom prst="rect">
                       <a:avLst/>
@@ -13761,7 +13808,7 @@
         <w:pStyle w:val="Heading2"/>
         <w:keepNext/>
       </w:pPr>
-      <w:bookmarkStart w:id="30" w:name="_Toc242497304"/>
+      <w:bookmarkStart w:id="30" w:name="_Toc242500457"/>
       <w:r>
         <w:t>5.7   Quizzes</w:t>
       </w:r>
@@ -13849,7 +13896,7 @@
           <w:noProof/>
         </w:rPr>
         <w:drawing>
-          <wp:inline distT="0" distB="0" distL="0" distR="0" wp14:anchorId="37739133" wp14:editId="67961C4E">
+          <wp:inline distT="0" distB="0" distL="0" distR="0" wp14:anchorId="0304390F" wp14:editId="540D9711">
             <wp:extent cx="5810250" cy="3629025"/>
             <wp:effectExtent l="0" t="0" r="0" b="0"/>
             <wp:docPr id="30" name="Figure 5.12" descr="Quizzes (Faculty)" title="Quizzes (Faculty)"/>
@@ -13931,7 +13978,7 @@
           <w:noProof/>
         </w:rPr>
         <w:drawing>
-          <wp:inline distT="0" distB="0" distL="0" distR="0" wp14:anchorId="04C8C0D2" wp14:editId="2499DBA8">
+          <wp:inline distT="0" distB="0" distL="0" distR="0" wp14:anchorId="28693DDF" wp14:editId="6877648F">
             <wp:extent cx="5810250" cy="5524500"/>
             <wp:effectExtent l="0" t="0" r="0" b="0"/>
             <wp:docPr id="31" name="Figure 5.13" descr="My Quizzes (Student)" title="My Quizzes (Student)"/>
@@ -14075,7 +14122,7 @@
         <w:pStyle w:val="Heading2"/>
         <w:keepNext/>
       </w:pPr>
-      <w:bookmarkStart w:id="31" w:name="_Toc242497305"/>
+      <w:bookmarkStart w:id="31" w:name="_Toc242500458"/>
       <w:r>
         <w:t>5.8   LMS Manage</w:t>
       </w:r>
@@ -14260,8 +14307,8 @@
           <w:noProof/>
         </w:rPr>
         <w:drawing>
-          <wp:inline distT="0" distB="0" distL="0" distR="0" wp14:anchorId="3D8C8BAE" wp14:editId="53D76F45">
-            <wp:extent cx="5810250" cy="4114800"/>
+          <wp:inline distT="0" distB="0" distL="0" distR="0" wp14:anchorId="4759A5E7" wp14:editId="553E7498">
+            <wp:extent cx="5810250" cy="4086225"/>
             <wp:effectExtent l="0" t="0" r="0" b="0"/>
             <wp:docPr id="32" name="Figure 5.14" descr="LMS Manage" title="LMS Manage"/>
             <wp:cNvGraphicFramePr>
@@ -14286,7 +14333,7 @@
                   <pic:spPr bwMode="auto">
                     <a:xfrm>
                       <a:off x="0" y="0"/>
-                      <a:ext cx="5810250" cy="4114800"/>
+                      <a:ext cx="5810250" cy="4086225"/>
                     </a:xfrm>
                     <a:prstGeom prst="rect">
                       <a:avLst/>
@@ -14330,7 +14377,7 @@
         <w:pStyle w:val="Heading2"/>
         <w:keepNext/>
       </w:pPr>
-      <w:bookmarkStart w:id="32" w:name="_Toc242497306"/>
+      <w:bookmarkStart w:id="32" w:name="_Toc242500459"/>
       <w:r>
         <w:t>5.9   Course Material</w:t>
       </w:r>
@@ -14493,8 +14540,8 @@
           <w:noProof/>
         </w:rPr>
         <w:drawing>
-          <wp:inline distT="0" distB="0" distL="0" distR="0" wp14:anchorId="0AD49AD6" wp14:editId="1944C562">
-            <wp:extent cx="5810250" cy="4114800"/>
+          <wp:inline distT="0" distB="0" distL="0" distR="0" wp14:anchorId="580BD7B7" wp14:editId="595F61EB">
+            <wp:extent cx="5810250" cy="4086225"/>
             <wp:effectExtent l="0" t="0" r="0" b="0"/>
             <wp:docPr id="33" name="Figure 5.15" descr="Manage Course Materials" title="Manage Course Materials"/>
             <wp:cNvGraphicFramePr>
@@ -14519,7 +14566,7 @@
                   <pic:spPr bwMode="auto">
                     <a:xfrm>
                       <a:off x="0" y="0"/>
-                      <a:ext cx="5810250" cy="4114800"/>
+                      <a:ext cx="5810250" cy="4086225"/>
                     </a:xfrm>
                     <a:prstGeom prst="rect">
                       <a:avLst/>
@@ -14575,8 +14622,8 @@
           <w:noProof/>
         </w:rPr>
         <w:drawing>
-          <wp:inline distT="0" distB="0" distL="0" distR="0" wp14:anchorId="7E54F892" wp14:editId="1CD0ED2E">
-            <wp:extent cx="5810250" cy="4114800"/>
+          <wp:inline distT="0" distB="0" distL="0" distR="0" wp14:anchorId="3B3C576D" wp14:editId="14F2CF63">
+            <wp:extent cx="5810250" cy="4086225"/>
             <wp:effectExtent l="0" t="0" r="0" b="0"/>
             <wp:docPr id="34" name="Figure 5.16" descr="Browse Course Materials (Student)" title="Browse Course Materials (Student)"/>
             <wp:cNvGraphicFramePr>
@@ -14601,7 +14648,7 @@
                   <pic:spPr bwMode="auto">
                     <a:xfrm>
                       <a:off x="0" y="0"/>
-                      <a:ext cx="5810250" cy="4114800"/>
+                      <a:ext cx="5810250" cy="4086225"/>
                     </a:xfrm>
                     <a:prstGeom prst="rect">
                       <a:avLst/>
@@ -14645,7 +14692,7 @@
         <w:pStyle w:val="Heading2"/>
         <w:keepNext/>
       </w:pPr>
-      <w:bookmarkStart w:id="33" w:name="_Toc242497307"/>
+      <w:bookmarkStart w:id="33" w:name="_Toc242500460"/>
       <w:r>
         <w:t>5.10   Discussion</w:t>
       </w:r>
@@ -14733,8 +14780,8 @@
           <w:noProof/>
         </w:rPr>
         <w:drawing>
-          <wp:inline distT="0" distB="0" distL="0" distR="0" wp14:anchorId="1627C62B" wp14:editId="0EEA2BE7">
-            <wp:extent cx="5810250" cy="4114800"/>
+          <wp:inline distT="0" distB="0" distL="0" distR="0" wp14:anchorId="420AB3D3" wp14:editId="2FA17B99">
+            <wp:extent cx="5810250" cy="4086225"/>
             <wp:effectExtent l="0" t="0" r="0" b="0"/>
             <wp:docPr id="35" name="Figure 5.17" descr="Discussion" title="Discussion"/>
             <wp:cNvGraphicFramePr>
@@ -14759,7 +14806,7 @@
                   <pic:spPr bwMode="auto">
                     <a:xfrm>
                       <a:off x="0" y="0"/>
-                      <a:ext cx="5810250" cy="4114800"/>
+                      <a:ext cx="5810250" cy="4086225"/>
                     </a:xfrm>
                     <a:prstGeom prst="rect">
                       <a:avLst/>
@@ -14803,7 +14850,7 @@
         <w:pStyle w:val="Heading2"/>
         <w:keepNext/>
       </w:pPr>
-      <w:bookmarkStart w:id="34" w:name="_Toc242497308"/>
+      <w:bookmarkStart w:id="34" w:name="_Toc242500461"/>
       <w:r>
         <w:t>5.11   Announcements</w:t>
       </w:r>
@@ -15012,7 +15059,7 @@
           <w:noProof/>
         </w:rPr>
         <w:drawing>
-          <wp:inline distT="0" distB="0" distL="0" distR="0" wp14:anchorId="48A2ECF2" wp14:editId="2D68EA50">
+          <wp:inline distT="0" distB="0" distL="0" distR="0" wp14:anchorId="610F5D2B" wp14:editId="25762A7E">
             <wp:extent cx="5810250" cy="3629025"/>
             <wp:effectExtent l="0" t="0" r="0" b="0"/>
             <wp:docPr id="36" name="Figure 5.18" descr="Announcements for a department" title="Announcements for a department"/>
@@ -15077,12 +15124,86 @@
         <w:t>Announcements for a department</w:t>
       </w:r>
     </w:p>
+    <w:tbl>
+      <w:tblPr>
+        <w:tblW w:w="9412" w:type="dxa"/>
+        <w:tblBorders>
+          <w:top w:val="single" w:sz="4" w:space="0" w:color="auto"/>
+          <w:left w:val="single" w:sz="4" w:space="0" w:color="auto"/>
+          <w:bottom w:val="single" w:sz="4" w:space="0" w:color="auto"/>
+          <w:right w:val="single" w:sz="4" w:space="0" w:color="auto"/>
+          <w:insideH w:val="single" w:sz="4" w:space="0" w:color="auto"/>
+          <w:insideV w:val="single" w:sz="4" w:space="0" w:color="auto"/>
+        </w:tblBorders>
+        <w:tblCellMar>
+          <w:left w:w="10" w:type="dxa"/>
+          <w:right w:w="10" w:type="dxa"/>
+        </w:tblCellMar>
+        <w:tblLook w:val="04A0" w:firstRow="1" w:lastRow="0" w:firstColumn="1" w:lastColumn="0" w:noHBand="0" w:noVBand="1"/>
+      </w:tblPr>
+      <w:tblGrid>
+        <w:gridCol w:w="9412"/>
+      </w:tblGrid>
+      <w:tr>
+        <w:tblPrEx>
+          <w:tblCellMar>
+            <w:top w:w="0" w:type="dxa"/>
+            <w:bottom w:w="0" w:type="dxa"/>
+          </w:tblCellMar>
+        </w:tblPrEx>
+        <w:tc>
+          <w:tcPr>
+            <w:tcW w:w="9412" w:type="dxa"/>
+            <w:tcBorders>
+              <w:top w:val="none" w:sz="0" w:space="0" w:color="FFFFFF"/>
+              <w:left w:val="single" w:sz="24" w:space="0" w:color="1590A8"/>
+              <w:bottom w:val="none" w:sz="0" w:space="0" w:color="FFFFFF"/>
+              <w:right w:val="none" w:sz="0" w:space="0" w:color="FFFFFF"/>
+            </w:tcBorders>
+            <w:shd w:val="clear" w:color="auto" w:fill="EAF6F9"/>
+            <w:tcMar>
+              <w:top w:w="110" w:type="dxa"/>
+              <w:left w:w="200" w:type="dxa"/>
+              <w:bottom w:w="110" w:type="dxa"/>
+              <w:right w:w="200" w:type="dxa"/>
+            </w:tcMar>
+          </w:tcPr>
+          <w:p>
+            <w:pPr>
+              <w:spacing w:line="290" w:lineRule="auto"/>
+            </w:pPr>
+            <w:r>
+              <w:rPr>
+                <w:b/>
+                <w:bCs/>
+                <w:color w:val="1590A8"/>
+                <w:sz w:val="18"/>
+                <w:szCs w:val="18"/>
+              </w:rPr>
+              <w:t xml:space="preserve">NOTE   </w:t>
+            </w:r>
+            <w:r>
+              <w:rPr>
+                <w:sz w:val="19"/>
+                <w:szCs w:val="19"/>
+              </w:rPr>
+              <w:t>An announcement posted to a whole department reaches every course offering in it. It is listed once with an "N offerings" label, and Deactivate or Delete applies to all of those offerings together.</w:t>
+            </w:r>
+          </w:p>
+        </w:tc>
+      </w:tr>
+    </w:tbl>
+    <w:p>
+      <w:pPr>
+        <w:spacing w:after="160"/>
+      </w:pPr>
+    </w:p>
     <w:p>
       <w:pPr>
         <w:pStyle w:val="Heading1"/>
         <w:pageBreakBefore/>
       </w:pPr>
-      <w:bookmarkStart w:id="35" w:name="_Toc242497309"/>
+      <w:bookmarkStart w:id="35" w:name="_Toc242500462"/>
       <w:r>
         <w:t>6   Results, Progression and Final Year Projects</w:t>
       </w:r>
@@ -15093,7 +15214,7 @@
         <w:pStyle w:val="Heading2"/>
         <w:keepNext/>
       </w:pPr>
-      <w:bookmarkStart w:id="36" w:name="_Toc242497310"/>
+      <w:bookmarkStart w:id="36" w:name="_Toc242500463"/>
       <w:r>
         <w:t>6.1   Results</w:t>
       </w:r>
@@ -15170,7 +15291,7 @@
           <w:noProof/>
         </w:rPr>
         <w:drawing>
-          <wp:inline distT="0" distB="0" distL="0" distR="0" wp14:anchorId="2CF1D635" wp14:editId="54B36C3F">
+          <wp:inline distT="0" distB="0" distL="0" distR="0" wp14:anchorId="4148DE84" wp14:editId="238D5761">
             <wp:extent cx="5810250" cy="3629025"/>
             <wp:effectExtent l="0" t="0" r="0" b="0"/>
             <wp:docPr id="37" name="Figure 6.1" descr="Results (Student view)" title="Results (Student view)"/>
@@ -15240,7 +15361,7 @@
         <w:pStyle w:val="Heading2"/>
         <w:keepNext/>
       </w:pPr>
-      <w:bookmarkStart w:id="37" w:name="_Toc242497311"/>
+      <w:bookmarkStart w:id="37" w:name="_Toc242500464"/>
       <w:r>
         <w:t>6.2   Result Calculation</w:t>
       </w:r>
@@ -15467,7 +15588,7 @@
           <w:noProof/>
         </w:rPr>
         <w:drawing>
-          <wp:inline distT="0" distB="0" distL="0" distR="0" wp14:anchorId="024C812F" wp14:editId="4C04A8D0">
+          <wp:inline distT="0" distB="0" distL="0" distR="0" wp14:anchorId="005DED86" wp14:editId="2E6DD385">
             <wp:extent cx="5810250" cy="5524500"/>
             <wp:effectExtent l="0" t="0" r="0" b="0"/>
             <wp:docPr id="38" name="Figure 6.2" descr="Result Calculation" title="Result Calculation"/>
@@ -15611,7 +15732,7 @@
         <w:pStyle w:val="Heading2"/>
         <w:keepNext/>
       </w:pPr>
-      <w:bookmarkStart w:id="38" w:name="_Toc242497312"/>
+      <w:bookmarkStart w:id="38" w:name="_Toc242500465"/>
       <w:r>
         <w:t>6.3   Grading Config</w:t>
       </w:r>
@@ -15710,8 +15831,8 @@
           <w:noProof/>
         </w:rPr>
         <w:drawing>
-          <wp:inline distT="0" distB="0" distL="0" distR="0" wp14:anchorId="69CD0B01" wp14:editId="7A2C153A">
-            <wp:extent cx="5810250" cy="5362575"/>
+          <wp:inline distT="0" distB="0" distL="0" distR="0" wp14:anchorId="465864BE" wp14:editId="481DA391">
+            <wp:extent cx="5810250" cy="5334000"/>
             <wp:effectExtent l="0" t="0" r="0" b="0"/>
             <wp:docPr id="39" name="Figure 6.3" descr="Grading Config (SuperAdmin)" title="Grading Config (SuperAdmin)"/>
             <wp:cNvGraphicFramePr>
@@ -15736,7 +15857,7 @@
                   <pic:spPr bwMode="auto">
                     <a:xfrm>
                       <a:off x="0" y="0"/>
-                      <a:ext cx="5810250" cy="5362575"/>
+                      <a:ext cx="5810250" cy="5334000"/>
                     </a:xfrm>
                     <a:prstGeom prst="rect">
                       <a:avLst/>
@@ -15780,7 +15901,7 @@
         <w:pStyle w:val="Heading2"/>
         <w:keepNext/>
       </w:pPr>
-      <w:bookmarkStart w:id="39" w:name="_Toc242497313"/>
+      <w:bookmarkStart w:id="39" w:name="_Toc242500466"/>
       <w:r>
         <w:t>6.4   Prerequisites</w:t>
       </w:r>
@@ -15868,7 +15989,7 @@
           <w:noProof/>
         </w:rPr>
         <w:drawing>
-          <wp:inline distT="0" distB="0" distL="0" distR="0" wp14:anchorId="0837598B" wp14:editId="4E72EC8E">
+          <wp:inline distT="0" distB="0" distL="0" distR="0" wp14:anchorId="3418C3A6" wp14:editId="35168635">
             <wp:extent cx="5810250" cy="5524500"/>
             <wp:effectExtent l="0" t="0" r="0" b="0"/>
             <wp:docPr id="40" name="Figure 6.4" descr="Course Prerequisites" title="Course Prerequisites"/>
@@ -15938,7 +16059,7 @@
         <w:pStyle w:val="Heading2"/>
         <w:keepNext/>
       </w:pPr>
-      <w:bookmarkStart w:id="40" w:name="_Toc242497314"/>
+      <w:bookmarkStart w:id="40" w:name="_Toc242500467"/>
       <w:r>
         <w:t>6.5   Student Lifecycle</w:t>
       </w:r>
@@ -16141,7 +16262,7 @@
           <w:noProof/>
         </w:rPr>
         <w:drawing>
-          <wp:inline distT="0" distB="0" distL="0" distR="0" wp14:anchorId="29E9F33B" wp14:editId="0F24EAA4">
+          <wp:inline distT="0" distB="0" distL="0" distR="0" wp14:anchorId="3C275CFF" wp14:editId="4D276FE3">
             <wp:extent cx="5810250" cy="3629025"/>
             <wp:effectExtent l="0" t="0" r="0" b="0"/>
             <wp:docPr id="41" name="Figure 6.5" descr="Department selected" title="Department selected"/>
@@ -16223,7 +16344,7 @@
           <w:noProof/>
         </w:rPr>
         <w:drawing>
-          <wp:inline distT="0" distB="0" distL="0" distR="0" wp14:anchorId="164A3EA4" wp14:editId="3951E1BC">
+          <wp:inline distT="0" distB="0" distL="0" distR="0" wp14:anchorId="7CFC3BB7" wp14:editId="738BDD07">
             <wp:extent cx="5810250" cy="3629025"/>
             <wp:effectExtent l="0" t="0" r="0" b="0"/>
             <wp:docPr id="42" name="Figure 6.6" descr="Students in the selected semester" title="Students in the selected semester"/>
@@ -16367,7 +16488,7 @@
         <w:pStyle w:val="Heading2"/>
         <w:keepNext/>
       </w:pPr>
-      <w:bookmarkStart w:id="41" w:name="_Toc242497315"/>
+      <w:bookmarkStart w:id="41" w:name="_Toc242500468"/>
       <w:r>
         <w:t>6.6   Study Plan</w:t>
       </w:r>
@@ -16466,8 +16587,8 @@
           <w:noProof/>
         </w:rPr>
         <w:drawing>
-          <wp:inline distT="0" distB="0" distL="0" distR="0" wp14:anchorId="154DC011" wp14:editId="62CE0CB0">
-            <wp:extent cx="5810250" cy="4114800"/>
+          <wp:inline distT="0" distB="0" distL="0" distR="0" wp14:anchorId="57AB57FE" wp14:editId="635B8E40">
+            <wp:extent cx="5810250" cy="4086225"/>
             <wp:effectExtent l="0" t="0" r="0" b="0"/>
             <wp:docPr id="43" name="Figure 6.7" descr="Study Plan" title="Study Plan"/>
             <wp:cNvGraphicFramePr>
@@ -16492,7 +16613,7 @@
                   <pic:spPr bwMode="auto">
                     <a:xfrm>
                       <a:off x="0" y="0"/>
-                      <a:ext cx="5810250" cy="4114800"/>
+                      <a:ext cx="5810250" cy="4086225"/>
                     </a:xfrm>
                     <a:prstGeom prst="rect">
                       <a:avLst/>
@@ -16536,7 +16657,7 @@
         <w:pStyle w:val="Heading2"/>
         <w:keepNext/>
       </w:pPr>
-      <w:bookmarkStart w:id="42" w:name="_Toc242497316"/>
+      <w:bookmarkStart w:id="42" w:name="_Toc242500469"/>
       <w:r>
         <w:t>6.7   Final Year Projects (FYP)</w:t>
       </w:r>
@@ -16633,7 +16754,7 @@
           <w:noProof/>
         </w:rPr>
         <w:drawing>
-          <wp:inline distT="0" distB="0" distL="0" distR="0" wp14:anchorId="15C9A4D7" wp14:editId="73C58AF8">
+          <wp:inline distT="0" distB="0" distL="0" distR="0" wp14:anchorId="4A6D2B6E" wp14:editId="5927F04E">
             <wp:extent cx="5810250" cy="5524500"/>
             <wp:effectExtent l="0" t="0" r="0" b="0"/>
             <wp:docPr id="44" name="Figure 6.8" descr="FYP (Faculty view)" title="FYP (Faculty view)"/>
@@ -16703,7 +16824,7 @@
         <w:pStyle w:val="Heading1"/>
         <w:pageBreakBefore/>
       </w:pPr>
-      <w:bookmarkStart w:id="43" w:name="_Toc242497317"/>
+      <w:bookmarkStart w:id="43" w:name="_Toc242500470"/>
       <w:r>
         <w:t>7   Graduation and Certificates</w:t>
       </w:r>
@@ -16714,7 +16835,7 @@
         <w:pStyle w:val="Heading2"/>
         <w:keepNext/>
       </w:pPr>
-      <w:bookmarkStart w:id="44" w:name="_Toc242497318"/>
+      <w:bookmarkStart w:id="44" w:name="_Toc242500471"/>
       <w:r>
         <w:t>7.1   Degree Rules</w:t>
       </w:r>
@@ -16802,8 +16923,8 @@
           <w:noProof/>
         </w:rPr>
         <w:drawing>
-          <wp:inline distT="0" distB="0" distL="0" distR="0" wp14:anchorId="7C713524" wp14:editId="1E109965">
-            <wp:extent cx="5810250" cy="4724400"/>
+          <wp:inline distT="0" distB="0" distL="0" distR="0" wp14:anchorId="6C3AB5E7" wp14:editId="23614965">
+            <wp:extent cx="5810250" cy="4695825"/>
             <wp:effectExtent l="0" t="0" r="0" b="0"/>
             <wp:docPr id="45" name="Figure 7.1" descr="Degree Rules" title="Degree Rules"/>
             <wp:cNvGraphicFramePr>
@@ -16828,7 +16949,7 @@
                   <pic:spPr bwMode="auto">
                     <a:xfrm>
                       <a:off x="0" y="0"/>
-                      <a:ext cx="5810250" cy="4724400"/>
+                      <a:ext cx="5810250" cy="4695825"/>
                     </a:xfrm>
                     <a:prstGeom prst="rect">
                       <a:avLst/>
@@ -16872,7 +16993,7 @@
         <w:pStyle w:val="Heading2"/>
         <w:keepNext/>
       </w:pPr>
-      <w:bookmarkStart w:id="45" w:name="_Toc242497319"/>
+      <w:bookmarkStart w:id="45" w:name="_Toc242500472"/>
       <w:r>
         <w:t>7.2   Degree Audit</w:t>
       </w:r>
@@ -16960,7 +17081,7 @@
           <w:noProof/>
         </w:rPr>
         <w:drawing>
-          <wp:inline distT="0" distB="0" distL="0" distR="0" wp14:anchorId="7DD98025" wp14:editId="1C15FE16">
+          <wp:inline distT="0" distB="0" distL="0" distR="0" wp14:anchorId="66495F83" wp14:editId="27E20ACB">
             <wp:extent cx="5810250" cy="5524500"/>
             <wp:effectExtent l="0" t="0" r="0" b="0"/>
             <wp:docPr id="46" name="Figure 7.2" descr="Degree Audit (Student view)" title="Degree Audit (Student view)"/>
@@ -17030,7 +17151,7 @@
         <w:pStyle w:val="Heading2"/>
         <w:keepNext/>
       </w:pPr>
-      <w:bookmarkStart w:id="46" w:name="_Toc242497320"/>
+      <w:bookmarkStart w:id="46" w:name="_Toc242500473"/>
       <w:r>
         <w:t>7.3   Graduation Eligibility</w:t>
       </w:r>
@@ -17107,7 +17228,7 @@
           <w:noProof/>
         </w:rPr>
         <w:drawing>
-          <wp:inline distT="0" distB="0" distL="0" distR="0" wp14:anchorId="12C1422D" wp14:editId="1B1463F5">
+          <wp:inline distT="0" distB="0" distL="0" distR="0" wp14:anchorId="25C4DE4C" wp14:editId="0C90C734">
             <wp:extent cx="5810250" cy="5524500"/>
             <wp:effectExtent l="0" t="0" r="0" b="0"/>
             <wp:docPr id="47" name="Figure 7.3" descr="Graduation Eligibility" title="Graduation Eligibility"/>
@@ -17177,7 +17298,7 @@
         <w:pStyle w:val="Heading2"/>
         <w:keepNext/>
       </w:pPr>
-      <w:bookmarkStart w:id="47" w:name="_Toc242497321"/>
+      <w:bookmarkStart w:id="47" w:name="_Toc242500474"/>
       <w:r>
         <w:t>7.4   Applying for graduation (Students)</w:t>
       </w:r>
@@ -17329,8 +17450,8 @@
           <w:noProof/>
         </w:rPr>
         <w:drawing>
-          <wp:inline distT="0" distB="0" distL="0" distR="0" wp14:anchorId="784B7CE6" wp14:editId="03038E07">
-            <wp:extent cx="5810250" cy="4114800"/>
+          <wp:inline distT="0" distB="0" distL="0" distR="0" wp14:anchorId="2936D535" wp14:editId="379E1863">
+            <wp:extent cx="5810250" cy="4086225"/>
             <wp:effectExtent l="0" t="0" r="0" b="0"/>
             <wp:docPr id="48" name="Figure 7.4" descr="Graduation Application (Student)" title="Graduation Application (Student)"/>
             <wp:cNvGraphicFramePr>
@@ -17355,7 +17476,7 @@
                   <pic:spPr bwMode="auto">
                     <a:xfrm>
                       <a:off x="0" y="0"/>
-                      <a:ext cx="5810250" cy="4114800"/>
+                      <a:ext cx="5810250" cy="4086225"/>
                     </a:xfrm>
                     <a:prstGeom prst="rect">
                       <a:avLst/>
@@ -17399,7 +17520,7 @@
         <w:pStyle w:val="Heading2"/>
         <w:keepNext/>
       </w:pPr>
-      <w:bookmarkStart w:id="48" w:name="_Toc242497322"/>
+      <w:bookmarkStart w:id="48" w:name="_Toc242500475"/>
       <w:r>
         <w:t>7.5   Graduation Applications</w:t>
       </w:r>
@@ -17518,8 +17639,8 @@
           <w:noProof/>
         </w:rPr>
         <w:drawing>
-          <wp:inline distT="0" distB="0" distL="0" distR="0" wp14:anchorId="3A6C496E" wp14:editId="6749E537">
-            <wp:extent cx="5810250" cy="4533900"/>
+          <wp:inline distT="0" distB="0" distL="0" distR="0" wp14:anchorId="471A6867" wp14:editId="5B241A79">
+            <wp:extent cx="5810250" cy="4514850"/>
             <wp:effectExtent l="0" t="0" r="0" b="0"/>
             <wp:docPr id="49" name="Figure 7.5" descr="Graduation Applications" title="Graduation Applications"/>
             <wp:cNvGraphicFramePr>
@@ -17544,7 +17665,7 @@
                   <pic:spPr bwMode="auto">
                     <a:xfrm>
                       <a:off x="0" y="0"/>
-                      <a:ext cx="5810250" cy="4533900"/>
+                      <a:ext cx="5810250" cy="4514850"/>
                     </a:xfrm>
                     <a:prstGeom prst="rect">
                       <a:avLst/>
@@ -17588,7 +17709,7 @@
         <w:pStyle w:val="Heading2"/>
         <w:keepNext/>
       </w:pPr>
-      <w:bookmarkStart w:id="49" w:name="_Toc242497323"/>
+      <w:bookmarkStart w:id="49" w:name="_Toc242500476"/>
       <w:r>
         <w:t>7.6   Generate Certificates</w:t>
       </w:r>
@@ -17784,7 +17905,7 @@
           <w:noProof/>
         </w:rPr>
         <w:drawing>
-          <wp:inline distT="0" distB="0" distL="0" distR="0" wp14:anchorId="18EB612D" wp14:editId="18FBA7EF">
+          <wp:inline distT="0" distB="0" distL="0" distR="0" wp14:anchorId="131872BF" wp14:editId="2BF6B43F">
             <wp:extent cx="5810250" cy="5524500"/>
             <wp:effectExtent l="0" t="0" r="0" b="0"/>
             <wp:docPr id="50" name="Figure 7.6" descr="Generate Certificates" title="Generate Certificates"/>
@@ -17854,7 +17975,7 @@
         <w:pStyle w:val="Heading1"/>
         <w:pageBreakBefore/>
       </w:pPr>
-      <w:bookmarkStart w:id="50" w:name="_Toc242497324"/>
+      <w:bookmarkStart w:id="50" w:name="_Toc242500477"/>
       <w:r>
         <w:t>8   Reports and Analytics</w:t>
       </w:r>
@@ -17865,7 +17986,7 @@
         <w:pStyle w:val="Heading2"/>
         <w:keepNext/>
       </w:pPr>
-      <w:bookmarkStart w:id="51" w:name="_Toc242497325"/>
+      <w:bookmarkStart w:id="51" w:name="_Toc242500478"/>
       <w:r>
         <w:t>8.1   Report Center</w:t>
       </w:r>
@@ -18823,7 +18944,7 @@
           <w:noProof/>
         </w:rPr>
         <w:drawing>
-          <wp:inline distT="0" distB="0" distL="0" distR="0" wp14:anchorId="0966323A" wp14:editId="30A1899A">
+          <wp:inline distT="0" distB="0" distL="0" distR="0" wp14:anchorId="326DAAD5" wp14:editId="343F6DF8">
             <wp:extent cx="5810250" cy="3629025"/>
             <wp:effectExtent l="0" t="0" r="0" b="0"/>
             <wp:docPr id="51" name="Figure 8.1" descr="Report Center" title="Report Center"/>
@@ -18905,7 +19026,7 @@
           <w:noProof/>
         </w:rPr>
         <w:drawing>
-          <wp:inline distT="0" distB="0" distL="0" distR="0" wp14:anchorId="4028AB11" wp14:editId="73378802">
+          <wp:inline distT="0" distB="0" distL="0" distR="0" wp14:anchorId="006A8C9A" wp14:editId="12A0AAB1">
             <wp:extent cx="5810250" cy="3629025"/>
             <wp:effectExtent l="0" t="0" r="0" b="0"/>
             <wp:docPr id="52" name="Figure 8.2" descr="Report filters" title="Report filters"/>
@@ -18987,7 +19108,7 @@
           <w:noProof/>
         </w:rPr>
         <w:drawing>
-          <wp:inline distT="0" distB="0" distL="0" distR="0" wp14:anchorId="3469B6F4" wp14:editId="569C7CCA">
+          <wp:inline distT="0" distB="0" distL="0" distR="0" wp14:anchorId="38C10B5D" wp14:editId="60DDC391">
             <wp:extent cx="5810250" cy="3629025"/>
             <wp:effectExtent l="0" t="0" r="0" b="0"/>
             <wp:docPr id="53" name="Figure 8.3" descr="GPA &amp; CGPA Report generated, with export buttons" title="GPA &amp; CGPA Report generated, with export buttons"/>
@@ -19131,7 +19252,7 @@
         <w:pStyle w:val="Heading2"/>
         <w:keepNext/>
       </w:pPr>
-      <w:bookmarkStart w:id="52" w:name="_Toc242497326"/>
+      <w:bookmarkStart w:id="52" w:name="_Toc242500479"/>
       <w:r>
         <w:t>8.2   Analytics</w:t>
       </w:r>
@@ -19219,7 +19340,7 @@
           <w:noProof/>
         </w:rPr>
         <w:drawing>
-          <wp:inline distT="0" distB="0" distL="0" distR="0" wp14:anchorId="4C6C3C88" wp14:editId="6F5AFD81">
+          <wp:inline distT="0" distB="0" distL="0" distR="0" wp14:anchorId="36A46C7D" wp14:editId="5CE2D6F1">
             <wp:extent cx="5810250" cy="5524500"/>
             <wp:effectExtent l="0" t="0" r="0" b="0"/>
             <wp:docPr id="54" name="Figure 8.4" descr="Analytics overview" title="Analytics overview"/>
@@ -19289,7 +19410,7 @@
         <w:pStyle w:val="Heading1"/>
         <w:pageBreakBefore/>
       </w:pPr>
-      <w:bookmarkStart w:id="53" w:name="_Toc242497327"/>
+      <w:bookmarkStart w:id="53" w:name="_Toc242500480"/>
       <w:r>
         <w:t>9   Finance</w:t>
       </w:r>
@@ -19300,7 +19421,7 @@
         <w:pStyle w:val="Heading2"/>
         <w:keepNext/>
       </w:pPr>
-      <w:bookmarkStart w:id="54" w:name="_Toc242497328"/>
+      <w:bookmarkStart w:id="54" w:name="_Toc242500481"/>
       <w:r>
         <w:t>9.1   Fee receipts (Payments)</w:t>
       </w:r>
@@ -19586,7 +19707,7 @@
           <w:noProof/>
         </w:rPr>
         <w:drawing>
-          <wp:inline distT="0" distB="0" distL="0" distR="0" wp14:anchorId="10BC1E60" wp14:editId="1BE5FA8E">
+          <wp:inline distT="0" distB="0" distL="0" distR="0" wp14:anchorId="055CCC19" wp14:editId="540E87D0">
             <wp:extent cx="5810250" cy="3629025"/>
             <wp:effectExtent l="0" t="0" r="0" b="0"/>
             <wp:docPr id="55" name="Figure 9.1" descr="Payments – all receipts" title="Payments – all receipts"/>
@@ -19668,7 +19789,7 @@
           <w:noProof/>
         </w:rPr>
         <w:drawing>
-          <wp:inline distT="0" distB="0" distL="0" distR="0" wp14:anchorId="60C9DD78" wp14:editId="3B42342A">
+          <wp:inline distT="0" distB="0" distL="0" distR="0" wp14:anchorId="4C7D2143" wp14:editId="7771D3FD">
             <wp:extent cx="5810250" cy="3629025"/>
             <wp:effectExtent l="0" t="0" r="0" b="0"/>
             <wp:docPr id="56" name="Figure 9.2" descr="Create Fee Receipt form completed" title="Create Fee Receipt form completed"/>
@@ -19812,7 +19933,7 @@
         <w:pStyle w:val="Heading1"/>
         <w:pageBreakBefore/>
       </w:pPr>
-      <w:bookmarkStart w:id="55" w:name="_Toc242497329"/>
+      <w:bookmarkStart w:id="55" w:name="_Toc242500482"/>
       <w:r>
         <w:t>10   Users, Communication and Personal Settings</w:t>
       </w:r>
@@ -19823,7 +19944,7 @@
         <w:pStyle w:val="Heading2"/>
         <w:keepNext/>
       </w:pPr>
-      <w:bookmarkStart w:id="56" w:name="_Toc242497330"/>
+      <w:bookmarkStart w:id="56" w:name="_Toc242500483"/>
       <w:r>
         <w:t>10.1   User Import and creating users</w:t>
       </w:r>
@@ -20025,7 +20146,7 @@
         <w:t>Full Name</w:t>
       </w:r>
       <w:r>
-        <w:t xml:space="preserve">, </w:t>
+        <w:t xml:space="preserve"> and </w:t>
       </w:r>
       <w:r>
         <w:rPr>
@@ -20036,7 +20157,7 @@
         <w:t>Role</w:t>
       </w:r>
       <w:r>
-        <w:t xml:space="preserve">, </w:t>
+        <w:t xml:space="preserve">. For a Faculty member choose the </w:t>
       </w:r>
       <w:r>
         <w:rPr>
@@ -20044,10 +20165,10 @@
           <w:bCs/>
           <w:color w:val="0F2A4A"/>
         </w:rPr>
-        <w:t>Institution Type</w:t>
-      </w:r>
-      <w:r>
-        <w:t xml:space="preserve">, </w:t>
+        <w:t>Department</w:t>
+      </w:r>
+      <w:r>
+        <w:t xml:space="preserve">; for a Student choose the </w:t>
       </w:r>
       <w:r>
         <w:rPr>
@@ -20066,10 +20187,21 @@
           <w:bCs/>
           <w:color w:val="0F2A4A"/>
         </w:rPr>
-        <w:t>Course</w:t>
-      </w:r>
-      <w:r>
-        <w:t>, optionally a mobile number, address and profile photo.</w:t>
+        <w:t>Program</w:t>
+      </w:r>
+      <w:r>
+        <w:t xml:space="preserve"> and, optionally, a </w:t>
+      </w:r>
+      <w:r>
+        <w:rPr>
+          <w:b/>
+          <w:bCs/>
+          <w:color w:val="0F2A4A"/>
+        </w:rPr>
+        <w:t>Registration No.</w:t>
+      </w:r>
+      <w:r>
+        <w:t xml:space="preserve"> (it defaults to the username). Mobile number, address and profile photo are optional.</w:t>
       </w:r>
     </w:p>
     <w:p>
@@ -20093,7 +20225,7 @@
         <w:t>Create User</w:t>
       </w:r>
       <w:r>
-        <w:t>. New users must change their password at first sign-in.</w:t>
+        <w:t>. The temporary password is the username, and new users must change it at first sign-in. For students the academic profile is created at the same time, so they can use the student portal immediately.</w:t>
       </w:r>
     </w:p>
     <w:p>
@@ -20118,7 +20250,7 @@
           <w:noProof/>
         </w:rPr>
         <w:drawing>
-          <wp:inline distT="0" distB="0" distL="0" distR="0" wp14:anchorId="75D7F47D" wp14:editId="78CB5951">
+          <wp:inline distT="0" distB="0" distL="0" distR="0" wp14:anchorId="64DE8A24" wp14:editId="48668362">
             <wp:extent cx="5810250" cy="3629025"/>
             <wp:effectExtent l="0" t="0" r="0" b="0"/>
             <wp:docPr id="57" name="Figure 10.1" descr="User Import" title="User Import"/>
@@ -20200,10 +20332,10 @@
           <w:noProof/>
         </w:rPr>
         <w:drawing>
-          <wp:inline distT="0" distB="0" distL="0" distR="0" wp14:anchorId="2C2E66A6" wp14:editId="0B24A947">
-            <wp:extent cx="5810250" cy="5524500"/>
+          <wp:inline distT="0" distB="0" distL="0" distR="0" wp14:anchorId="1FCB2D8E" wp14:editId="509F6A17">
+            <wp:extent cx="5810250" cy="3629025"/>
             <wp:effectExtent l="0" t="0" r="0" b="0"/>
-            <wp:docPr id="58" name="Figure 10.2" descr="Create Single User form" title="Create Single User form"/>
+            <wp:docPr id="58" name="Figure 10.2" descr="Create Single User form for a student, with Department and Program" title="Create Single User form for a student, with Department and Program"/>
             <wp:cNvGraphicFramePr>
               <a:graphicFrameLocks xmlns:a="http://schemas.openxmlformats.org/drawingml/2006/main" noChangeAspect="1"/>
             </wp:cNvGraphicFramePr>
@@ -20226,7 +20358,7 @@
                   <pic:spPr bwMode="auto">
                     <a:xfrm>
                       <a:off x="0" y="0"/>
-                      <a:ext cx="5810250" cy="5524500"/>
+                      <a:ext cx="5810250" cy="3629025"/>
                     </a:xfrm>
                     <a:prstGeom prst="rect">
                       <a:avLst/>
@@ -20262,15 +20394,89 @@
           <w:sz w:val="17"/>
           <w:szCs w:val="17"/>
         </w:rPr>
-        <w:t>Create Single User form</w:t>
-      </w:r>
+        <w:t>Create Single User form for a student, with Department and Program</w:t>
+      </w:r>
+    </w:p>
+    <w:tbl>
+      <w:tblPr>
+        <w:tblW w:w="9412" w:type="dxa"/>
+        <w:tblBorders>
+          <w:top w:val="single" w:sz="4" w:space="0" w:color="auto"/>
+          <w:left w:val="single" w:sz="4" w:space="0" w:color="auto"/>
+          <w:bottom w:val="single" w:sz="4" w:space="0" w:color="auto"/>
+          <w:right w:val="single" w:sz="4" w:space="0" w:color="auto"/>
+          <w:insideH w:val="single" w:sz="4" w:space="0" w:color="auto"/>
+          <w:insideV w:val="single" w:sz="4" w:space="0" w:color="auto"/>
+        </w:tblBorders>
+        <w:tblCellMar>
+          <w:left w:w="10" w:type="dxa"/>
+          <w:right w:w="10" w:type="dxa"/>
+        </w:tblCellMar>
+        <w:tblLook w:val="04A0" w:firstRow="1" w:lastRow="0" w:firstColumn="1" w:lastColumn="0" w:noHBand="0" w:noVBand="1"/>
+      </w:tblPr>
+      <w:tblGrid>
+        <w:gridCol w:w="9412"/>
+      </w:tblGrid>
+      <w:tr>
+        <w:tblPrEx>
+          <w:tblCellMar>
+            <w:top w:w="0" w:type="dxa"/>
+            <w:bottom w:w="0" w:type="dxa"/>
+          </w:tblCellMar>
+        </w:tblPrEx>
+        <w:tc>
+          <w:tcPr>
+            <w:tcW w:w="9412" w:type="dxa"/>
+            <w:tcBorders>
+              <w:top w:val="none" w:sz="0" w:space="0" w:color="FFFFFF"/>
+              <w:left w:val="single" w:sz="24" w:space="0" w:color="15803D"/>
+              <w:bottom w:val="none" w:sz="0" w:space="0" w:color="FFFFFF"/>
+              <w:right w:val="none" w:sz="0" w:space="0" w:color="FFFFFF"/>
+            </w:tcBorders>
+            <w:shd w:val="clear" w:color="auto" w:fill="ECFDF3"/>
+            <w:tcMar>
+              <w:top w:w="110" w:type="dxa"/>
+              <w:left w:w="200" w:type="dxa"/>
+              <w:bottom w:w="110" w:type="dxa"/>
+              <w:right w:w="200" w:type="dxa"/>
+            </w:tcMar>
+          </w:tcPr>
+          <w:p>
+            <w:pPr>
+              <w:spacing w:line="290" w:lineRule="auto"/>
+            </w:pPr>
+            <w:r>
+              <w:rPr>
+                <w:b/>
+                <w:bCs/>
+                <w:color w:val="15803D"/>
+                <w:sz w:val="18"/>
+                <w:szCs w:val="18"/>
+              </w:rPr>
+              <w:t xml:space="preserve">TIP   </w:t>
+            </w:r>
+            <w:r>
+              <w:rPr>
+                <w:sz w:val="19"/>
+                <w:szCs w:val="19"/>
+              </w:rPr>
+              <w:t>In the students CSV template, fill DepartmentId and ProgramId (and optionally RegistrationNumber) to create each student profile during a bulk import.</w:t>
+            </w:r>
+          </w:p>
+        </w:tc>
+      </w:tr>
+    </w:tbl>
+    <w:p>
+      <w:pPr>
+        <w:spacing w:after="160"/>
+      </w:pPr>
     </w:p>
     <w:p>
       <w:pPr>
         <w:pStyle w:val="Heading2"/>
         <w:keepNext/>
       </w:pPr>
-      <w:bookmarkStart w:id="57" w:name="_Toc242497331"/>
+      <w:bookmarkStart w:id="57" w:name="_Toc242500484"/>
       <w:r>
         <w:t>10.2   User Settings</w:t>
       </w:r>
@@ -20345,7 +20551,7 @@
           <w:noProof/>
         </w:rPr>
         <w:drawing>
-          <wp:inline distT="0" distB="0" distL="0" distR="0" wp14:anchorId="187EBA66" wp14:editId="50C197F8">
+          <wp:inline distT="0" distB="0" distL="0" distR="0" wp14:anchorId="0EB5D577" wp14:editId="70CAF94A">
             <wp:extent cx="5810250" cy="5524500"/>
             <wp:effectExtent l="0" t="0" r="0" b="0"/>
             <wp:docPr id="59" name="Figure 10.3" descr="User Settings (Student view)" title="User Settings (Student view)"/>
@@ -20427,7 +20633,7 @@
           <w:noProof/>
         </w:rPr>
         <w:drawing>
-          <wp:inline distT="0" distB="0" distL="0" distR="0" wp14:anchorId="2DEFF8C9" wp14:editId="6A27FBE0">
+          <wp:inline distT="0" distB="0" distL="0" distR="0" wp14:anchorId="35CA7B87" wp14:editId="33F1B665">
             <wp:extent cx="5810250" cy="5524500"/>
             <wp:effectExtent l="0" t="0" r="0" b="0"/>
             <wp:docPr id="60" name="Figure 10.4" descr="User Settings with the user directory (Admin view)" title="User Settings with the user directory (Admin view)"/>
@@ -20497,7 +20703,7 @@
         <w:pStyle w:val="Heading2"/>
         <w:keepNext/>
       </w:pPr>
-      <w:bookmarkStart w:id="58" w:name="_Toc242497332"/>
+      <w:bookmarkStart w:id="58" w:name="_Toc242500485"/>
       <w:r>
         <w:t>10.3   Two-Factor Authentication</w:t>
       </w:r>
@@ -20660,8 +20866,8 @@
           <w:noProof/>
         </w:rPr>
         <w:drawing>
-          <wp:inline distT="0" distB="0" distL="0" distR="0" wp14:anchorId="1AF6BDCF" wp14:editId="06DC643A">
-            <wp:extent cx="5810250" cy="4267200"/>
+          <wp:inline distT="0" distB="0" distL="0" distR="0" wp14:anchorId="5AEF1E0D" wp14:editId="2260BF00">
+            <wp:extent cx="5810250" cy="4238625"/>
             <wp:effectExtent l="0" t="0" r="0" b="0"/>
             <wp:docPr id="61" name="Figure 10.5" descr="Two-Factor Authentication" title="Two-Factor Authentication"/>
             <wp:cNvGraphicFramePr>
@@ -20686,7 +20892,7 @@
                   <pic:spPr bwMode="auto">
                     <a:xfrm>
                       <a:off x="0" y="0"/>
-                      <a:ext cx="5810250" cy="4267200"/>
+                      <a:ext cx="5810250" cy="4238625"/>
                     </a:xfrm>
                     <a:prstGeom prst="rect">
                       <a:avLst/>
@@ -20730,7 +20936,7 @@
         <w:pStyle w:val="Heading2"/>
         <w:keepNext/>
       </w:pPr>
-      <w:bookmarkStart w:id="59" w:name="_Toc242497333"/>
+      <w:bookmarkStart w:id="59" w:name="_Toc242500486"/>
       <w:r>
         <w:t>10.4   Notifications</w:t>
       </w:r>
@@ -20807,8 +21013,8 @@
           <w:noProof/>
         </w:rPr>
         <w:drawing>
-          <wp:inline distT="0" distB="0" distL="0" distR="0" wp14:anchorId="4FFDB71F" wp14:editId="536706FD">
-            <wp:extent cx="5810250" cy="4114800"/>
+          <wp:inline distT="0" distB="0" distL="0" distR="0" wp14:anchorId="748C3A83" wp14:editId="42ADB9C9">
+            <wp:extent cx="5810250" cy="4086225"/>
             <wp:effectExtent l="0" t="0" r="0" b="0"/>
             <wp:docPr id="62" name="Figure 10.6" descr="Notifications inbox" title="Notifications inbox"/>
             <wp:cNvGraphicFramePr>
@@ -20833,7 +21039,7 @@
                   <pic:spPr bwMode="auto">
                     <a:xfrm>
                       <a:off x="0" y="0"/>
-                      <a:ext cx="5810250" cy="4114800"/>
+                      <a:ext cx="5810250" cy="4086225"/>
                     </a:xfrm>
                     <a:prstGeom prst="rect">
                       <a:avLst/>
@@ -20877,7 +21083,7 @@
         <w:pStyle w:val="Heading2"/>
         <w:keepNext/>
       </w:pPr>
-      <w:bookmarkStart w:id="60" w:name="_Toc242497334"/>
+      <w:bookmarkStart w:id="60" w:name="_Toc242500487"/>
       <w:r>
         <w:t>10.5   Helpdesk</w:t>
       </w:r>
@@ -21106,7 +21312,7 @@
           <w:noProof/>
         </w:rPr>
         <w:drawing>
-          <wp:inline distT="0" distB="0" distL="0" distR="0" wp14:anchorId="3283F2E0" wp14:editId="0B09427C">
+          <wp:inline distT="0" distB="0" distL="0" distR="0" wp14:anchorId="1DBD3A26" wp14:editId="7F6C8D61">
             <wp:extent cx="5810250" cy="3629025"/>
             <wp:effectExtent l="0" t="0" r="0" b="0"/>
             <wp:docPr id="63" name="Figure 10.7" descr="Helpdesk ticket queue" title="Helpdesk ticket queue"/>
@@ -21188,7 +21394,7 @@
           <w:noProof/>
         </w:rPr>
         <w:drawing>
-          <wp:inline distT="0" distB="0" distL="0" distR="0" wp14:anchorId="7D4850FB" wp14:editId="5A57A764">
+          <wp:inline distT="0" distB="0" distL="0" distR="0" wp14:anchorId="0278D0AE" wp14:editId="6FEA6239">
             <wp:extent cx="5810250" cy="3629025"/>
             <wp:effectExtent l="0" t="0" r="0" b="0"/>
             <wp:docPr id="64" name="Figure 10.8" descr="New Support Ticket form" title="New Support Ticket form"/>
@@ -21258,7 +21464,7 @@
         <w:pStyle w:val="Heading2"/>
         <w:keepNext/>
       </w:pPr>
-      <w:bookmarkStart w:id="61" w:name="_Toc242497335"/>
+      <w:bookmarkStart w:id="61" w:name="_Toc242500488"/>
       <w:r>
         <w:t>10.6   Theme Settings</w:t>
       </w:r>
@@ -21324,7 +21530,7 @@
           <w:noProof/>
         </w:rPr>
         <w:drawing>
-          <wp:inline distT="0" distB="0" distL="0" distR="0" wp14:anchorId="6FBD8B0E" wp14:editId="558C8F39">
+          <wp:inline distT="0" distB="0" distL="0" distR="0" wp14:anchorId="0DC71BB3" wp14:editId="2A7E574E">
             <wp:extent cx="5810250" cy="3629025"/>
             <wp:effectExtent l="0" t="0" r="0" b="0"/>
             <wp:docPr id="65" name="Figure 10.9" descr="Theme Settings with a theme previewed" title="Theme Settings with a theme previewed"/>
@@ -21394,7 +21600,7 @@
         <w:pStyle w:val="Heading1"/>
         <w:pageBreakBefore/>
       </w:pPr>
-      <w:bookmarkStart w:id="62" w:name="_Toc242497336"/>
+      <w:bookmarkStart w:id="62" w:name="_Toc242500489"/>
       <w:r>
         <w:t>11   SuperAdmin Administration</w:t>
       </w:r>
@@ -21413,7 +21619,7 @@
         <w:pStyle w:val="Heading2"/>
         <w:keepNext/>
       </w:pPr>
-      <w:bookmarkStart w:id="63" w:name="_Toc242497337"/>
+      <w:bookmarkStart w:id="63" w:name="_Toc242500490"/>
       <w:r>
         <w:t>11.1   Dashboard</w:t>
       </w:r>
@@ -21479,7 +21685,7 @@
           <w:noProof/>
         </w:rPr>
         <w:drawing>
-          <wp:inline distT="0" distB="0" distL="0" distR="0" wp14:anchorId="0C5F505B" wp14:editId="3F9A73F2">
+          <wp:inline distT="0" distB="0" distL="0" distR="0" wp14:anchorId="4BE8046E" wp14:editId="1EFED98A">
             <wp:extent cx="5810250" cy="5524500"/>
             <wp:effectExtent l="0" t="0" r="0" b="0"/>
             <wp:docPr id="66" name="Figure 11.1" descr="SuperAdmin Dashboard" title="SuperAdmin Dashboard"/>
@@ -21549,7 +21755,7 @@
         <w:pStyle w:val="Heading2"/>
         <w:keepNext/>
       </w:pPr>
-      <w:bookmarkStart w:id="64" w:name="_Toc242497338"/>
+      <w:bookmarkStart w:id="64" w:name="_Toc242500491"/>
       <w:r>
         <w:t>11.2   Tenant and Campus Management</w:t>
       </w:r>
@@ -21657,8 +21863,8 @@
           <w:noProof/>
         </w:rPr>
         <w:drawing>
-          <wp:inline distT="0" distB="0" distL="0" distR="0" wp14:anchorId="235EF04B" wp14:editId="0C353DDF">
-            <wp:extent cx="5810250" cy="4371975"/>
+          <wp:inline distT="0" distB="0" distL="0" distR="0" wp14:anchorId="31EC33FD" wp14:editId="4D9334DF">
+            <wp:extent cx="5810250" cy="4343400"/>
             <wp:effectExtent l="0" t="0" r="0" b="0"/>
             <wp:docPr id="67" name="Figure 11.2" descr="Tenant Management" title="Tenant Management"/>
             <wp:cNvGraphicFramePr>
@@ -21683,7 +21889,7 @@
                   <pic:spPr bwMode="auto">
                     <a:xfrm>
                       <a:off x="0" y="0"/>
-                      <a:ext cx="5810250" cy="4371975"/>
+                      <a:ext cx="5810250" cy="4343400"/>
                     </a:xfrm>
                     <a:prstGeom prst="rect">
                       <a:avLst/>
@@ -21739,8 +21945,8 @@
           <w:noProof/>
         </w:rPr>
         <w:drawing>
-          <wp:inline distT="0" distB="0" distL="0" distR="0" wp14:anchorId="71935892" wp14:editId="3CB9BA99">
-            <wp:extent cx="5810250" cy="4972050"/>
+          <wp:inline distT="0" distB="0" distL="0" distR="0" wp14:anchorId="23601F30" wp14:editId="3999358D">
+            <wp:extent cx="5810250" cy="4943475"/>
             <wp:effectExtent l="0" t="0" r="0" b="0"/>
             <wp:docPr id="68" name="Figure 11.3" descr="Campus Management" title="Campus Management"/>
             <wp:cNvGraphicFramePr>
@@ -21765,7 +21971,7 @@
                   <pic:spPr bwMode="auto">
                     <a:xfrm>
                       <a:off x="0" y="0"/>
-                      <a:ext cx="5810250" cy="4972050"/>
+                      <a:ext cx="5810250" cy="4943475"/>
                     </a:xfrm>
                     <a:prstGeom prst="rect">
                       <a:avLst/>
@@ -21809,7 +22015,7 @@
         <w:pStyle w:val="Heading2"/>
         <w:keepNext/>
       </w:pPr>
-      <w:bookmarkStart w:id="65" w:name="_Toc242497339"/>
+      <w:bookmarkStart w:id="65" w:name="_Toc242500492"/>
       <w:r>
         <w:t>11.3   Admin Users</w:t>
       </w:r>
@@ -21941,7 +22147,7 @@
           <w:noProof/>
         </w:rPr>
         <w:drawing>
-          <wp:inline distT="0" distB="0" distL="0" distR="0" wp14:anchorId="3C38463D" wp14:editId="55EB7703">
+          <wp:inline distT="0" distB="0" distL="0" distR="0" wp14:anchorId="45A83624" wp14:editId="6131EDB3">
             <wp:extent cx="5810250" cy="5524500"/>
             <wp:effectExtent l="0" t="0" r="0" b="0"/>
             <wp:docPr id="69" name="Figure 11.4" descr="Admin Users" title="Admin Users"/>
@@ -22011,7 +22217,7 @@
         <w:pStyle w:val="Heading2"/>
         <w:keepNext/>
       </w:pPr>
-      <w:bookmarkStart w:id="66" w:name="_Toc242497340"/>
+      <w:bookmarkStart w:id="66" w:name="_Toc242500493"/>
       <w:r>
         <w:t>11.4   Module Composition</w:t>
       </w:r>
@@ -22077,7 +22283,7 @@
           <w:noProof/>
         </w:rPr>
         <w:drawing>
-          <wp:inline distT="0" distB="0" distL="0" distR="0" wp14:anchorId="45419AA9" wp14:editId="00D726CE">
+          <wp:inline distT="0" distB="0" distL="0" distR="0" wp14:anchorId="5378D813" wp14:editId="5E0627E5">
             <wp:extent cx="5810250" cy="5524500"/>
             <wp:effectExtent l="0" t="0" r="0" b="0"/>
             <wp:docPr id="70" name="Figure 11.5" descr="Module Composition" title="Module Composition"/>
@@ -22147,7 +22353,7 @@
         <w:pStyle w:val="Heading2"/>
         <w:keepNext/>
       </w:pPr>
-      <w:bookmarkStart w:id="67" w:name="_Toc242497341"/>
+      <w:bookmarkStart w:id="67" w:name="_Toc242500494"/>
       <w:r>
         <w:t>11.5   Sidebar Settings</w:t>
       </w:r>
@@ -22213,7 +22419,7 @@
           <w:noProof/>
         </w:rPr>
         <w:drawing>
-          <wp:inline distT="0" distB="0" distL="0" distR="0" wp14:anchorId="58F86568" wp14:editId="4C5725F1">
+          <wp:inline distT="0" distB="0" distL="0" distR="0" wp14:anchorId="2D35519C" wp14:editId="7188AA35">
             <wp:extent cx="5810250" cy="5524500"/>
             <wp:effectExtent l="0" t="0" r="0" b="0"/>
             <wp:docPr id="71" name="Figure 11.6" descr="Sidebar Settings" title="Sidebar Settings"/>
@@ -22283,7 +22489,7 @@
         <w:pStyle w:val="Heading2"/>
         <w:keepNext/>
       </w:pPr>
-      <w:bookmarkStart w:id="68" w:name="_Toc242497342"/>
+      <w:bookmarkStart w:id="68" w:name="_Toc242500495"/>
       <w:r>
         <w:t>11.6   Report Settings</w:t>
       </w:r>
@@ -22349,8 +22555,8 @@
           <w:noProof/>
         </w:rPr>
         <w:drawing>
-          <wp:inline distT="0" distB="0" distL="0" distR="0" wp14:anchorId="465767B7" wp14:editId="2232B72B">
-            <wp:extent cx="5810250" cy="4114800"/>
+          <wp:inline distT="0" distB="0" distL="0" distR="0" wp14:anchorId="22F6999C" wp14:editId="696FADF1">
+            <wp:extent cx="5810250" cy="4086225"/>
             <wp:effectExtent l="0" t="0" r="0" b="0"/>
             <wp:docPr id="72" name="Figure 11.7" descr="Report Settings" title="Report Settings"/>
             <wp:cNvGraphicFramePr>
@@ -22375,7 +22581,7 @@
                   <pic:spPr bwMode="auto">
                     <a:xfrm>
                       <a:off x="0" y="0"/>
-                      <a:ext cx="5810250" cy="4114800"/>
+                      <a:ext cx="5810250" cy="4086225"/>
                     </a:xfrm>
                     <a:prstGeom prst="rect">
                       <a:avLst/>
@@ -22419,7 +22625,7 @@
         <w:pStyle w:val="Heading2"/>
         <w:keepNext/>
       </w:pPr>
-      <w:bookmarkStart w:id="69" w:name="_Toc242497343"/>
+      <w:bookmarkStart w:id="69" w:name="_Toc242500496"/>
       <w:r>
         <w:t>11.7   Dashboard Settings (Branding)</w:t>
       </w:r>
@@ -22496,7 +22702,7 @@
           <w:noProof/>
         </w:rPr>
         <w:drawing>
-          <wp:inline distT="0" distB="0" distL="0" distR="0" wp14:anchorId="0EA99E60" wp14:editId="1C2D93BB">
+          <wp:inline distT="0" distB="0" distL="0" distR="0" wp14:anchorId="7C70E032" wp14:editId="1155E2B7">
             <wp:extent cx="5810250" cy="5524500"/>
             <wp:effectExtent l="0" t="0" r="0" b="0"/>
             <wp:docPr id="73" name="Figure 11.8" descr="Dashboard Settings – portal branding" title="Dashboard Settings – portal branding"/>
@@ -22566,7 +22772,7 @@
         <w:pStyle w:val="Heading2"/>
         <w:keepNext/>
       </w:pPr>
-      <w:bookmarkStart w:id="70" w:name="_Toc242497344"/>
+      <w:bookmarkStart w:id="70" w:name="_Toc242500497"/>
       <w:r>
         <w:t>11.8   Institution Policy</w:t>
       </w:r>
@@ -22643,8 +22849,8 @@
           <w:noProof/>
         </w:rPr>
         <w:drawing>
-          <wp:inline distT="0" distB="0" distL="0" distR="0" wp14:anchorId="1B893205" wp14:editId="7950AF6C">
-            <wp:extent cx="5810250" cy="4114800"/>
+          <wp:inline distT="0" distB="0" distL="0" distR="0" wp14:anchorId="26E74665" wp14:editId="11846836">
+            <wp:extent cx="5810250" cy="4086225"/>
             <wp:effectExtent l="0" t="0" r="0" b="0"/>
             <wp:docPr id="74" name="Figure 11.9" descr="Institution Policy" title="Institution Policy"/>
             <wp:cNvGraphicFramePr>
@@ -22669,7 +22875,7 @@
                   <pic:spPr bwMode="auto">
                     <a:xfrm>
                       <a:off x="0" y="0"/>
-                      <a:ext cx="5810250" cy="4114800"/>
+                      <a:ext cx="5810250" cy="4086225"/>
                     </a:xfrm>
                     <a:prstGeom prst="rect">
                       <a:avLst/>
@@ -22713,7 +22919,7 @@
         <w:pStyle w:val="Heading2"/>
         <w:keepNext/>
       </w:pPr>
-      <w:bookmarkStart w:id="71" w:name="_Toc242497345"/>
+      <w:bookmarkStart w:id="71" w:name="_Toc242500498"/>
       <w:r>
         <w:t>11.9   License Update</w:t>
       </w:r>
@@ -22865,7 +23071,7 @@
           <w:noProof/>
         </w:rPr>
         <w:drawing>
-          <wp:inline distT="0" distB="0" distL="0" distR="0" wp14:anchorId="2766B89F" wp14:editId="2AC5854D">
+          <wp:inline distT="0" distB="0" distL="0" distR="0" wp14:anchorId="1F9E9917" wp14:editId="2263C70C">
             <wp:extent cx="5810250" cy="3629025"/>
             <wp:effectExtent l="0" t="0" r="0" b="0"/>
             <wp:docPr id="75" name="Figure 11.10" descr="License Update" title="License Update"/>
@@ -23009,7 +23215,7 @@
         <w:pStyle w:val="Heading2"/>
         <w:keepNext/>
       </w:pPr>
-      <w:bookmarkStart w:id="72" w:name="_Toc242497346"/>
+      <w:bookmarkStart w:id="72" w:name="_Toc242500499"/>
       <w:r>
         <w:t>11.10   Library Config</w:t>
       </w:r>
@@ -23119,8 +23325,8 @@
           <w:noProof/>
         </w:rPr>
         <w:drawing>
-          <wp:inline distT="0" distB="0" distL="0" distR="0" wp14:anchorId="7697B722" wp14:editId="35597D3A">
-            <wp:extent cx="5810250" cy="4114800"/>
+          <wp:inline distT="0" distB="0" distL="0" distR="0" wp14:anchorId="68D7D9F8" wp14:editId="3BD1EB4A">
+            <wp:extent cx="5810250" cy="4086225"/>
             <wp:effectExtent l="0" t="0" r="0" b="0"/>
             <wp:docPr id="76" name="Figure 11.11" descr="Library Config" title="Library Config"/>
             <wp:cNvGraphicFramePr>
@@ -23145,7 +23351,7 @@
                   <pic:spPr bwMode="auto">
                     <a:xfrm>
                       <a:off x="0" y="0"/>
-                      <a:ext cx="5810250" cy="4114800"/>
+                      <a:ext cx="5810250" cy="4086225"/>
                     </a:xfrm>
                     <a:prstGeom prst="rect">
                       <a:avLst/>
@@ -23189,7 +23395,7 @@
         <w:pStyle w:val="Heading2"/>
         <w:keepNext/>
       </w:pPr>
-      <w:bookmarkStart w:id="73" w:name="_Toc242497347"/>
+      <w:bookmarkStart w:id="73" w:name="_Toc242500500"/>
       <w:r>
         <w:t>11.11   Accreditation</w:t>
       </w:r>
@@ -23255,8 +23461,8 @@
           <w:noProof/>
         </w:rPr>
         <w:drawing>
-          <wp:inline distT="0" distB="0" distL="0" distR="0" wp14:anchorId="4525E6DF" wp14:editId="5A16D9D1">
-            <wp:extent cx="5810250" cy="4114800"/>
+          <wp:inline distT="0" distB="0" distL="0" distR="0" wp14:anchorId="7F3C5ACF" wp14:editId="4974AABD">
+            <wp:extent cx="5810250" cy="4086225"/>
             <wp:effectExtent l="0" t="0" r="0" b="0"/>
             <wp:docPr id="77" name="Figure 11.12" descr="Accreditation templates" title="Accreditation templates"/>
             <wp:cNvGraphicFramePr>
@@ -23281,7 +23487,7 @@
                   <pic:spPr bwMode="auto">
                     <a:xfrm>
                       <a:off x="0" y="0"/>
-                      <a:ext cx="5810250" cy="4114800"/>
+                      <a:ext cx="5810250" cy="4086225"/>
                     </a:xfrm>
                     <a:prstGeom prst="rect">
                       <a:avLst/>
@@ -23325,7 +23531,7 @@
         <w:pStyle w:val="Heading2"/>
         <w:keepNext/>
       </w:pPr>
-      <w:bookmarkStart w:id="74" w:name="_Toc242497348"/>
+      <w:bookmarkStart w:id="74" w:name="_Toc242500501"/>
       <w:r>
         <w:t>11.12   Advanced Audit</w:t>
       </w:r>
@@ -23435,7 +23641,7 @@
           <w:noProof/>
         </w:rPr>
         <w:drawing>
-          <wp:inline distT="0" distB="0" distL="0" distR="0" wp14:anchorId="39AF1AD7" wp14:editId="0DA583DF">
+          <wp:inline distT="0" distB="0" distL="0" distR="0" wp14:anchorId="1BC6F219" wp14:editId="3A426FF7">
             <wp:extent cx="5810250" cy="5524500"/>
             <wp:effectExtent l="0" t="0" r="0" b="0"/>
             <wp:docPr id="78" name="Figure 11.13" descr="Audit Logs" title="Audit Logs"/>
@@ -23505,7 +23711,7 @@
         <w:pStyle w:val="Heading1"/>
         <w:pageBreakBefore/>
       </w:pPr>
-      <w:bookmarkStart w:id="75" w:name="_Toc242497349"/>
+      <w:bookmarkStart w:id="75" w:name="_Toc242500502"/>
       <w:r>
         <w:t>12   Troubleshooting and FAQ</w:t>
       </w:r>
@@ -23516,7 +23722,7 @@
         <w:pStyle w:val="Heading2"/>
         <w:keepNext/>
       </w:pPr>
-      <w:bookmarkStart w:id="76" w:name="_Toc242497350"/>
+      <w:bookmarkStart w:id="76" w:name="_Toc242500503"/>
       <w:r>
         <w:t>12.1   Common questions</w:t>
       </w:r>
@@ -24209,7 +24415,7 @@
         <w:pStyle w:val="Heading1"/>
         <w:pageBreakBefore/>
       </w:pPr>
-      <w:bookmarkStart w:id="77" w:name="_Toc242497351"/>
+      <w:bookmarkStart w:id="77" w:name="_Toc242500504"/>
       <w:r>
         <w:t>Appendix A   Menu Access by Role</w:t>
       </w:r>
@@ -37591,7 +37797,7 @@
         <w:pStyle w:val="Heading1"/>
         <w:pageBreakBefore/>
       </w:pPr>
-      <w:bookmarkStart w:id="78" w:name="_Toc242497352"/>
+      <w:bookmarkStart w:id="78" w:name="_Toc242500505"/>
       <w:r>
         <w:t>Appendix B   Glossary</w:t>
       </w:r>
@@ -38567,7 +38773,7 @@
         <w:pStyle w:val="Heading1"/>
         <w:pageBreakBefore/>
       </w:pPr>
-      <w:bookmarkStart w:id="79" w:name="_Toc242497353"/>
+      <w:bookmarkStart w:id="79" w:name="_Toc242500506"/>
       <w:r>
         <w:t>Index</w:t>
       </w:r>
@@ -41103,13 +41309,56 @@
     </w:pPr>
     <w:r>
       <w:rPr>
+        <w:noProof/>
+      </w:rPr>
+      <w:drawing>
+        <wp:inline distT="0" distB="0" distL="0" distR="0" wp14:anchorId="0B6CFDDF" wp14:editId="6F5403BD">
+          <wp:extent cx="171450" cy="171450"/>
+          <wp:effectExtent l="0" t="0" r="0" b="0"/>
+          <wp:docPr id="79" name="header-mark" descr="Tabsan emblem" title="Tabsan emblem"/>
+          <wp:cNvGraphicFramePr>
+            <a:graphicFrameLocks xmlns:a="http://schemas.openxmlformats.org/drawingml/2006/main" noChangeAspect="1"/>
+          </wp:cNvGraphicFramePr>
+          <a:graphic xmlns:a="http://schemas.openxmlformats.org/drawingml/2006/main">
+            <a:graphicData uri="http://schemas.openxmlformats.org/drawingml/2006/picture">
+              <pic:pic xmlns:pic="http://schemas.openxmlformats.org/drawingml/2006/picture">
+                <pic:nvPicPr>
+                  <pic:cNvPr id="1079" name=""/>
+                  <pic:cNvPicPr>
+                    <a:picLocks noChangeAspect="1" noChangeArrowheads="1"/>
+                  </pic:cNvPicPr>
+                </pic:nvPicPr>
+                <pic:blipFill>
+                  <a:blip r:embed="rId1"/>
+                  <a:srcRect/>
+                  <a:stretch>
+                    <a:fillRect/>
+                  </a:stretch>
+                </pic:blipFill>
+                <pic:spPr bwMode="auto">
+                  <a:xfrm>
+                    <a:off x="0" y="0"/>
+                    <a:ext cx="171450" cy="171450"/>
+                  </a:xfrm>
+                  <a:prstGeom prst="rect">
+                    <a:avLst/>
+                  </a:prstGeom>
+                </pic:spPr>
+              </pic:pic>
+            </a:graphicData>
+          </a:graphic>
+        </wp:inline>
+      </w:drawing>
+    </w:r>
+    <w:r>
+      <w:rPr>
         <w:b/>
         <w:bCs/>
         <w:color w:val="0F2A4A"/>
         <w:sz w:val="16"/>
         <w:szCs w:val="16"/>
       </w:rPr>
-      <w:t>Tabsan EduSphere</w:t>
+      <w:t xml:space="preserve">  Tabsan EduSphere</w:t>
     </w:r>
     <w:r>
       <w:rPr>
@@ -41118,7 +41367,7 @@
         <w:szCs w:val="16"/>
       </w:rPr>
       <w:tab/>
-      <w:t>User Manual · Version 1.0</w:t>
+      <w:t>User Manual · Version 1.1</w:t>
     </w:r>
   </w:p>
 </w:hdr>
@@ -41127,10 +41376,10 @@
 <file path=word/numbering.xml><?xml version="1.0" encoding="utf-8"?>
 <w:numbering xmlns:wpc="http://schemas.microsoft.com/office/word/2010/wordprocessingCanvas" xmlns:cx="http://schemas.microsoft.com/office/drawing/2014/chartex" xmlns:cx1="http://schemas.microsoft.com/office/drawing/2015/9/8/chartex" xmlns:cx2="http://schemas.microsoft.com/office/drawing/2015/10/21/chartex" xmlns:cx3="http://schemas.microsoft.com/office/drawing/2016/5/9/chartex" xmlns:cx4="http://schemas.microsoft.com/office/drawing/2016/5/10/chartex" xmlns:cx5="http://schemas.microsoft.com/office/drawing/2016/5/11/chartex" xmlns:cx6="http://schemas.microsoft.com/office/drawing/2016/5/12/chartex" xmlns:cx7="http://schemas.microsoft.com/office/drawing/2016/5/13/chartex" xmlns:cx8="http://schemas.microsoft.com/office/drawing/2016/5/14/chartex" xmlns:mc="http://schemas.openxmlformats.org/markup-compatibility/2006" xmlns:aink="http://schemas.microsoft.com/office/drawing/2016/ink" xmlns:am3d="http://schemas.microsoft.com/office/drawing/2017/model3d" xmlns:o="urn:schemas-microsoft-com:office:office" xmlns:oel="http://schemas.microsoft.com/office/2019/extlst" xmlns:r="http://schemas.openxmlformats.org/officeDocument/2006/relationships" xmlns:m="http://schemas.openxmlformats.org/officeDocument/2006/math" xmlns:v="urn:schemas-microsoft-com:vml" xmlns:wp14="http://schemas.microsoft.com/office/word/2010/wordprocessingDrawing" xmlns:wp="http://schemas.openxmlformats.org/drawingml/2006/wordprocessingDrawing" xmlns:w10="urn:schemas-microsoft-com:office:word" xmlns:w="http://schemas.openxmlformats.org/wordprocessingml/2006/main" xmlns:w14="http://schemas.microsoft.com/office/word/2010/wordml" xmlns:w15="http://schemas.microsoft.com/office/word/2012/wordml" xmlns:w16cex="http://schemas.microsoft.com/office/word/2018/wordml/cex" xmlns:w16cid="http://schemas.microsoft.com/office/word/2016/wordml/cid" xmlns:w16="http://schemas.microsoft.com/office/word/2018/wordml" xmlns:w16du="http://schemas.microsoft.com/office/word/2023/wordml/word16du" xmlns:w16sdtdh="http://schemas.microsoft.com/office/word/2020/wordml/sdtdatahash" xmlns:w16sdtfl="http://schemas.microsoft.com/office/word/2024/wordml/sdtformatlock" xmlns:w16se="http://schemas.microsoft.com/office/word/2015/wordml/symex" xmlns:wpg="http://schemas.microsoft.com/office/word/2010/wordprocessingGroup" xmlns:wpi="http://schemas.microsoft.com/office/word/2010/wordprocessingInk" xmlns:wne="http://schemas.microsoft.com/office/word/2006/wordml" xmlns:wps="http://schemas.microsoft.com/office/word/2010/wordprocessingShape" mc:Ignorable="w14 w15 w16se w16cid w16 w16cex w16sdtdh w16sdtfl w16du wp14">
   <w:abstractNum w:abstractNumId="0" w15:restartNumberingAfterBreak="0">
-    <w:nsid w:val="02DD7839"/>
+    <w:nsid w:val="0A370722"/>
     <w:multiLevelType w:val="hybridMultilevel"/>
-    <w:tmpl w:val="EBE44564"/>
-    <w:lvl w:ilvl="0" w:tplc="8EE68F66">
+    <w:tmpl w:val="BCD60050"/>
+    <w:lvl w:ilvl="0" w:tplc="53020DC0">
       <w:start w:val="1"/>
       <w:numFmt w:val="decimal"/>
       <w:lvlText w:val="%1."/>
@@ -41144,52 +41393,52 @@
         <w:color w:val="146C8A"/>
       </w:rPr>
     </w:lvl>
-    <w:lvl w:ilvl="1" w:tplc="E89C68C0">
+    <w:lvl w:ilvl="1" w:tplc="D7FEC310">
       <w:numFmt w:val="decimal"/>
       <w:lvlText w:val=""/>
       <w:lvlJc w:val="left"/>
     </w:lvl>
-    <w:lvl w:ilvl="2" w:tplc="E7C03D5A">
+    <w:lvl w:ilvl="2" w:tplc="B71058E2">
       <w:numFmt w:val="decimal"/>
       <w:lvlText w:val=""/>
       <w:lvlJc w:val="left"/>
     </w:lvl>
-    <w:lvl w:ilvl="3" w:tplc="12EA0CD2">
+    <w:lvl w:ilvl="3" w:tplc="47669EAC">
       <w:numFmt w:val="decimal"/>
       <w:lvlText w:val=""/>
       <w:lvlJc w:val="left"/>
     </w:lvl>
-    <w:lvl w:ilvl="4" w:tplc="4D5634D6">
+    <w:lvl w:ilvl="4" w:tplc="B6985736">
       <w:numFmt w:val="decimal"/>
       <w:lvlText w:val=""/>
       <w:lvlJc w:val="left"/>
     </w:lvl>
-    <w:lvl w:ilvl="5" w:tplc="7B169F3E">
+    <w:lvl w:ilvl="5" w:tplc="19A8AA84">
       <w:numFmt w:val="decimal"/>
       <w:lvlText w:val=""/>
       <w:lvlJc w:val="left"/>
     </w:lvl>
-    <w:lvl w:ilvl="6" w:tplc="AC4C6832">
+    <w:lvl w:ilvl="6" w:tplc="3A66A78A">
       <w:numFmt w:val="decimal"/>
       <w:lvlText w:val=""/>
       <w:lvlJc w:val="left"/>
     </w:lvl>
-    <w:lvl w:ilvl="7" w:tplc="ABFC5A4C">
+    <w:lvl w:ilvl="7" w:tplc="040C80B4">
       <w:numFmt w:val="decimal"/>
       <w:lvlText w:val=""/>
       <w:lvlJc w:val="left"/>
     </w:lvl>
-    <w:lvl w:ilvl="8" w:tplc="AC1C3356">
+    <w:lvl w:ilvl="8" w:tplc="D9B6D818">
       <w:numFmt w:val="decimal"/>
       <w:lvlText w:val=""/>
       <w:lvlJc w:val="left"/>
     </w:lvl>
   </w:abstractNum>
   <w:abstractNum w:abstractNumId="1" w15:restartNumberingAfterBreak="0">
-    <w:nsid w:val="0326759F"/>
+    <w:nsid w:val="13A13325"/>
     <w:multiLevelType w:val="hybridMultilevel"/>
-    <w:tmpl w:val="3E140148"/>
-    <w:lvl w:ilvl="0" w:tplc="94A288AE">
+    <w:tmpl w:val="8CEE322E"/>
+    <w:lvl w:ilvl="0" w:tplc="6F4E769C">
       <w:start w:val="1"/>
       <w:numFmt w:val="decimal"/>
       <w:lvlText w:val="%1."/>
@@ -41203,52 +41452,52 @@
         <w:color w:val="146C8A"/>
       </w:rPr>
     </w:lvl>
-    <w:lvl w:ilvl="1" w:tplc="12B4D4A0">
+    <w:lvl w:ilvl="1" w:tplc="CEC4F502">
       <w:numFmt w:val="decimal"/>
       <w:lvlText w:val=""/>
       <w:lvlJc w:val="left"/>
     </w:lvl>
-    <w:lvl w:ilvl="2" w:tplc="A6E64A66">
+    <w:lvl w:ilvl="2" w:tplc="DC0C738C">
       <w:numFmt w:val="decimal"/>
       <w:lvlText w:val=""/>
       <w:lvlJc w:val="left"/>
     </w:lvl>
-    <w:lvl w:ilvl="3" w:tplc="BBD8EE46">
+    <w:lvl w:ilvl="3" w:tplc="35C0815A">
       <w:numFmt w:val="decimal"/>
       <w:lvlText w:val=""/>
       <w:lvlJc w:val="left"/>
     </w:lvl>
-    <w:lvl w:ilvl="4" w:tplc="7E980AB0">
+    <w:lvl w:ilvl="4" w:tplc="C3923E66">
       <w:numFmt w:val="decimal"/>
       <w:lvlText w:val=""/>
       <w:lvlJc w:val="left"/>
     </w:lvl>
-    <w:lvl w:ilvl="5" w:tplc="547A293C">
+    <w:lvl w:ilvl="5" w:tplc="4928F7A2">
       <w:numFmt w:val="decimal"/>
       <w:lvlText w:val=""/>
       <w:lvlJc w:val="left"/>
     </w:lvl>
-    <w:lvl w:ilvl="6" w:tplc="2B722048">
+    <w:lvl w:ilvl="6" w:tplc="908CBA30">
       <w:numFmt w:val="decimal"/>
       <w:lvlText w:val=""/>
       <w:lvlJc w:val="left"/>
     </w:lvl>
-    <w:lvl w:ilvl="7" w:tplc="DAFA2B08">
+    <w:lvl w:ilvl="7" w:tplc="5C6ABC10">
       <w:numFmt w:val="decimal"/>
       <w:lvlText w:val=""/>
       <w:lvlJc w:val="left"/>
     </w:lvl>
-    <w:lvl w:ilvl="8" w:tplc="507E7B32">
+    <w:lvl w:ilvl="8" w:tplc="37FADD64">
       <w:numFmt w:val="decimal"/>
       <w:lvlText w:val=""/>
       <w:lvlJc w:val="left"/>
     </w:lvl>
   </w:abstractNum>
   <w:abstractNum w:abstractNumId="2" w15:restartNumberingAfterBreak="0">
-    <w:nsid w:val="0BE90F83"/>
+    <w:nsid w:val="145005B5"/>
     <w:multiLevelType w:val="hybridMultilevel"/>
-    <w:tmpl w:val="85AEF7BE"/>
-    <w:lvl w:ilvl="0" w:tplc="E654B222">
+    <w:tmpl w:val="2EC82D22"/>
+    <w:lvl w:ilvl="0" w:tplc="D23A8030">
       <w:start w:val="1"/>
       <w:numFmt w:val="decimal"/>
       <w:lvlText w:val="%1."/>
@@ -41262,52 +41511,52 @@
         <w:color w:val="146C8A"/>
       </w:rPr>
     </w:lvl>
-    <w:lvl w:ilvl="1" w:tplc="3D344DD2">
+    <w:lvl w:ilvl="1" w:tplc="1854AEB4">
       <w:numFmt w:val="decimal"/>
       <w:lvlText w:val=""/>
       <w:lvlJc w:val="left"/>
     </w:lvl>
-    <w:lvl w:ilvl="2" w:tplc="D16E08BE">
+    <w:lvl w:ilvl="2" w:tplc="C19288E2">
       <w:numFmt w:val="decimal"/>
       <w:lvlText w:val=""/>
       <w:lvlJc w:val="left"/>
     </w:lvl>
-    <w:lvl w:ilvl="3" w:tplc="DC86A142">
+    <w:lvl w:ilvl="3" w:tplc="DC2413D6">
       <w:numFmt w:val="decimal"/>
       <w:lvlText w:val=""/>
       <w:lvlJc w:val="left"/>
     </w:lvl>
-    <w:lvl w:ilvl="4" w:tplc="F3385A4E">
+    <w:lvl w:ilvl="4" w:tplc="369C643E">
       <w:numFmt w:val="decimal"/>
       <w:lvlText w:val=""/>
       <w:lvlJc w:val="left"/>
     </w:lvl>
-    <w:lvl w:ilvl="5" w:tplc="E58CF05A">
+    <w:lvl w:ilvl="5" w:tplc="F3BC3A6C">
       <w:numFmt w:val="decimal"/>
       <w:lvlText w:val=""/>
       <w:lvlJc w:val="left"/>
     </w:lvl>
-    <w:lvl w:ilvl="6" w:tplc="6FA222C6">
+    <w:lvl w:ilvl="6" w:tplc="AC0AB066">
       <w:numFmt w:val="decimal"/>
       <w:lvlText w:val=""/>
       <w:lvlJc w:val="left"/>
     </w:lvl>
-    <w:lvl w:ilvl="7" w:tplc="743810B8">
+    <w:lvl w:ilvl="7" w:tplc="CB2288B4">
       <w:numFmt w:val="decimal"/>
       <w:lvlText w:val=""/>
       <w:lvlJc w:val="left"/>
     </w:lvl>
-    <w:lvl w:ilvl="8" w:tplc="E7DC6FC8">
+    <w:lvl w:ilvl="8" w:tplc="0688D3EA">
       <w:numFmt w:val="decimal"/>
       <w:lvlText w:val=""/>
       <w:lvlJc w:val="left"/>
     </w:lvl>
   </w:abstractNum>
   <w:abstractNum w:abstractNumId="3" w15:restartNumberingAfterBreak="0">
-    <w:nsid w:val="10460DE2"/>
+    <w:nsid w:val="156F7E2E"/>
     <w:multiLevelType w:val="hybridMultilevel"/>
-    <w:tmpl w:val="82E4E924"/>
-    <w:lvl w:ilvl="0" w:tplc="C31C8A54">
+    <w:tmpl w:val="22CE8E12"/>
+    <w:lvl w:ilvl="0" w:tplc="ADC044FC">
       <w:start w:val="1"/>
       <w:numFmt w:val="decimal"/>
       <w:lvlText w:val="%1."/>
@@ -41321,52 +41570,52 @@
         <w:color w:val="146C8A"/>
       </w:rPr>
     </w:lvl>
-    <w:lvl w:ilvl="1" w:tplc="2F5C3A5E">
+    <w:lvl w:ilvl="1" w:tplc="F790F7A8">
       <w:numFmt w:val="decimal"/>
       <w:lvlText w:val=""/>
       <w:lvlJc w:val="left"/>
     </w:lvl>
-    <w:lvl w:ilvl="2" w:tplc="AC5E1738">
+    <w:lvl w:ilvl="2" w:tplc="A664BF36">
       <w:numFmt w:val="decimal"/>
       <w:lvlText w:val=""/>
       <w:lvlJc w:val="left"/>
     </w:lvl>
-    <w:lvl w:ilvl="3" w:tplc="40F20ADA">
+    <w:lvl w:ilvl="3" w:tplc="0660CDB0">
       <w:numFmt w:val="decimal"/>
       <w:lvlText w:val=""/>
       <w:lvlJc w:val="left"/>
     </w:lvl>
-    <w:lvl w:ilvl="4" w:tplc="C862FBCC">
+    <w:lvl w:ilvl="4" w:tplc="9724D006">
       <w:numFmt w:val="decimal"/>
       <w:lvlText w:val=""/>
       <w:lvlJc w:val="left"/>
     </w:lvl>
-    <w:lvl w:ilvl="5" w:tplc="4694265C">
+    <w:lvl w:ilvl="5" w:tplc="F864C39A">
       <w:numFmt w:val="decimal"/>
       <w:lvlText w:val=""/>
       <w:lvlJc w:val="left"/>
     </w:lvl>
-    <w:lvl w:ilvl="6" w:tplc="1680A26A">
+    <w:lvl w:ilvl="6" w:tplc="6D0AA26C">
       <w:numFmt w:val="decimal"/>
       <w:lvlText w:val=""/>
       <w:lvlJc w:val="left"/>
     </w:lvl>
-    <w:lvl w:ilvl="7" w:tplc="2E747B42">
+    <w:lvl w:ilvl="7" w:tplc="B06488AC">
       <w:numFmt w:val="decimal"/>
       <w:lvlText w:val=""/>
       <w:lvlJc w:val="left"/>
     </w:lvl>
-    <w:lvl w:ilvl="8" w:tplc="30B88D0C">
+    <w:lvl w:ilvl="8" w:tplc="991A0D0C">
       <w:numFmt w:val="decimal"/>
       <w:lvlText w:val=""/>
       <w:lvlJc w:val="left"/>
     </w:lvl>
   </w:abstractNum>
   <w:abstractNum w:abstractNumId="4" w15:restartNumberingAfterBreak="0">
-    <w:nsid w:val="11B1647A"/>
+    <w:nsid w:val="1E5B481A"/>
     <w:multiLevelType w:val="hybridMultilevel"/>
-    <w:tmpl w:val="B13600C2"/>
-    <w:lvl w:ilvl="0" w:tplc="6920590A">
+    <w:tmpl w:val="A9EA059C"/>
+    <w:lvl w:ilvl="0" w:tplc="80629A02">
       <w:start w:val="1"/>
       <w:numFmt w:val="decimal"/>
       <w:lvlText w:val="%1."/>
@@ -41380,52 +41629,52 @@
         <w:color w:val="146C8A"/>
       </w:rPr>
     </w:lvl>
-    <w:lvl w:ilvl="1" w:tplc="397E1652">
+    <w:lvl w:ilvl="1" w:tplc="D8A00B80">
       <w:numFmt w:val="decimal"/>
       <w:lvlText w:val=""/>
       <w:lvlJc w:val="left"/>
     </w:lvl>
-    <w:lvl w:ilvl="2" w:tplc="915A8D4A">
+    <w:lvl w:ilvl="2" w:tplc="94BA4F78">
       <w:numFmt w:val="decimal"/>
       <w:lvlText w:val=""/>
       <w:lvlJc w:val="left"/>
     </w:lvl>
-    <w:lvl w:ilvl="3" w:tplc="E6A601D0">
+    <w:lvl w:ilvl="3" w:tplc="16E6C2C0">
       <w:numFmt w:val="decimal"/>
       <w:lvlText w:val=""/>
       <w:lvlJc w:val="left"/>
     </w:lvl>
-    <w:lvl w:ilvl="4" w:tplc="F042BCF4">
+    <w:lvl w:ilvl="4" w:tplc="DD36FFDA">
       <w:numFmt w:val="decimal"/>
       <w:lvlText w:val=""/>
       <w:lvlJc w:val="left"/>
     </w:lvl>
-    <w:lvl w:ilvl="5" w:tplc="5894B624">
+    <w:lvl w:ilvl="5" w:tplc="FD7C0424">
       <w:numFmt w:val="decimal"/>
       <w:lvlText w:val=""/>
       <w:lvlJc w:val="left"/>
     </w:lvl>
-    <w:lvl w:ilvl="6" w:tplc="FEFA7C60">
+    <w:lvl w:ilvl="6" w:tplc="1C8EC43E">
       <w:numFmt w:val="decimal"/>
       <w:lvlText w:val=""/>
       <w:lvlJc w:val="left"/>
     </w:lvl>
-    <w:lvl w:ilvl="7" w:tplc="033A3456">
+    <w:lvl w:ilvl="7" w:tplc="09E4DF94">
       <w:numFmt w:val="decimal"/>
       <w:lvlText w:val=""/>
       <w:lvlJc w:val="left"/>
     </w:lvl>
-    <w:lvl w:ilvl="8" w:tplc="22B268A6">
+    <w:lvl w:ilvl="8" w:tplc="C13EE74A">
       <w:numFmt w:val="decimal"/>
       <w:lvlText w:val=""/>
       <w:lvlJc w:val="left"/>
     </w:lvl>
   </w:abstractNum>
   <w:abstractNum w:abstractNumId="5" w15:restartNumberingAfterBreak="0">
-    <w:nsid w:val="153542F1"/>
+    <w:nsid w:val="223C1FED"/>
     <w:multiLevelType w:val="hybridMultilevel"/>
-    <w:tmpl w:val="CE60ED46"/>
-    <w:lvl w:ilvl="0" w:tplc="1820FAB2">
+    <w:tmpl w:val="FB688BA6"/>
+    <w:lvl w:ilvl="0" w:tplc="F9EA4E8C">
       <w:start w:val="1"/>
       <w:numFmt w:val="decimal"/>
       <w:lvlText w:val="%1."/>
@@ -41439,52 +41688,52 @@
         <w:color w:val="146C8A"/>
       </w:rPr>
     </w:lvl>
-    <w:lvl w:ilvl="1" w:tplc="4820705E">
+    <w:lvl w:ilvl="1" w:tplc="DE54BCBC">
       <w:numFmt w:val="decimal"/>
       <w:lvlText w:val=""/>
       <w:lvlJc w:val="left"/>
     </w:lvl>
-    <w:lvl w:ilvl="2" w:tplc="4342C2D6">
+    <w:lvl w:ilvl="2" w:tplc="2C341AFA">
       <w:numFmt w:val="decimal"/>
       <w:lvlText w:val=""/>
       <w:lvlJc w:val="left"/>
     </w:lvl>
-    <w:lvl w:ilvl="3" w:tplc="27A8DD42">
+    <w:lvl w:ilvl="3" w:tplc="31027330">
       <w:numFmt w:val="decimal"/>
       <w:lvlText w:val=""/>
       <w:lvlJc w:val="left"/>
     </w:lvl>
-    <w:lvl w:ilvl="4" w:tplc="D8FA77C6">
+    <w:lvl w:ilvl="4" w:tplc="72AEE15A">
       <w:numFmt w:val="decimal"/>
       <w:lvlText w:val=""/>
       <w:lvlJc w:val="left"/>
     </w:lvl>
-    <w:lvl w:ilvl="5" w:tplc="86D86CF4">
+    <w:lvl w:ilvl="5" w:tplc="B85E62C4">
       <w:numFmt w:val="decimal"/>
       <w:lvlText w:val=""/>
       <w:lvlJc w:val="left"/>
     </w:lvl>
-    <w:lvl w:ilvl="6" w:tplc="3E7EBA30">
+    <w:lvl w:ilvl="6" w:tplc="63F4F858">
       <w:numFmt w:val="decimal"/>
       <w:lvlText w:val=""/>
       <w:lvlJc w:val="left"/>
     </w:lvl>
-    <w:lvl w:ilvl="7" w:tplc="5E52DCA2">
+    <w:lvl w:ilvl="7" w:tplc="D9228CD0">
       <w:numFmt w:val="decimal"/>
       <w:lvlText w:val=""/>
       <w:lvlJc w:val="left"/>
     </w:lvl>
-    <w:lvl w:ilvl="8" w:tplc="DF3A390A">
+    <w:lvl w:ilvl="8" w:tplc="972E353A">
       <w:numFmt w:val="decimal"/>
       <w:lvlText w:val=""/>
       <w:lvlJc w:val="left"/>
     </w:lvl>
   </w:abstractNum>
   <w:abstractNum w:abstractNumId="6" w15:restartNumberingAfterBreak="0">
-    <w:nsid w:val="211D0589"/>
+    <w:nsid w:val="23110BCD"/>
     <w:multiLevelType w:val="hybridMultilevel"/>
-    <w:tmpl w:val="EFC291E4"/>
-    <w:lvl w:ilvl="0" w:tplc="78BA0300">
+    <w:tmpl w:val="E9340736"/>
+    <w:lvl w:ilvl="0" w:tplc="F3000BE8">
       <w:start w:val="1"/>
       <w:numFmt w:val="decimal"/>
       <w:lvlText w:val="%1."/>
@@ -41498,52 +41747,52 @@
         <w:color w:val="146C8A"/>
       </w:rPr>
     </w:lvl>
-    <w:lvl w:ilvl="1" w:tplc="8D569CE8">
+    <w:lvl w:ilvl="1" w:tplc="050E471E">
       <w:numFmt w:val="decimal"/>
       <w:lvlText w:val=""/>
       <w:lvlJc w:val="left"/>
     </w:lvl>
-    <w:lvl w:ilvl="2" w:tplc="F7147BD6">
+    <w:lvl w:ilvl="2" w:tplc="AE08F0E8">
       <w:numFmt w:val="decimal"/>
       <w:lvlText w:val=""/>
       <w:lvlJc w:val="left"/>
     </w:lvl>
-    <w:lvl w:ilvl="3" w:tplc="20A4795E">
+    <w:lvl w:ilvl="3" w:tplc="A0FA0D10">
       <w:numFmt w:val="decimal"/>
       <w:lvlText w:val=""/>
       <w:lvlJc w:val="left"/>
     </w:lvl>
-    <w:lvl w:ilvl="4" w:tplc="75CC834A">
+    <w:lvl w:ilvl="4" w:tplc="8996C2CC">
       <w:numFmt w:val="decimal"/>
       <w:lvlText w:val=""/>
       <w:lvlJc w:val="left"/>
     </w:lvl>
-    <w:lvl w:ilvl="5" w:tplc="57F6EE1C">
+    <w:lvl w:ilvl="5" w:tplc="82B4998A">
       <w:numFmt w:val="decimal"/>
       <w:lvlText w:val=""/>
       <w:lvlJc w:val="left"/>
     </w:lvl>
-    <w:lvl w:ilvl="6" w:tplc="66E03214">
+    <w:lvl w:ilvl="6" w:tplc="B7CECFEA">
       <w:numFmt w:val="decimal"/>
       <w:lvlText w:val=""/>
       <w:lvlJc w:val="left"/>
     </w:lvl>
-    <w:lvl w:ilvl="7" w:tplc="72B05C88">
+    <w:lvl w:ilvl="7" w:tplc="045C9FCC">
       <w:numFmt w:val="decimal"/>
       <w:lvlText w:val=""/>
       <w:lvlJc w:val="left"/>
     </w:lvl>
-    <w:lvl w:ilvl="8" w:tplc="51D00B7C">
+    <w:lvl w:ilvl="8" w:tplc="ED4E5AC8">
       <w:numFmt w:val="decimal"/>
       <w:lvlText w:val=""/>
       <w:lvlJc w:val="left"/>
     </w:lvl>
   </w:abstractNum>
   <w:abstractNum w:abstractNumId="7" w15:restartNumberingAfterBreak="0">
-    <w:nsid w:val="23B80EB9"/>
+    <w:nsid w:val="253C2650"/>
     <w:multiLevelType w:val="hybridMultilevel"/>
-    <w:tmpl w:val="13DE7CF8"/>
-    <w:lvl w:ilvl="0" w:tplc="C4C2D318">
+    <w:tmpl w:val="15F254AC"/>
+    <w:lvl w:ilvl="0" w:tplc="D2F83372">
       <w:start w:val="1"/>
       <w:numFmt w:val="decimal"/>
       <w:lvlText w:val="%1."/>
@@ -41557,52 +41806,52 @@
         <w:color w:val="146C8A"/>
       </w:rPr>
     </w:lvl>
-    <w:lvl w:ilvl="1" w:tplc="FEA6CE86">
+    <w:lvl w:ilvl="1" w:tplc="17EC0CD0">
       <w:numFmt w:val="decimal"/>
       <w:lvlText w:val=""/>
       <w:lvlJc w:val="left"/>
     </w:lvl>
-    <w:lvl w:ilvl="2" w:tplc="A43E8152">
+    <w:lvl w:ilvl="2" w:tplc="063EE52C">
       <w:numFmt w:val="decimal"/>
       <w:lvlText w:val=""/>
       <w:lvlJc w:val="left"/>
     </w:lvl>
-    <w:lvl w:ilvl="3" w:tplc="C406CE78">
+    <w:lvl w:ilvl="3" w:tplc="69AAF6B0">
       <w:numFmt w:val="decimal"/>
       <w:lvlText w:val=""/>
       <w:lvlJc w:val="left"/>
     </w:lvl>
-    <w:lvl w:ilvl="4" w:tplc="60AE861C">
+    <w:lvl w:ilvl="4" w:tplc="4D4E0940">
       <w:numFmt w:val="decimal"/>
       <w:lvlText w:val=""/>
       <w:lvlJc w:val="left"/>
     </w:lvl>
-    <w:lvl w:ilvl="5" w:tplc="84A2DB08">
+    <w:lvl w:ilvl="5" w:tplc="3E7CA500">
       <w:numFmt w:val="decimal"/>
       <w:lvlText w:val=""/>
       <w:lvlJc w:val="left"/>
     </w:lvl>
-    <w:lvl w:ilvl="6" w:tplc="70329B7A">
+    <w:lvl w:ilvl="6" w:tplc="8376D64A">
       <w:numFmt w:val="decimal"/>
       <w:lvlText w:val=""/>
       <w:lvlJc w:val="left"/>
     </w:lvl>
-    <w:lvl w:ilvl="7" w:tplc="2658810E">
+    <w:lvl w:ilvl="7" w:tplc="6A1056D8">
       <w:numFmt w:val="decimal"/>
       <w:lvlText w:val=""/>
       <w:lvlJc w:val="left"/>
     </w:lvl>
-    <w:lvl w:ilvl="8" w:tplc="8A569E14">
+    <w:lvl w:ilvl="8" w:tplc="268E6A0A">
       <w:numFmt w:val="decimal"/>
       <w:lvlText w:val=""/>
       <w:lvlJc w:val="left"/>
     </w:lvl>
   </w:abstractNum>
   <w:abstractNum w:abstractNumId="8" w15:restartNumberingAfterBreak="0">
-    <w:nsid w:val="26955A20"/>
+    <w:nsid w:val="268733EB"/>
     <w:multiLevelType w:val="hybridMultilevel"/>
-    <w:tmpl w:val="871001C6"/>
-    <w:lvl w:ilvl="0" w:tplc="85F0A9CC">
+    <w:tmpl w:val="FF2265A6"/>
+    <w:lvl w:ilvl="0" w:tplc="E6725148">
       <w:start w:val="1"/>
       <w:numFmt w:val="decimal"/>
       <w:lvlText w:val="%1."/>
@@ -41616,52 +41865,52 @@
         <w:color w:val="146C8A"/>
       </w:rPr>
     </w:lvl>
-    <w:lvl w:ilvl="1" w:tplc="A0521C92">
+    <w:lvl w:ilvl="1" w:tplc="BCFA6726">
       <w:numFmt w:val="decimal"/>
       <w:lvlText w:val=""/>
       <w:lvlJc w:val="left"/>
     </w:lvl>
-    <w:lvl w:ilvl="2" w:tplc="728E3EE8">
+    <w:lvl w:ilvl="2" w:tplc="A586A062">
       <w:numFmt w:val="decimal"/>
       <w:lvlText w:val=""/>
       <w:lvlJc w:val="left"/>
     </w:lvl>
-    <w:lvl w:ilvl="3" w:tplc="CA0A8686">
+    <w:lvl w:ilvl="3" w:tplc="3B582C7C">
       <w:numFmt w:val="decimal"/>
       <w:lvlText w:val=""/>
       <w:lvlJc w:val="left"/>
     </w:lvl>
-    <w:lvl w:ilvl="4" w:tplc="23E0A8F6">
+    <w:lvl w:ilvl="4" w:tplc="EAA0BAA2">
       <w:numFmt w:val="decimal"/>
       <w:lvlText w:val=""/>
       <w:lvlJc w:val="left"/>
     </w:lvl>
-    <w:lvl w:ilvl="5" w:tplc="63BA5B4A">
+    <w:lvl w:ilvl="5" w:tplc="5F78F1F0">
       <w:numFmt w:val="decimal"/>
       <w:lvlText w:val=""/>
       <w:lvlJc w:val="left"/>
     </w:lvl>
-    <w:lvl w:ilvl="6" w:tplc="94A4F8E0">
+    <w:lvl w:ilvl="6" w:tplc="10C80F3E">
       <w:numFmt w:val="decimal"/>
       <w:lvlText w:val=""/>
       <w:lvlJc w:val="left"/>
     </w:lvl>
-    <w:lvl w:ilvl="7" w:tplc="5EB24B72">
+    <w:lvl w:ilvl="7" w:tplc="19D8B54C">
       <w:numFmt w:val="decimal"/>
       <w:lvlText w:val=""/>
       <w:lvlJc w:val="left"/>
     </w:lvl>
-    <w:lvl w:ilvl="8" w:tplc="E140ED70">
+    <w:lvl w:ilvl="8" w:tplc="D9AAD47C">
       <w:numFmt w:val="decimal"/>
       <w:lvlText w:val=""/>
       <w:lvlJc w:val="left"/>
     </w:lvl>
   </w:abstractNum>
   <w:abstractNum w:abstractNumId="9" w15:restartNumberingAfterBreak="0">
-    <w:nsid w:val="29D625E7"/>
+    <w:nsid w:val="2ECB5329"/>
     <w:multiLevelType w:val="hybridMultilevel"/>
-    <w:tmpl w:val="8B56C3E4"/>
-    <w:lvl w:ilvl="0" w:tplc="9F865764">
+    <w:tmpl w:val="021E77CE"/>
+    <w:lvl w:ilvl="0" w:tplc="8A52E34E">
       <w:start w:val="1"/>
       <w:numFmt w:val="decimal"/>
       <w:lvlText w:val="%1."/>
@@ -41675,52 +41924,52 @@
         <w:color w:val="146C8A"/>
       </w:rPr>
     </w:lvl>
-    <w:lvl w:ilvl="1" w:tplc="07AA4286">
+    <w:lvl w:ilvl="1" w:tplc="B958F42C">
       <w:numFmt w:val="decimal"/>
       <w:lvlText w:val=""/>
       <w:lvlJc w:val="left"/>
     </w:lvl>
-    <w:lvl w:ilvl="2" w:tplc="9ACC21E2">
+    <w:lvl w:ilvl="2" w:tplc="E5241C94">
       <w:numFmt w:val="decimal"/>
       <w:lvlText w:val=""/>
       <w:lvlJc w:val="left"/>
     </w:lvl>
-    <w:lvl w:ilvl="3" w:tplc="6376FCEA">
+    <w:lvl w:ilvl="3" w:tplc="C550460A">
       <w:numFmt w:val="decimal"/>
       <w:lvlText w:val=""/>
       <w:lvlJc w:val="left"/>
     </w:lvl>
-    <w:lvl w:ilvl="4" w:tplc="4F281B6C">
+    <w:lvl w:ilvl="4" w:tplc="7C8220A6">
       <w:numFmt w:val="decimal"/>
       <w:lvlText w:val=""/>
       <w:lvlJc w:val="left"/>
     </w:lvl>
-    <w:lvl w:ilvl="5" w:tplc="61F0B43E">
+    <w:lvl w:ilvl="5" w:tplc="E7CACA18">
       <w:numFmt w:val="decimal"/>
       <w:lvlText w:val=""/>
       <w:lvlJc w:val="left"/>
     </w:lvl>
-    <w:lvl w:ilvl="6" w:tplc="2CB44F86">
+    <w:lvl w:ilvl="6" w:tplc="72768DFC">
       <w:numFmt w:val="decimal"/>
       <w:lvlText w:val=""/>
       <w:lvlJc w:val="left"/>
     </w:lvl>
-    <w:lvl w:ilvl="7" w:tplc="559485E0">
+    <w:lvl w:ilvl="7" w:tplc="9CB672EA">
       <w:numFmt w:val="decimal"/>
       <w:lvlText w:val=""/>
       <w:lvlJc w:val="left"/>
     </w:lvl>
-    <w:lvl w:ilvl="8" w:tplc="41E8DE40">
+    <w:lvl w:ilvl="8" w:tplc="DCD6BB14">
       <w:numFmt w:val="decimal"/>
       <w:lvlText w:val=""/>
       <w:lvlJc w:val="left"/>
     </w:lvl>
   </w:abstractNum>
   <w:abstractNum w:abstractNumId="10" w15:restartNumberingAfterBreak="0">
-    <w:nsid w:val="2A831BAA"/>
+    <w:nsid w:val="33E81234"/>
     <w:multiLevelType w:val="hybridMultilevel"/>
-    <w:tmpl w:val="071AC658"/>
-    <w:lvl w:ilvl="0" w:tplc="9DAEB494">
+    <w:tmpl w:val="EE0CD990"/>
+    <w:lvl w:ilvl="0" w:tplc="E836DEEE">
       <w:start w:val="1"/>
       <w:numFmt w:val="decimal"/>
       <w:lvlText w:val="%1."/>
@@ -41734,52 +41983,52 @@
         <w:color w:val="146C8A"/>
       </w:rPr>
     </w:lvl>
-    <w:lvl w:ilvl="1" w:tplc="2D78BB44">
+    <w:lvl w:ilvl="1" w:tplc="048496B2">
       <w:numFmt w:val="decimal"/>
       <w:lvlText w:val=""/>
       <w:lvlJc w:val="left"/>
     </w:lvl>
-    <w:lvl w:ilvl="2" w:tplc="9EC44E70">
+    <w:lvl w:ilvl="2" w:tplc="9D8C9FCC">
       <w:numFmt w:val="decimal"/>
       <w:lvlText w:val=""/>
       <w:lvlJc w:val="left"/>
     </w:lvl>
-    <w:lvl w:ilvl="3" w:tplc="75327D94">
+    <w:lvl w:ilvl="3" w:tplc="C810A556">
       <w:numFmt w:val="decimal"/>
       <w:lvlText w:val=""/>
       <w:lvlJc w:val="left"/>
     </w:lvl>
-    <w:lvl w:ilvl="4" w:tplc="1DFE23C8">
+    <w:lvl w:ilvl="4" w:tplc="62164A4E">
       <w:numFmt w:val="decimal"/>
       <w:lvlText w:val=""/>
       <w:lvlJc w:val="left"/>
     </w:lvl>
-    <w:lvl w:ilvl="5" w:tplc="F74CC32A">
+    <w:lvl w:ilvl="5" w:tplc="2230D162">
       <w:numFmt w:val="decimal"/>
       <w:lvlText w:val=""/>
       <w:lvlJc w:val="left"/>
     </w:lvl>
-    <w:lvl w:ilvl="6" w:tplc="B9AEC574">
+    <w:lvl w:ilvl="6" w:tplc="21200AA2">
       <w:numFmt w:val="decimal"/>
       <w:lvlText w:val=""/>
       <w:lvlJc w:val="left"/>
     </w:lvl>
-    <w:lvl w:ilvl="7" w:tplc="65C21D1C">
+    <w:lvl w:ilvl="7" w:tplc="49744C6A">
       <w:numFmt w:val="decimal"/>
       <w:lvlText w:val=""/>
       <w:lvlJc w:val="left"/>
     </w:lvl>
-    <w:lvl w:ilvl="8" w:tplc="17EC2B92">
+    <w:lvl w:ilvl="8" w:tplc="E57C4EE4">
       <w:numFmt w:val="decimal"/>
       <w:lvlText w:val=""/>
       <w:lvlJc w:val="left"/>
     </w:lvl>
   </w:abstractNum>
   <w:abstractNum w:abstractNumId="11" w15:restartNumberingAfterBreak="0">
-    <w:nsid w:val="3D85521D"/>
+    <w:nsid w:val="3701529C"/>
     <w:multiLevelType w:val="hybridMultilevel"/>
-    <w:tmpl w:val="F6663770"/>
-    <w:lvl w:ilvl="0" w:tplc="26804632">
+    <w:tmpl w:val="058872F2"/>
+    <w:lvl w:ilvl="0" w:tplc="1D7EC864">
       <w:start w:val="1"/>
       <w:numFmt w:val="decimal"/>
       <w:lvlText w:val="%1."/>
@@ -41793,52 +42042,52 @@
         <w:color w:val="146C8A"/>
       </w:rPr>
     </w:lvl>
-    <w:lvl w:ilvl="1" w:tplc="72E09B34">
+    <w:lvl w:ilvl="1" w:tplc="20B88B42">
       <w:numFmt w:val="decimal"/>
       <w:lvlText w:val=""/>
       <w:lvlJc w:val="left"/>
     </w:lvl>
-    <w:lvl w:ilvl="2" w:tplc="962A6060">
+    <w:lvl w:ilvl="2" w:tplc="F4109F64">
       <w:numFmt w:val="decimal"/>
       <w:lvlText w:val=""/>
       <w:lvlJc w:val="left"/>
     </w:lvl>
-    <w:lvl w:ilvl="3" w:tplc="B59EDB42">
+    <w:lvl w:ilvl="3" w:tplc="60B8E724">
       <w:numFmt w:val="decimal"/>
       <w:lvlText w:val=""/>
       <w:lvlJc w:val="left"/>
     </w:lvl>
-    <w:lvl w:ilvl="4" w:tplc="058C3454">
+    <w:lvl w:ilvl="4" w:tplc="0276B578">
       <w:numFmt w:val="decimal"/>
       <w:lvlText w:val=""/>
       <w:lvlJc w:val="left"/>
     </w:lvl>
-    <w:lvl w:ilvl="5" w:tplc="CB6CABF6">
+    <w:lvl w:ilvl="5" w:tplc="508EAB36">
       <w:numFmt w:val="decimal"/>
       <w:lvlText w:val=""/>
       <w:lvlJc w:val="left"/>
     </w:lvl>
-    <w:lvl w:ilvl="6" w:tplc="B008B00A">
+    <w:lvl w:ilvl="6" w:tplc="CD6E8CF2">
       <w:numFmt w:val="decimal"/>
       <w:lvlText w:val=""/>
       <w:lvlJc w:val="left"/>
     </w:lvl>
-    <w:lvl w:ilvl="7" w:tplc="026E8436">
+    <w:lvl w:ilvl="7" w:tplc="9486754C">
       <w:numFmt w:val="decimal"/>
       <w:lvlText w:val=""/>
       <w:lvlJc w:val="left"/>
     </w:lvl>
-    <w:lvl w:ilvl="8" w:tplc="7272E2C8">
+    <w:lvl w:ilvl="8" w:tplc="5D5020EA">
       <w:numFmt w:val="decimal"/>
       <w:lvlText w:val=""/>
       <w:lvlJc w:val="left"/>
     </w:lvl>
   </w:abstractNum>
   <w:abstractNum w:abstractNumId="12" w15:restartNumberingAfterBreak="0">
-    <w:nsid w:val="3EDB288F"/>
+    <w:nsid w:val="3DFD5C21"/>
     <w:multiLevelType w:val="hybridMultilevel"/>
-    <w:tmpl w:val="63B69C82"/>
-    <w:lvl w:ilvl="0" w:tplc="D71A78C4">
+    <w:tmpl w:val="7306208A"/>
+    <w:lvl w:ilvl="0" w:tplc="A5620D64">
       <w:start w:val="1"/>
       <w:numFmt w:val="decimal"/>
       <w:lvlText w:val="%1."/>
@@ -41852,52 +42101,52 @@
         <w:color w:val="146C8A"/>
       </w:rPr>
     </w:lvl>
-    <w:lvl w:ilvl="1" w:tplc="7CA41C0E">
+    <w:lvl w:ilvl="1" w:tplc="10981504">
       <w:numFmt w:val="decimal"/>
       <w:lvlText w:val=""/>
       <w:lvlJc w:val="left"/>
     </w:lvl>
-    <w:lvl w:ilvl="2" w:tplc="CB866324">
+    <w:lvl w:ilvl="2" w:tplc="A582E294">
       <w:numFmt w:val="decimal"/>
       <w:lvlText w:val=""/>
       <w:lvlJc w:val="left"/>
     </w:lvl>
-    <w:lvl w:ilvl="3" w:tplc="B4268874">
+    <w:lvl w:ilvl="3" w:tplc="E70E9CD8">
       <w:numFmt w:val="decimal"/>
       <w:lvlText w:val=""/>
       <w:lvlJc w:val="left"/>
     </w:lvl>
-    <w:lvl w:ilvl="4" w:tplc="300CA810">
+    <w:lvl w:ilvl="4" w:tplc="A7968F84">
       <w:numFmt w:val="decimal"/>
       <w:lvlText w:val=""/>
       <w:lvlJc w:val="left"/>
     </w:lvl>
-    <w:lvl w:ilvl="5" w:tplc="E0A4A1F4">
+    <w:lvl w:ilvl="5" w:tplc="4EB0325C">
       <w:numFmt w:val="decimal"/>
       <w:lvlText w:val=""/>
       <w:lvlJc w:val="left"/>
     </w:lvl>
-    <w:lvl w:ilvl="6" w:tplc="A34C1510">
+    <w:lvl w:ilvl="6" w:tplc="4E1E696A">
       <w:numFmt w:val="decimal"/>
       <w:lvlText w:val=""/>
       <w:lvlJc w:val="left"/>
     </w:lvl>
-    <w:lvl w:ilvl="7" w:tplc="5DA280EE">
+    <w:lvl w:ilvl="7" w:tplc="97E47992">
       <w:numFmt w:val="decimal"/>
       <w:lvlText w:val=""/>
       <w:lvlJc w:val="left"/>
     </w:lvl>
-    <w:lvl w:ilvl="8" w:tplc="8C1CB502">
+    <w:lvl w:ilvl="8" w:tplc="3C088620">
       <w:numFmt w:val="decimal"/>
       <w:lvlText w:val=""/>
       <w:lvlJc w:val="left"/>
     </w:lvl>
   </w:abstractNum>
   <w:abstractNum w:abstractNumId="13" w15:restartNumberingAfterBreak="0">
-    <w:nsid w:val="413C607D"/>
+    <w:nsid w:val="40914EA7"/>
     <w:multiLevelType w:val="hybridMultilevel"/>
-    <w:tmpl w:val="BD504FF2"/>
-    <w:lvl w:ilvl="0" w:tplc="8494AF82">
+    <w:tmpl w:val="51520836"/>
+    <w:lvl w:ilvl="0" w:tplc="82A8D2F0">
       <w:start w:val="1"/>
       <w:numFmt w:val="decimal"/>
       <w:lvlText w:val="%1."/>
@@ -41911,52 +42160,52 @@
         <w:color w:val="146C8A"/>
       </w:rPr>
     </w:lvl>
-    <w:lvl w:ilvl="1" w:tplc="95B4A254">
+    <w:lvl w:ilvl="1" w:tplc="EE3C13F2">
       <w:numFmt w:val="decimal"/>
       <w:lvlText w:val=""/>
       <w:lvlJc w:val="left"/>
     </w:lvl>
-    <w:lvl w:ilvl="2" w:tplc="EDEE6962">
+    <w:lvl w:ilvl="2" w:tplc="836C605E">
       <w:numFmt w:val="decimal"/>
       <w:lvlText w:val=""/>
       <w:lvlJc w:val="left"/>
     </w:lvl>
-    <w:lvl w:ilvl="3" w:tplc="5E1A6CF8">
+    <w:lvl w:ilvl="3" w:tplc="7F0A10D8">
       <w:numFmt w:val="decimal"/>
       <w:lvlText w:val=""/>
       <w:lvlJc w:val="left"/>
     </w:lvl>
-    <w:lvl w:ilvl="4" w:tplc="F356E26A">
+    <w:lvl w:ilvl="4" w:tplc="9C70DB52">
       <w:numFmt w:val="decimal"/>
       <w:lvlText w:val=""/>
       <w:lvlJc w:val="left"/>
     </w:lvl>
-    <w:lvl w:ilvl="5" w:tplc="8D849E5E">
+    <w:lvl w:ilvl="5" w:tplc="7C7AF506">
       <w:numFmt w:val="decimal"/>
       <w:lvlText w:val=""/>
       <w:lvlJc w:val="left"/>
     </w:lvl>
-    <w:lvl w:ilvl="6" w:tplc="2D92ABB6">
+    <w:lvl w:ilvl="6" w:tplc="B13E0D2A">
       <w:numFmt w:val="decimal"/>
       <w:lvlText w:val=""/>
       <w:lvlJc w:val="left"/>
     </w:lvl>
-    <w:lvl w:ilvl="7" w:tplc="13062612">
+    <w:lvl w:ilvl="7" w:tplc="81F2A264">
       <w:numFmt w:val="decimal"/>
       <w:lvlText w:val=""/>
       <w:lvlJc w:val="left"/>
     </w:lvl>
-    <w:lvl w:ilvl="8" w:tplc="E222F0CA">
+    <w:lvl w:ilvl="8" w:tplc="45BE19F0">
       <w:numFmt w:val="decimal"/>
       <w:lvlText w:val=""/>
       <w:lvlJc w:val="left"/>
     </w:lvl>
   </w:abstractNum>
   <w:abstractNum w:abstractNumId="14" w15:restartNumberingAfterBreak="0">
-    <w:nsid w:val="43780725"/>
+    <w:nsid w:val="416B6951"/>
     <w:multiLevelType w:val="hybridMultilevel"/>
-    <w:tmpl w:val="B0727AA4"/>
-    <w:lvl w:ilvl="0" w:tplc="5AE8047A">
+    <w:tmpl w:val="12FA5E0C"/>
+    <w:lvl w:ilvl="0" w:tplc="8DE406FC">
       <w:start w:val="1"/>
       <w:numFmt w:val="decimal"/>
       <w:lvlText w:val="%1."/>
@@ -41970,52 +42219,52 @@
         <w:color w:val="146C8A"/>
       </w:rPr>
     </w:lvl>
-    <w:lvl w:ilvl="1" w:tplc="2DF4557A">
+    <w:lvl w:ilvl="1" w:tplc="52CA99C4">
       <w:numFmt w:val="decimal"/>
       <w:lvlText w:val=""/>
       <w:lvlJc w:val="left"/>
     </w:lvl>
-    <w:lvl w:ilvl="2" w:tplc="94B8BB94">
+    <w:lvl w:ilvl="2" w:tplc="9EF6DF32">
       <w:numFmt w:val="decimal"/>
       <w:lvlText w:val=""/>
       <w:lvlJc w:val="left"/>
     </w:lvl>
-    <w:lvl w:ilvl="3" w:tplc="CB98FA24">
+    <w:lvl w:ilvl="3" w:tplc="181C3CFC">
       <w:numFmt w:val="decimal"/>
       <w:lvlText w:val=""/>
       <w:lvlJc w:val="left"/>
     </w:lvl>
-    <w:lvl w:ilvl="4" w:tplc="0034314A">
+    <w:lvl w:ilvl="4" w:tplc="016E5AA4">
       <w:numFmt w:val="decimal"/>
       <w:lvlText w:val=""/>
       <w:lvlJc w:val="left"/>
     </w:lvl>
-    <w:lvl w:ilvl="5" w:tplc="2EC23B60">
+    <w:lvl w:ilvl="5" w:tplc="C63447CE">
       <w:numFmt w:val="decimal"/>
       <w:lvlText w:val=""/>
       <w:lvlJc w:val="left"/>
     </w:lvl>
-    <w:lvl w:ilvl="6" w:tplc="1B862DA2">
+    <w:lvl w:ilvl="6" w:tplc="077EAFFC">
       <w:numFmt w:val="decimal"/>
       <w:lvlText w:val=""/>
       <w:lvlJc w:val="left"/>
     </w:lvl>
-    <w:lvl w:ilvl="7" w:tplc="233ACDC4">
+    <w:lvl w:ilvl="7" w:tplc="D7B8404E">
       <w:numFmt w:val="decimal"/>
       <w:lvlText w:val=""/>
       <w:lvlJc w:val="left"/>
     </w:lvl>
-    <w:lvl w:ilvl="8" w:tplc="4F5263BE">
+    <w:lvl w:ilvl="8" w:tplc="5240F068">
       <w:numFmt w:val="decimal"/>
       <w:lvlText w:val=""/>
       <w:lvlJc w:val="left"/>
     </w:lvl>
   </w:abstractNum>
   <w:abstractNum w:abstractNumId="15" w15:restartNumberingAfterBreak="0">
-    <w:nsid w:val="473218FD"/>
+    <w:nsid w:val="472D436A"/>
     <w:multiLevelType w:val="hybridMultilevel"/>
-    <w:tmpl w:val="D49E3448"/>
-    <w:lvl w:ilvl="0" w:tplc="0EE858FC">
+    <w:tmpl w:val="1D98BD28"/>
+    <w:lvl w:ilvl="0" w:tplc="1854A3C8">
       <w:start w:val="1"/>
       <w:numFmt w:val="decimal"/>
       <w:lvlText w:val="%1."/>
@@ -42029,52 +42278,52 @@
         <w:color w:val="146C8A"/>
       </w:rPr>
     </w:lvl>
-    <w:lvl w:ilvl="1" w:tplc="532AEB12">
+    <w:lvl w:ilvl="1" w:tplc="D982040A">
       <w:numFmt w:val="decimal"/>
       <w:lvlText w:val=""/>
       <w:lvlJc w:val="left"/>
     </w:lvl>
-    <w:lvl w:ilvl="2" w:tplc="B9D4AE50">
+    <w:lvl w:ilvl="2" w:tplc="382EA660">
       <w:numFmt w:val="decimal"/>
       <w:lvlText w:val=""/>
       <w:lvlJc w:val="left"/>
     </w:lvl>
-    <w:lvl w:ilvl="3" w:tplc="E5F45BB8">
+    <w:lvl w:ilvl="3" w:tplc="60C49D1C">
       <w:numFmt w:val="decimal"/>
       <w:lvlText w:val=""/>
       <w:lvlJc w:val="left"/>
     </w:lvl>
-    <w:lvl w:ilvl="4" w:tplc="315E2F74">
+    <w:lvl w:ilvl="4" w:tplc="C1EE3EF2">
       <w:numFmt w:val="decimal"/>
       <w:lvlText w:val=""/>
       <w:lvlJc w:val="left"/>
     </w:lvl>
-    <w:lvl w:ilvl="5" w:tplc="013CCC52">
+    <w:lvl w:ilvl="5" w:tplc="2D626418">
       <w:numFmt w:val="decimal"/>
       <w:lvlText w:val=""/>
       <w:lvlJc w:val="left"/>
     </w:lvl>
-    <w:lvl w:ilvl="6" w:tplc="21CE4FB0">
+    <w:lvl w:ilvl="6" w:tplc="85EC4642">
       <w:numFmt w:val="decimal"/>
       <w:lvlText w:val=""/>
       <w:lvlJc w:val="left"/>
     </w:lvl>
-    <w:lvl w:ilvl="7" w:tplc="A79C8C10">
+    <w:lvl w:ilvl="7" w:tplc="9EC209F2">
       <w:numFmt w:val="decimal"/>
       <w:lvlText w:val=""/>
       <w:lvlJc w:val="left"/>
     </w:lvl>
-    <w:lvl w:ilvl="8" w:tplc="CF9E951C">
+    <w:lvl w:ilvl="8" w:tplc="019C21C4">
       <w:numFmt w:val="decimal"/>
       <w:lvlText w:val=""/>
       <w:lvlJc w:val="left"/>
     </w:lvl>
   </w:abstractNum>
   <w:abstractNum w:abstractNumId="16" w15:restartNumberingAfterBreak="0">
-    <w:nsid w:val="4C91275A"/>
+    <w:nsid w:val="532D2D42"/>
     <w:multiLevelType w:val="hybridMultilevel"/>
-    <w:tmpl w:val="DD8A86DE"/>
-    <w:lvl w:ilvl="0" w:tplc="88F809BC">
+    <w:tmpl w:val="E6E45296"/>
+    <w:lvl w:ilvl="0" w:tplc="9FCA89AC">
       <w:start w:val="1"/>
       <w:numFmt w:val="decimal"/>
       <w:lvlText w:val="%1."/>
@@ -42088,52 +42337,138 @@
         <w:color w:val="146C8A"/>
       </w:rPr>
     </w:lvl>
-    <w:lvl w:ilvl="1" w:tplc="F66C29C8">
+    <w:lvl w:ilvl="1" w:tplc="0B10A30C">
       <w:numFmt w:val="decimal"/>
       <w:lvlText w:val=""/>
       <w:lvlJc w:val="left"/>
     </w:lvl>
-    <w:lvl w:ilvl="2" w:tplc="562AFA44">
+    <w:lvl w:ilvl="2" w:tplc="6EB2015C">
       <w:numFmt w:val="decimal"/>
       <w:lvlText w:val=""/>
       <w:lvlJc w:val="left"/>
     </w:lvl>
-    <w:lvl w:ilvl="3" w:tplc="C4FEF38A">
+    <w:lvl w:ilvl="3" w:tplc="9768D818">
       <w:numFmt w:val="decimal"/>
       <w:lvlText w:val=""/>
       <w:lvlJc w:val="left"/>
     </w:lvl>
-    <w:lvl w:ilvl="4" w:tplc="BB42888A">
+    <w:lvl w:ilvl="4" w:tplc="B4722448">
       <w:numFmt w:val="decimal"/>
       <w:lvlText w:val=""/>
       <w:lvlJc w:val="left"/>
     </w:lvl>
-    <w:lvl w:ilvl="5" w:tplc="B76400F4">
+    <w:lvl w:ilvl="5" w:tplc="23340898">
       <w:numFmt w:val="decimal"/>
       <w:lvlText w:val=""/>
       <w:lvlJc w:val="left"/>
     </w:lvl>
-    <w:lvl w:ilvl="6" w:tplc="CEF63AF0">
+    <w:lvl w:ilvl="6" w:tplc="ECA64D7A">
       <w:numFmt w:val="decimal"/>
       <w:lvlText w:val=""/>
       <w:lvlJc w:val="left"/>
     </w:lvl>
-    <w:lvl w:ilvl="7" w:tplc="84F2DA4A">
+    <w:lvl w:ilvl="7" w:tplc="AFDCF9BC">
       <w:numFmt w:val="decimal"/>
       <w:lvlText w:val=""/>
       <w:lvlJc w:val="left"/>
     </w:lvl>
-    <w:lvl w:ilvl="8" w:tplc="01A09EDC">
+    <w:lvl w:ilvl="8" w:tplc="370E7724">
       <w:numFmt w:val="decimal"/>
       <w:lvlText w:val=""/>
       <w:lvlJc w:val="left"/>
     </w:lvl>
   </w:abstractNum>
   <w:abstractNum w:abstractNumId="17" w15:restartNumberingAfterBreak="0">
-    <w:nsid w:val="51DA563A"/>
+    <w:nsid w:val="55DF07A4"/>
     <w:multiLevelType w:val="hybridMultilevel"/>
-    <w:tmpl w:val="6D28034E"/>
-    <w:lvl w:ilvl="0" w:tplc="1880461E">
+    <w:tmpl w:val="DE9CC856"/>
+    <w:lvl w:ilvl="0" w:tplc="270C688C">
+      <w:start w:val="1"/>
+      <w:numFmt w:val="bullet"/>
+      <w:lvlText w:val="●"/>
+      <w:lvlJc w:val="left"/>
+      <w:pPr>
+        <w:ind w:left="720" w:hanging="360"/>
+      </w:pPr>
+    </w:lvl>
+    <w:lvl w:ilvl="1" w:tplc="348AFD8C">
+      <w:start w:val="1"/>
+      <w:numFmt w:val="bullet"/>
+      <w:lvlText w:val="○"/>
+      <w:lvlJc w:val="left"/>
+      <w:pPr>
+        <w:ind w:left="1440" w:hanging="360"/>
+      </w:pPr>
+    </w:lvl>
+    <w:lvl w:ilvl="2" w:tplc="77CC5E1C">
+      <w:start w:val="1"/>
+      <w:numFmt w:val="bullet"/>
+      <w:lvlText w:val="■"/>
+      <w:lvlJc w:val="left"/>
+      <w:pPr>
+        <w:ind w:left="2160" w:hanging="360"/>
+      </w:pPr>
+    </w:lvl>
+    <w:lvl w:ilvl="3" w:tplc="BF42CE0A">
+      <w:start w:val="1"/>
+      <w:numFmt w:val="bullet"/>
+      <w:lvlText w:val="●"/>
+      <w:lvlJc w:val="left"/>
+      <w:pPr>
+        <w:ind w:left="2880" w:hanging="360"/>
+      </w:pPr>
+    </w:lvl>
+    <w:lvl w:ilvl="4" w:tplc="D2C21ACC">
+      <w:start w:val="1"/>
+      <w:numFmt w:val="bullet"/>
+      <w:lvlText w:val="○"/>
+      <w:lvlJc w:val="left"/>
+      <w:pPr>
+        <w:ind w:left="3600" w:hanging="360"/>
+      </w:pPr>
+    </w:lvl>
+    <w:lvl w:ilvl="5" w:tplc="58E81648">
+      <w:start w:val="1"/>
+      <w:numFmt w:val="bullet"/>
+      <w:lvlText w:val="■"/>
+      <w:lvlJc w:val="left"/>
+      <w:pPr>
+        <w:ind w:left="4320" w:hanging="360"/>
+      </w:pPr>
+    </w:lvl>
+    <w:lvl w:ilvl="6" w:tplc="4A90E1F2">
+      <w:start w:val="1"/>
+      <w:numFmt w:val="bullet"/>
+      <w:lvlText w:val="●"/>
+      <w:lvlJc w:val="left"/>
+      <w:pPr>
+        <w:ind w:left="5040" w:hanging="360"/>
+      </w:pPr>
+    </w:lvl>
+    <w:lvl w:ilvl="7" w:tplc="82C2C6C6">
+      <w:start w:val="1"/>
+      <w:numFmt w:val="bullet"/>
+      <w:lvlText w:val="●"/>
+      <w:lvlJc w:val="left"/>
+      <w:pPr>
+        <w:ind w:left="5760" w:hanging="360"/>
+      </w:pPr>
+    </w:lvl>
+    <w:lvl w:ilvl="8" w:tplc="50E4975C">
+      <w:start w:val="1"/>
+      <w:numFmt w:val="bullet"/>
+      <w:lvlText w:val="●"/>
+      <w:lvlJc w:val="left"/>
+      <w:pPr>
+        <w:ind w:left="6480" w:hanging="360"/>
+      </w:pPr>
+    </w:lvl>
+  </w:abstractNum>
+  <w:abstractNum w:abstractNumId="18" w15:restartNumberingAfterBreak="0">
+    <w:nsid w:val="5BD84628"/>
+    <w:multiLevelType w:val="hybridMultilevel"/>
+    <w:tmpl w:val="6FFCA910"/>
+    <w:lvl w:ilvl="0" w:tplc="590EE3F8">
       <w:start w:val="1"/>
       <w:numFmt w:val="decimal"/>
       <w:lvlText w:val="%1."/>
@@ -42147,138 +42482,52 @@
         <w:color w:val="146C8A"/>
       </w:rPr>
     </w:lvl>
-    <w:lvl w:ilvl="1" w:tplc="75F0E620">
+    <w:lvl w:ilvl="1" w:tplc="2D6A901A">
       <w:numFmt w:val="decimal"/>
       <w:lvlText w:val=""/>
       <w:lvlJc w:val="left"/>
     </w:lvl>
-    <w:lvl w:ilvl="2" w:tplc="03088160">
+    <w:lvl w:ilvl="2" w:tplc="C8F29168">
       <w:numFmt w:val="decimal"/>
       <w:lvlText w:val=""/>
       <w:lvlJc w:val="left"/>
     </w:lvl>
-    <w:lvl w:ilvl="3" w:tplc="AEF45F16">
+    <w:lvl w:ilvl="3" w:tplc="C2605D44">
       <w:numFmt w:val="decimal"/>
       <w:lvlText w:val=""/>
       <w:lvlJc w:val="left"/>
     </w:lvl>
-    <w:lvl w:ilvl="4" w:tplc="22BE4208">
+    <w:lvl w:ilvl="4" w:tplc="4CDCEE0E">
       <w:numFmt w:val="decimal"/>
       <w:lvlText w:val=""/>
       <w:lvlJc w:val="left"/>
     </w:lvl>
-    <w:lvl w:ilvl="5" w:tplc="AA62063E">
+    <w:lvl w:ilvl="5" w:tplc="347A8E10">
       <w:numFmt w:val="decimal"/>
       <w:lvlText w:val=""/>
       <w:lvlJc w:val="left"/>
     </w:lvl>
-    <w:lvl w:ilvl="6" w:tplc="C518A9B2">
+    <w:lvl w:ilvl="6" w:tplc="8E302DA8">
       <w:numFmt w:val="decimal"/>
       <w:lvlText w:val=""/>
       <w:lvlJc w:val="left"/>
     </w:lvl>
-    <w:lvl w:ilvl="7" w:tplc="A6C450EC">
+    <w:lvl w:ilvl="7" w:tplc="031241C2">
       <w:numFmt w:val="decimal"/>
       <w:lvlText w:val=""/>
       <w:lvlJc w:val="left"/>
     </w:lvl>
-    <w:lvl w:ilvl="8" w:tplc="D7243DD8">
+    <w:lvl w:ilvl="8" w:tplc="2F74ECA4">
       <w:numFmt w:val="decimal"/>
       <w:lvlText w:val=""/>
       <w:lvlJc w:val="left"/>
     </w:lvl>
   </w:abstractNum>
-  <w:abstractNum w:abstractNumId="18" w15:restartNumberingAfterBreak="0">
-    <w:nsid w:val="531F1B74"/>
+  <w:abstractNum w:abstractNumId="19" w15:restartNumberingAfterBreak="0">
+    <w:nsid w:val="62B80882"/>
     <w:multiLevelType w:val="hybridMultilevel"/>
-    <w:tmpl w:val="709815C2"/>
-    <w:lvl w:ilvl="0" w:tplc="0BBC9A18">
-      <w:start w:val="1"/>
-      <w:numFmt w:val="bullet"/>
-      <w:lvlText w:val="●"/>
-      <w:lvlJc w:val="left"/>
-      <w:pPr>
-        <w:ind w:left="720" w:hanging="360"/>
-      </w:pPr>
-    </w:lvl>
-    <w:lvl w:ilvl="1" w:tplc="06B4701E">
-      <w:start w:val="1"/>
-      <w:numFmt w:val="bullet"/>
-      <w:lvlText w:val="○"/>
-      <w:lvlJc w:val="left"/>
-      <w:pPr>
-        <w:ind w:left="1440" w:hanging="360"/>
-      </w:pPr>
-    </w:lvl>
-    <w:lvl w:ilvl="2" w:tplc="8E7A805A">
-      <w:start w:val="1"/>
-      <w:numFmt w:val="bullet"/>
-      <w:lvlText w:val="■"/>
-      <w:lvlJc w:val="left"/>
-      <w:pPr>
-        <w:ind w:left="2160" w:hanging="360"/>
-      </w:pPr>
-    </w:lvl>
-    <w:lvl w:ilvl="3" w:tplc="7F92614C">
-      <w:start w:val="1"/>
-      <w:numFmt w:val="bullet"/>
-      <w:lvlText w:val="●"/>
-      <w:lvlJc w:val="left"/>
-      <w:pPr>
-        <w:ind w:left="2880" w:hanging="360"/>
-      </w:pPr>
-    </w:lvl>
-    <w:lvl w:ilvl="4" w:tplc="36AE2208">
-      <w:start w:val="1"/>
-      <w:numFmt w:val="bullet"/>
-      <w:lvlText w:val="○"/>
-      <w:lvlJc w:val="left"/>
-      <w:pPr>
-        <w:ind w:left="3600" w:hanging="360"/>
-      </w:pPr>
-    </w:lvl>
-    <w:lvl w:ilvl="5" w:tplc="FFA4D976">
-      <w:start w:val="1"/>
-      <w:numFmt w:val="bullet"/>
-      <w:lvlText w:val="■"/>
-      <w:lvlJc w:val="left"/>
-      <w:pPr>
-        <w:ind w:left="4320" w:hanging="360"/>
-      </w:pPr>
-    </w:lvl>
-    <w:lvl w:ilvl="6" w:tplc="0DACD9BE">
-      <w:start w:val="1"/>
-      <w:numFmt w:val="bullet"/>
-      <w:lvlText w:val="●"/>
-      <w:lvlJc w:val="left"/>
-      <w:pPr>
-        <w:ind w:left="5040" w:hanging="360"/>
-      </w:pPr>
-    </w:lvl>
-    <w:lvl w:ilvl="7" w:tplc="F61C4444">
-      <w:start w:val="1"/>
-      <w:numFmt w:val="bullet"/>
-      <w:lvlText w:val="●"/>
-      <w:lvlJc w:val="left"/>
-      <w:pPr>
-        <w:ind w:left="5760" w:hanging="360"/>
-      </w:pPr>
-    </w:lvl>
-    <w:lvl w:ilvl="8" w:tplc="4B5429EE">
-      <w:start w:val="1"/>
-      <w:numFmt w:val="bullet"/>
-      <w:lvlText w:val="●"/>
-      <w:lvlJc w:val="left"/>
-      <w:pPr>
-        <w:ind w:left="6480" w:hanging="360"/>
-      </w:pPr>
-    </w:lvl>
-  </w:abstractNum>
-  <w:abstractNum w:abstractNumId="19" w15:restartNumberingAfterBreak="0">
-    <w:nsid w:val="62244DFF"/>
-    <w:multiLevelType w:val="hybridMultilevel"/>
-    <w:tmpl w:val="FB8CE058"/>
-    <w:lvl w:ilvl="0" w:tplc="3216E7B0">
+    <w:tmpl w:val="2EFE4C22"/>
+    <w:lvl w:ilvl="0" w:tplc="1DB05A6C">
       <w:start w:val="1"/>
       <w:numFmt w:val="decimal"/>
       <w:lvlText w:val="%1."/>
@@ -42292,52 +42541,52 @@
         <w:color w:val="146C8A"/>
       </w:rPr>
     </w:lvl>
-    <w:lvl w:ilvl="1" w:tplc="007CE646">
+    <w:lvl w:ilvl="1" w:tplc="569AB9DA">
       <w:numFmt w:val="decimal"/>
       <w:lvlText w:val=""/>
       <w:lvlJc w:val="left"/>
     </w:lvl>
-    <w:lvl w:ilvl="2" w:tplc="8BAE2B34">
+    <w:lvl w:ilvl="2" w:tplc="5066BC14">
       <w:numFmt w:val="decimal"/>
       <w:lvlText w:val=""/>
       <w:lvlJc w:val="left"/>
     </w:lvl>
-    <w:lvl w:ilvl="3" w:tplc="D1B0FD7C">
+    <w:lvl w:ilvl="3" w:tplc="F4702CF8">
       <w:numFmt w:val="decimal"/>
       <w:lvlText w:val=""/>
       <w:lvlJc w:val="left"/>
     </w:lvl>
-    <w:lvl w:ilvl="4" w:tplc="0E74D8F4">
+    <w:lvl w:ilvl="4" w:tplc="6B1C752E">
       <w:numFmt w:val="decimal"/>
       <w:lvlText w:val=""/>
       <w:lvlJc w:val="left"/>
     </w:lvl>
-    <w:lvl w:ilvl="5" w:tplc="8B48C25A">
+    <w:lvl w:ilvl="5" w:tplc="F46A4666">
       <w:numFmt w:val="decimal"/>
       <w:lvlText w:val=""/>
       <w:lvlJc w:val="left"/>
     </w:lvl>
-    <w:lvl w:ilvl="6" w:tplc="853E3378">
+    <w:lvl w:ilvl="6" w:tplc="4D122A94">
       <w:numFmt w:val="decimal"/>
       <w:lvlText w:val=""/>
       <w:lvlJc w:val="left"/>
     </w:lvl>
-    <w:lvl w:ilvl="7" w:tplc="E2685D7E">
+    <w:lvl w:ilvl="7" w:tplc="ED046E6C">
       <w:numFmt w:val="decimal"/>
       <w:lvlText w:val=""/>
       <w:lvlJc w:val="left"/>
     </w:lvl>
-    <w:lvl w:ilvl="8" w:tplc="17347AE2">
+    <w:lvl w:ilvl="8" w:tplc="91F60016">
       <w:numFmt w:val="decimal"/>
       <w:lvlText w:val=""/>
       <w:lvlJc w:val="left"/>
     </w:lvl>
   </w:abstractNum>
   <w:abstractNum w:abstractNumId="20" w15:restartNumberingAfterBreak="0">
-    <w:nsid w:val="691F0D89"/>
+    <w:nsid w:val="62FF190C"/>
     <w:multiLevelType w:val="hybridMultilevel"/>
-    <w:tmpl w:val="E8EC3664"/>
-    <w:lvl w:ilvl="0" w:tplc="135AA128">
+    <w:tmpl w:val="0ACA5CDA"/>
+    <w:lvl w:ilvl="0" w:tplc="6BD673C6">
       <w:start w:val="1"/>
       <w:numFmt w:val="decimal"/>
       <w:lvlText w:val="%1."/>
@@ -42351,52 +42600,52 @@
         <w:color w:val="146C8A"/>
       </w:rPr>
     </w:lvl>
-    <w:lvl w:ilvl="1" w:tplc="03D21236">
+    <w:lvl w:ilvl="1" w:tplc="E000D940">
       <w:numFmt w:val="decimal"/>
       <w:lvlText w:val=""/>
       <w:lvlJc w:val="left"/>
     </w:lvl>
-    <w:lvl w:ilvl="2" w:tplc="0AA83576">
+    <w:lvl w:ilvl="2" w:tplc="155EFE3A">
       <w:numFmt w:val="decimal"/>
       <w:lvlText w:val=""/>
       <w:lvlJc w:val="left"/>
     </w:lvl>
-    <w:lvl w:ilvl="3" w:tplc="7C5AE93A">
+    <w:lvl w:ilvl="3" w:tplc="83B88C4A">
       <w:numFmt w:val="decimal"/>
       <w:lvlText w:val=""/>
       <w:lvlJc w:val="left"/>
     </w:lvl>
-    <w:lvl w:ilvl="4" w:tplc="14D22E7A">
+    <w:lvl w:ilvl="4" w:tplc="825694CE">
       <w:numFmt w:val="decimal"/>
       <w:lvlText w:val=""/>
       <w:lvlJc w:val="left"/>
     </w:lvl>
-    <w:lvl w:ilvl="5" w:tplc="8AE858C8">
+    <w:lvl w:ilvl="5" w:tplc="505E8752">
       <w:numFmt w:val="decimal"/>
       <w:lvlText w:val=""/>
       <w:lvlJc w:val="left"/>
     </w:lvl>
-    <w:lvl w:ilvl="6" w:tplc="68CE2660">
+    <w:lvl w:ilvl="6" w:tplc="C2C6CAC4">
       <w:numFmt w:val="decimal"/>
       <w:lvlText w:val=""/>
       <w:lvlJc w:val="left"/>
     </w:lvl>
-    <w:lvl w:ilvl="7" w:tplc="8EFA717C">
+    <w:lvl w:ilvl="7" w:tplc="538A33EC">
       <w:numFmt w:val="decimal"/>
       <w:lvlText w:val=""/>
       <w:lvlJc w:val="left"/>
     </w:lvl>
-    <w:lvl w:ilvl="8" w:tplc="3F48FEEC">
+    <w:lvl w:ilvl="8" w:tplc="3F088A86">
       <w:numFmt w:val="decimal"/>
       <w:lvlText w:val=""/>
       <w:lvlJc w:val="left"/>
     </w:lvl>
   </w:abstractNum>
   <w:abstractNum w:abstractNumId="21" w15:restartNumberingAfterBreak="0">
-    <w:nsid w:val="6BBA13CD"/>
+    <w:nsid w:val="640262EF"/>
     <w:multiLevelType w:val="hybridMultilevel"/>
-    <w:tmpl w:val="8DFEBEDE"/>
-    <w:lvl w:ilvl="0" w:tplc="E6E43DA6">
+    <w:tmpl w:val="5B7C0F3E"/>
+    <w:lvl w:ilvl="0" w:tplc="2FDEABEE">
       <w:start w:val="1"/>
       <w:numFmt w:val="decimal"/>
       <w:lvlText w:val="%1."/>
@@ -42410,52 +42659,52 @@
         <w:color w:val="146C8A"/>
       </w:rPr>
     </w:lvl>
-    <w:lvl w:ilvl="1" w:tplc="99DE6230">
+    <w:lvl w:ilvl="1" w:tplc="6BA661B0">
       <w:numFmt w:val="decimal"/>
       <w:lvlText w:val=""/>
       <w:lvlJc w:val="left"/>
     </w:lvl>
-    <w:lvl w:ilvl="2" w:tplc="4B149196">
+    <w:lvl w:ilvl="2" w:tplc="F23EC038">
       <w:numFmt w:val="decimal"/>
       <w:lvlText w:val=""/>
       <w:lvlJc w:val="left"/>
     </w:lvl>
-    <w:lvl w:ilvl="3" w:tplc="C9E258D2">
+    <w:lvl w:ilvl="3" w:tplc="B582B076">
       <w:numFmt w:val="decimal"/>
       <w:lvlText w:val=""/>
       <w:lvlJc w:val="left"/>
     </w:lvl>
-    <w:lvl w:ilvl="4" w:tplc="FF6C77F6">
+    <w:lvl w:ilvl="4" w:tplc="0F8E304C">
       <w:numFmt w:val="decimal"/>
       <w:lvlText w:val=""/>
       <w:lvlJc w:val="left"/>
     </w:lvl>
-    <w:lvl w:ilvl="5" w:tplc="BA90D22C">
+    <w:lvl w:ilvl="5" w:tplc="2BB2C84C">
       <w:numFmt w:val="decimal"/>
       <w:lvlText w:val=""/>
       <w:lvlJc w:val="left"/>
     </w:lvl>
-    <w:lvl w:ilvl="6" w:tplc="9242758E">
+    <w:lvl w:ilvl="6" w:tplc="9D80C4D8">
       <w:numFmt w:val="decimal"/>
       <w:lvlText w:val=""/>
       <w:lvlJc w:val="left"/>
     </w:lvl>
-    <w:lvl w:ilvl="7" w:tplc="44E68842">
+    <w:lvl w:ilvl="7" w:tplc="1004C160">
       <w:numFmt w:val="decimal"/>
       <w:lvlText w:val=""/>
       <w:lvlJc w:val="left"/>
     </w:lvl>
-    <w:lvl w:ilvl="8" w:tplc="E0047ADE">
+    <w:lvl w:ilvl="8" w:tplc="1F72CA78">
       <w:numFmt w:val="decimal"/>
       <w:lvlText w:val=""/>
       <w:lvlJc w:val="left"/>
     </w:lvl>
   </w:abstractNum>
   <w:abstractNum w:abstractNumId="22" w15:restartNumberingAfterBreak="0">
-    <w:nsid w:val="71BA3CAC"/>
+    <w:nsid w:val="652B6514"/>
     <w:multiLevelType w:val="hybridMultilevel"/>
-    <w:tmpl w:val="B9D6E57E"/>
-    <w:lvl w:ilvl="0" w:tplc="B6FEDB8A">
+    <w:tmpl w:val="F9F4CE7A"/>
+    <w:lvl w:ilvl="0" w:tplc="B30C538C">
       <w:start w:val="1"/>
       <w:numFmt w:val="decimal"/>
       <w:lvlText w:val="%1."/>
@@ -42469,52 +42718,52 @@
         <w:color w:val="146C8A"/>
       </w:rPr>
     </w:lvl>
-    <w:lvl w:ilvl="1" w:tplc="D54EBE5A">
+    <w:lvl w:ilvl="1" w:tplc="8CF65D52">
       <w:numFmt w:val="decimal"/>
       <w:lvlText w:val=""/>
       <w:lvlJc w:val="left"/>
     </w:lvl>
-    <w:lvl w:ilvl="2" w:tplc="FD58AAD4">
+    <w:lvl w:ilvl="2" w:tplc="819CE634">
       <w:numFmt w:val="decimal"/>
       <w:lvlText w:val=""/>
       <w:lvlJc w:val="left"/>
     </w:lvl>
-    <w:lvl w:ilvl="3" w:tplc="F9C6D82E">
+    <w:lvl w:ilvl="3" w:tplc="1A0CBDD2">
       <w:numFmt w:val="decimal"/>
       <w:lvlText w:val=""/>
       <w:lvlJc w:val="left"/>
     </w:lvl>
-    <w:lvl w:ilvl="4" w:tplc="1F32160C">
+    <w:lvl w:ilvl="4" w:tplc="B52601B8">
       <w:numFmt w:val="decimal"/>
       <w:lvlText w:val=""/>
       <w:lvlJc w:val="left"/>
     </w:lvl>
-    <w:lvl w:ilvl="5" w:tplc="4E02FB1A">
+    <w:lvl w:ilvl="5" w:tplc="3E825982">
       <w:numFmt w:val="decimal"/>
       <w:lvlText w:val=""/>
       <w:lvlJc w:val="left"/>
     </w:lvl>
-    <w:lvl w:ilvl="6" w:tplc="A976ACA2">
+    <w:lvl w:ilvl="6" w:tplc="280E1DBA">
       <w:numFmt w:val="decimal"/>
       <w:lvlText w:val=""/>
       <w:lvlJc w:val="left"/>
     </w:lvl>
-    <w:lvl w:ilvl="7" w:tplc="77A09E80">
+    <w:lvl w:ilvl="7" w:tplc="F26A8B24">
       <w:numFmt w:val="decimal"/>
       <w:lvlText w:val=""/>
       <w:lvlJc w:val="left"/>
     </w:lvl>
-    <w:lvl w:ilvl="8" w:tplc="2E0CFEEA">
+    <w:lvl w:ilvl="8" w:tplc="699853D0">
       <w:numFmt w:val="decimal"/>
       <w:lvlText w:val=""/>
       <w:lvlJc w:val="left"/>
     </w:lvl>
   </w:abstractNum>
   <w:abstractNum w:abstractNumId="23" w15:restartNumberingAfterBreak="0">
-    <w:nsid w:val="764C0ABF"/>
+    <w:nsid w:val="654710C1"/>
     <w:multiLevelType w:val="hybridMultilevel"/>
-    <w:tmpl w:val="CCF09F22"/>
-    <w:lvl w:ilvl="0" w:tplc="63FAE890">
+    <w:tmpl w:val="C178A894"/>
+    <w:lvl w:ilvl="0" w:tplc="BAAC02BA">
       <w:start w:val="1"/>
       <w:numFmt w:val="decimal"/>
       <w:lvlText w:val="%1."/>
@@ -42528,52 +42777,52 @@
         <w:color w:val="146C8A"/>
       </w:rPr>
     </w:lvl>
-    <w:lvl w:ilvl="1" w:tplc="A2A63552">
+    <w:lvl w:ilvl="1" w:tplc="0A025702">
       <w:numFmt w:val="decimal"/>
       <w:lvlText w:val=""/>
       <w:lvlJc w:val="left"/>
     </w:lvl>
-    <w:lvl w:ilvl="2" w:tplc="0CA20B26">
+    <w:lvl w:ilvl="2" w:tplc="725CD7DA">
       <w:numFmt w:val="decimal"/>
       <w:lvlText w:val=""/>
       <w:lvlJc w:val="left"/>
     </w:lvl>
-    <w:lvl w:ilvl="3" w:tplc="008AE57A">
+    <w:lvl w:ilvl="3" w:tplc="6558681E">
       <w:numFmt w:val="decimal"/>
       <w:lvlText w:val=""/>
       <w:lvlJc w:val="left"/>
     </w:lvl>
-    <w:lvl w:ilvl="4" w:tplc="3350DDA6">
+    <w:lvl w:ilvl="4" w:tplc="D7B00538">
       <w:numFmt w:val="decimal"/>
       <w:lvlText w:val=""/>
       <w:lvlJc w:val="left"/>
     </w:lvl>
-    <w:lvl w:ilvl="5" w:tplc="D1ECF8F6">
+    <w:lvl w:ilvl="5" w:tplc="B76E7DF0">
       <w:numFmt w:val="decimal"/>
       <w:lvlText w:val=""/>
       <w:lvlJc w:val="left"/>
     </w:lvl>
-    <w:lvl w:ilvl="6" w:tplc="BCFA40B2">
+    <w:lvl w:ilvl="6" w:tplc="E4006FD4">
       <w:numFmt w:val="decimal"/>
       <w:lvlText w:val=""/>
       <w:lvlJc w:val="left"/>
     </w:lvl>
-    <w:lvl w:ilvl="7" w:tplc="462210B4">
+    <w:lvl w:ilvl="7" w:tplc="727A50C4">
       <w:numFmt w:val="decimal"/>
       <w:lvlText w:val=""/>
       <w:lvlJc w:val="left"/>
     </w:lvl>
-    <w:lvl w:ilvl="8" w:tplc="39EEDBBC">
+    <w:lvl w:ilvl="8" w:tplc="DD8E52FE">
       <w:numFmt w:val="decimal"/>
       <w:lvlText w:val=""/>
       <w:lvlJc w:val="left"/>
     </w:lvl>
   </w:abstractNum>
   <w:abstractNum w:abstractNumId="24" w15:restartNumberingAfterBreak="0">
-    <w:nsid w:val="78F94CF7"/>
+    <w:nsid w:val="65D03A06"/>
     <w:multiLevelType w:val="hybridMultilevel"/>
-    <w:tmpl w:val="C56AFE00"/>
-    <w:lvl w:ilvl="0" w:tplc="0770A8A0">
+    <w:tmpl w:val="4DC284E0"/>
+    <w:lvl w:ilvl="0" w:tplc="E8EC6176">
       <w:start w:val="1"/>
       <w:numFmt w:val="decimal"/>
       <w:lvlText w:val="%1."/>
@@ -42587,52 +42836,52 @@
         <w:color w:val="146C8A"/>
       </w:rPr>
     </w:lvl>
-    <w:lvl w:ilvl="1" w:tplc="883CED2C">
+    <w:lvl w:ilvl="1" w:tplc="47B8DDFE">
       <w:numFmt w:val="decimal"/>
       <w:lvlText w:val=""/>
       <w:lvlJc w:val="left"/>
     </w:lvl>
-    <w:lvl w:ilvl="2" w:tplc="46545C74">
+    <w:lvl w:ilvl="2" w:tplc="FDAAFA86">
       <w:numFmt w:val="decimal"/>
       <w:lvlText w:val=""/>
       <w:lvlJc w:val="left"/>
     </w:lvl>
-    <w:lvl w:ilvl="3" w:tplc="208039A4">
+    <w:lvl w:ilvl="3" w:tplc="A61C3182">
       <w:numFmt w:val="decimal"/>
       <w:lvlText w:val=""/>
       <w:lvlJc w:val="left"/>
     </w:lvl>
-    <w:lvl w:ilvl="4" w:tplc="D4904CE2">
+    <w:lvl w:ilvl="4" w:tplc="A826687E">
       <w:numFmt w:val="decimal"/>
       <w:lvlText w:val=""/>
       <w:lvlJc w:val="left"/>
     </w:lvl>
-    <w:lvl w:ilvl="5" w:tplc="121E6534">
+    <w:lvl w:ilvl="5" w:tplc="2E4C7E94">
       <w:numFmt w:val="decimal"/>
       <w:lvlText w:val=""/>
       <w:lvlJc w:val="left"/>
     </w:lvl>
-    <w:lvl w:ilvl="6" w:tplc="FD1A5590">
+    <w:lvl w:ilvl="6" w:tplc="81840C8E">
       <w:numFmt w:val="decimal"/>
       <w:lvlText w:val=""/>
       <w:lvlJc w:val="left"/>
     </w:lvl>
-    <w:lvl w:ilvl="7" w:tplc="F40292E4">
+    <w:lvl w:ilvl="7" w:tplc="FAE27C8A">
       <w:numFmt w:val="decimal"/>
       <w:lvlText w:val=""/>
       <w:lvlJc w:val="left"/>
     </w:lvl>
-    <w:lvl w:ilvl="8" w:tplc="A330120C">
+    <w:lvl w:ilvl="8" w:tplc="44C25390">
       <w:numFmt w:val="decimal"/>
       <w:lvlText w:val=""/>
       <w:lvlJc w:val="left"/>
     </w:lvl>
   </w:abstractNum>
   <w:abstractNum w:abstractNumId="25" w15:restartNumberingAfterBreak="0">
-    <w:nsid w:val="794345C6"/>
+    <w:nsid w:val="79976EB9"/>
     <w:multiLevelType w:val="hybridMultilevel"/>
-    <w:tmpl w:val="1F020F8E"/>
-    <w:lvl w:ilvl="0" w:tplc="3642EE28">
+    <w:tmpl w:val="1AB85EDE"/>
+    <w:lvl w:ilvl="0" w:tplc="E65C0DAC">
       <w:start w:val="1"/>
       <w:numFmt w:val="decimal"/>
       <w:lvlText w:val="%1."/>
@@ -42646,199 +42895,199 @@
         <w:color w:val="146C8A"/>
       </w:rPr>
     </w:lvl>
-    <w:lvl w:ilvl="1" w:tplc="16A63856">
+    <w:lvl w:ilvl="1" w:tplc="DAEC4DC6">
       <w:numFmt w:val="decimal"/>
       <w:lvlText w:val=""/>
       <w:lvlJc w:val="left"/>
     </w:lvl>
-    <w:lvl w:ilvl="2" w:tplc="B9BAB4B2">
+    <w:lvl w:ilvl="2" w:tplc="29868852">
       <w:numFmt w:val="decimal"/>
       <w:lvlText w:val=""/>
       <w:lvlJc w:val="left"/>
     </w:lvl>
-    <w:lvl w:ilvl="3" w:tplc="80C6A15A">
+    <w:lvl w:ilvl="3" w:tplc="3826515C">
       <w:numFmt w:val="decimal"/>
       <w:lvlText w:val=""/>
       <w:lvlJc w:val="left"/>
     </w:lvl>
-    <w:lvl w:ilvl="4" w:tplc="93629416">
+    <w:lvl w:ilvl="4" w:tplc="85187142">
       <w:numFmt w:val="decimal"/>
       <w:lvlText w:val=""/>
       <w:lvlJc w:val="left"/>
     </w:lvl>
-    <w:lvl w:ilvl="5" w:tplc="9BFECFC6">
+    <w:lvl w:ilvl="5" w:tplc="4F665CC8">
       <w:numFmt w:val="decimal"/>
       <w:lvlText w:val=""/>
       <w:lvlJc w:val="left"/>
     </w:lvl>
-    <w:lvl w:ilvl="6" w:tplc="69D81106">
+    <w:lvl w:ilvl="6" w:tplc="C458E874">
       <w:numFmt w:val="decimal"/>
       <w:lvlText w:val=""/>
       <w:lvlJc w:val="left"/>
     </w:lvl>
-    <w:lvl w:ilvl="7" w:tplc="5222482E">
+    <w:lvl w:ilvl="7" w:tplc="7032916A">
       <w:numFmt w:val="decimal"/>
       <w:lvlText w:val=""/>
       <w:lvlJc w:val="left"/>
     </w:lvl>
-    <w:lvl w:ilvl="8" w:tplc="71B8322C">
+    <w:lvl w:ilvl="8" w:tplc="F8103666">
       <w:numFmt w:val="decimal"/>
       <w:lvlText w:val=""/>
       <w:lvlJc w:val="left"/>
     </w:lvl>
   </w:abstractNum>
-  <w:num w:numId="1" w16cid:durableId="326173986">
+  <w:num w:numId="1" w16cid:durableId="1035811936">
+    <w:abstractNumId w:val="17"/>
+    <w:lvlOverride w:ilvl="0">
+      <w:startOverride w:val="1"/>
+    </w:lvlOverride>
+  </w:num>
+  <w:num w:numId="2" w16cid:durableId="393554505">
+    <w:abstractNumId w:val="16"/>
+    <w:lvlOverride w:ilvl="0">
+      <w:startOverride w:val="1"/>
+    </w:lvlOverride>
+  </w:num>
+  <w:num w:numId="3" w16cid:durableId="478378686">
+    <w:abstractNumId w:val="19"/>
+    <w:lvlOverride w:ilvl="0">
+      <w:startOverride w:val="1"/>
+    </w:lvlOverride>
+  </w:num>
+  <w:num w:numId="4" w16cid:durableId="2049722850">
+    <w:abstractNumId w:val="25"/>
+    <w:lvlOverride w:ilvl="0">
+      <w:startOverride w:val="1"/>
+    </w:lvlOverride>
+  </w:num>
+  <w:num w:numId="5" w16cid:durableId="71777004">
+    <w:abstractNumId w:val="22"/>
+    <w:lvlOverride w:ilvl="0">
+      <w:startOverride w:val="1"/>
+    </w:lvlOverride>
+  </w:num>
+  <w:num w:numId="6" w16cid:durableId="1760060579">
+    <w:abstractNumId w:val="7"/>
+    <w:lvlOverride w:ilvl="0">
+      <w:startOverride w:val="1"/>
+    </w:lvlOverride>
+  </w:num>
+  <w:num w:numId="7" w16cid:durableId="872379424">
+    <w:abstractNumId w:val="3"/>
+    <w:lvlOverride w:ilvl="0">
+      <w:startOverride w:val="1"/>
+    </w:lvlOverride>
+  </w:num>
+  <w:num w:numId="8" w16cid:durableId="333074042">
+    <w:abstractNumId w:val="14"/>
+    <w:lvlOverride w:ilvl="0">
+      <w:startOverride w:val="1"/>
+    </w:lvlOverride>
+  </w:num>
+  <w:num w:numId="9" w16cid:durableId="1148550021">
+    <w:abstractNumId w:val="24"/>
+    <w:lvlOverride w:ilvl="0">
+      <w:startOverride w:val="1"/>
+    </w:lvlOverride>
+  </w:num>
+  <w:num w:numId="10" w16cid:durableId="1925532536">
+    <w:abstractNumId w:val="0"/>
+    <w:lvlOverride w:ilvl="0">
+      <w:startOverride w:val="1"/>
+    </w:lvlOverride>
+  </w:num>
+  <w:num w:numId="11" w16cid:durableId="655720341">
+    <w:abstractNumId w:val="9"/>
+    <w:lvlOverride w:ilvl="0">
+      <w:startOverride w:val="1"/>
+    </w:lvlOverride>
+  </w:num>
+  <w:num w:numId="12" w16cid:durableId="261107068">
+    <w:abstractNumId w:val="6"/>
+    <w:lvlOverride w:ilvl="0">
+      <w:startOverride w:val="1"/>
+    </w:lvlOverride>
+  </w:num>
+  <w:num w:numId="13" w16cid:durableId="1822111936">
+    <w:abstractNumId w:val="4"/>
+    <w:lvlOverride w:ilvl="0">
+      <w:startOverride w:val="1"/>
+    </w:lvlOverride>
+  </w:num>
+  <w:num w:numId="14" w16cid:durableId="1391804796">
+    <w:abstractNumId w:val="2"/>
+    <w:lvlOverride w:ilvl="0">
+      <w:startOverride w:val="1"/>
+    </w:lvlOverride>
+  </w:num>
+  <w:num w:numId="15" w16cid:durableId="833955421">
+    <w:abstractNumId w:val="1"/>
+    <w:lvlOverride w:ilvl="0">
+      <w:startOverride w:val="1"/>
+    </w:lvlOverride>
+  </w:num>
+  <w:num w:numId="16" w16cid:durableId="811944915">
     <w:abstractNumId w:val="18"/>
     <w:lvlOverride w:ilvl="0">
       <w:startOverride w:val="1"/>
     </w:lvlOverride>
   </w:num>
-  <w:num w:numId="2" w16cid:durableId="2015910973">
+  <w:num w:numId="17" w16cid:durableId="59793038">
+    <w:abstractNumId w:val="23"/>
+    <w:lvlOverride w:ilvl="0">
+      <w:startOverride w:val="1"/>
+    </w:lvlOverride>
+  </w:num>
+  <w:num w:numId="18" w16cid:durableId="850531817">
+    <w:abstractNumId w:val="20"/>
+    <w:lvlOverride w:ilvl="0">
+      <w:startOverride w:val="1"/>
+    </w:lvlOverride>
+  </w:num>
+  <w:num w:numId="19" w16cid:durableId="648555237">
+    <w:abstractNumId w:val="21"/>
+    <w:lvlOverride w:ilvl="0">
+      <w:startOverride w:val="1"/>
+    </w:lvlOverride>
+  </w:num>
+  <w:num w:numId="20" w16cid:durableId="1110398622">
+    <w:abstractNumId w:val="12"/>
+    <w:lvlOverride w:ilvl="0">
+      <w:startOverride w:val="1"/>
+    </w:lvlOverride>
+  </w:num>
+  <w:num w:numId="21" w16cid:durableId="698317771">
     <w:abstractNumId w:val="13"/>
     <w:lvlOverride w:ilvl="0">
       <w:startOverride w:val="1"/>
     </w:lvlOverride>
   </w:num>
-  <w:num w:numId="3" w16cid:durableId="1464419008">
+  <w:num w:numId="22" w16cid:durableId="82533834">
+    <w:abstractNumId w:val="5"/>
+    <w:lvlOverride w:ilvl="0">
+      <w:startOverride w:val="1"/>
+    </w:lvlOverride>
+  </w:num>
+  <w:num w:numId="23" w16cid:durableId="2016613840">
+    <w:abstractNumId w:val="8"/>
+    <w:lvlOverride w:ilvl="0">
+      <w:startOverride w:val="1"/>
+    </w:lvlOverride>
+  </w:num>
+  <w:num w:numId="24" w16cid:durableId="1648389163">
+    <w:abstractNumId w:val="10"/>
+    <w:lvlOverride w:ilvl="0">
+      <w:startOverride w:val="1"/>
+    </w:lvlOverride>
+  </w:num>
+  <w:num w:numId="25" w16cid:durableId="671031522">
     <w:abstractNumId w:val="11"/>
     <w:lvlOverride w:ilvl="0">
       <w:startOverride w:val="1"/>
     </w:lvlOverride>
   </w:num>
-  <w:num w:numId="4" w16cid:durableId="1737850120">
-    <w:abstractNumId w:val="22"/>
-    <w:lvlOverride w:ilvl="0">
-      <w:startOverride w:val="1"/>
-    </w:lvlOverride>
-  </w:num>
-  <w:num w:numId="5" w16cid:durableId="477183990">
-    <w:abstractNumId w:val="23"/>
-    <w:lvlOverride w:ilvl="0">
-      <w:startOverride w:val="1"/>
-    </w:lvlOverride>
-  </w:num>
-  <w:num w:numId="6" w16cid:durableId="1077047661">
-    <w:abstractNumId w:val="21"/>
-    <w:lvlOverride w:ilvl="0">
-      <w:startOverride w:val="1"/>
-    </w:lvlOverride>
-  </w:num>
-  <w:num w:numId="7" w16cid:durableId="432088398">
-    <w:abstractNumId w:val="25"/>
-    <w:lvlOverride w:ilvl="0">
-      <w:startOverride w:val="1"/>
-    </w:lvlOverride>
-  </w:num>
-  <w:num w:numId="8" w16cid:durableId="869227633">
-    <w:abstractNumId w:val="16"/>
-    <w:lvlOverride w:ilvl="0">
-      <w:startOverride w:val="1"/>
-    </w:lvlOverride>
-  </w:num>
-  <w:num w:numId="9" w16cid:durableId="1241526530">
-    <w:abstractNumId w:val="8"/>
-    <w:lvlOverride w:ilvl="0">
-      <w:startOverride w:val="1"/>
-    </w:lvlOverride>
-  </w:num>
-  <w:num w:numId="10" w16cid:durableId="1253783128">
-    <w:abstractNumId w:val="3"/>
-    <w:lvlOverride w:ilvl="0">
-      <w:startOverride w:val="1"/>
-    </w:lvlOverride>
-  </w:num>
-  <w:num w:numId="11" w16cid:durableId="2090689393">
-    <w:abstractNumId w:val="4"/>
-    <w:lvlOverride w:ilvl="0">
-      <w:startOverride w:val="1"/>
-    </w:lvlOverride>
-  </w:num>
-  <w:num w:numId="12" w16cid:durableId="2141611221">
-    <w:abstractNumId w:val="5"/>
-    <w:lvlOverride w:ilvl="0">
-      <w:startOverride w:val="1"/>
-    </w:lvlOverride>
-  </w:num>
-  <w:num w:numId="13" w16cid:durableId="690492779">
-    <w:abstractNumId w:val="6"/>
-    <w:lvlOverride w:ilvl="0">
-      <w:startOverride w:val="1"/>
-    </w:lvlOverride>
-  </w:num>
-  <w:num w:numId="14" w16cid:durableId="899095733">
+  <w:num w:numId="26" w16cid:durableId="583224832">
     <w:abstractNumId w:val="15"/>
-    <w:lvlOverride w:ilvl="0">
-      <w:startOverride w:val="1"/>
-    </w:lvlOverride>
-  </w:num>
-  <w:num w:numId="15" w16cid:durableId="1797289035">
-    <w:abstractNumId w:val="2"/>
-    <w:lvlOverride w:ilvl="0">
-      <w:startOverride w:val="1"/>
-    </w:lvlOverride>
-  </w:num>
-  <w:num w:numId="16" w16cid:durableId="744649636">
-    <w:abstractNumId w:val="10"/>
-    <w:lvlOverride w:ilvl="0">
-      <w:startOverride w:val="1"/>
-    </w:lvlOverride>
-  </w:num>
-  <w:num w:numId="17" w16cid:durableId="1128087353">
-    <w:abstractNumId w:val="19"/>
-    <w:lvlOverride w:ilvl="0">
-      <w:startOverride w:val="1"/>
-    </w:lvlOverride>
-  </w:num>
-  <w:num w:numId="18" w16cid:durableId="1388844562">
-    <w:abstractNumId w:val="24"/>
-    <w:lvlOverride w:ilvl="0">
-      <w:startOverride w:val="1"/>
-    </w:lvlOverride>
-  </w:num>
-  <w:num w:numId="19" w16cid:durableId="2107920491">
-    <w:abstractNumId w:val="12"/>
-    <w:lvlOverride w:ilvl="0">
-      <w:startOverride w:val="1"/>
-    </w:lvlOverride>
-  </w:num>
-  <w:num w:numId="20" w16cid:durableId="26370172">
-    <w:abstractNumId w:val="9"/>
-    <w:lvlOverride w:ilvl="0">
-      <w:startOverride w:val="1"/>
-    </w:lvlOverride>
-  </w:num>
-  <w:num w:numId="21" w16cid:durableId="2050060151">
-    <w:abstractNumId w:val="20"/>
-    <w:lvlOverride w:ilvl="0">
-      <w:startOverride w:val="1"/>
-    </w:lvlOverride>
-  </w:num>
-  <w:num w:numId="22" w16cid:durableId="1502046513">
-    <w:abstractNumId w:val="14"/>
-    <w:lvlOverride w:ilvl="0">
-      <w:startOverride w:val="1"/>
-    </w:lvlOverride>
-  </w:num>
-  <w:num w:numId="23" w16cid:durableId="1557162926">
-    <w:abstractNumId w:val="0"/>
-    <w:lvlOverride w:ilvl="0">
-      <w:startOverride w:val="1"/>
-    </w:lvlOverride>
-  </w:num>
-  <w:num w:numId="24" w16cid:durableId="948507126">
-    <w:abstractNumId w:val="7"/>
-    <w:lvlOverride w:ilvl="0">
-      <w:startOverride w:val="1"/>
-    </w:lvlOverride>
-  </w:num>
-  <w:num w:numId="25" w16cid:durableId="1420715207">
-    <w:abstractNumId w:val="1"/>
-    <w:lvlOverride w:ilvl="0">
-      <w:startOverride w:val="1"/>
-    </w:lvlOverride>
-  </w:num>
-  <w:num w:numId="26" w16cid:durableId="1148085436">
-    <w:abstractNumId w:val="17"/>
     <w:lvlOverride w:ilvl="0">
       <w:startOverride w:val="1"/>
     </w:lvlOverride>
